--- a/thesis-iam-writing.docx
+++ b/thesis-iam-writing.docx
@@ -4,19 +4,224 @@
   <w:body>
     <w:p>
       <w:pPr>
+        <w:spacing w:after="200" w:line="276" w:lineRule="auto"/>
+        <w:jc w:val="left"/>
+        <w:rPr>
+          <w:b/>
+          <w:sz w:val="28"/>
+        </w:rPr>
+      </w:pPr>
+      <w:r>
+        <w:rPr>
+          <w:b/>
+          <w:sz w:val="28"/>
+        </w:rPr>
+        <w:br w:type="page"/>
+      </w:r>
+    </w:p>
+    <w:p>
+      <w:pPr>
         <w:spacing w:before="480" w:after="240"/>
         <w:jc w:val="center"/>
-      </w:pPr>
-      <w:r>
         <w:rPr>
           <w:b/>
           <w:sz w:val="28"/>
         </w:rPr>
-        <w:t>CHAPTER ONE</w:t>
-      </w:r>
+      </w:pPr>
     </w:p>
     <w:p>
       <w:pPr>
+        <w:spacing w:after="200" w:line="276" w:lineRule="auto"/>
+        <w:jc w:val="left"/>
+        <w:rPr>
+          <w:b/>
+          <w:sz w:val="28"/>
+        </w:rPr>
+      </w:pPr>
+      <w:r>
+        <w:rPr>
+          <w:b/>
+          <w:sz w:val="28"/>
+        </w:rPr>
+        <w:br w:type="page"/>
+      </w:r>
+    </w:p>
+    <w:p>
+      <w:pPr>
+        <w:spacing w:before="480" w:after="240"/>
+        <w:jc w:val="center"/>
+        <w:rPr>
+          <w:b/>
+          <w:sz w:val="28"/>
+        </w:rPr>
+      </w:pPr>
+    </w:p>
+    <w:p>
+      <w:pPr>
+        <w:spacing w:after="200" w:line="276" w:lineRule="auto"/>
+        <w:jc w:val="left"/>
+        <w:rPr>
+          <w:b/>
+          <w:sz w:val="28"/>
+        </w:rPr>
+      </w:pPr>
+      <w:r>
+        <w:rPr>
+          <w:b/>
+          <w:sz w:val="28"/>
+        </w:rPr>
+        <w:br w:type="page"/>
+      </w:r>
+    </w:p>
+    <w:p>
+      <w:pPr>
+        <w:pStyle w:val="p1"/>
+        <w:jc w:val="center"/>
+        <w:rPr>
+          <w:sz w:val="28"/>
+          <w:szCs w:val="28"/>
+        </w:rPr>
+      </w:pPr>
+      <w:r>
+        <w:rPr>
+          <w:b/>
+          <w:bCs/>
+          <w:sz w:val="28"/>
+          <w:szCs w:val="28"/>
+        </w:rPr>
+        <w:lastRenderedPageBreak/>
+        <w:t>List of Symbols</w:t>
+      </w:r>
+    </w:p>
+    <w:p>
+      <w:pPr>
+        <w:pStyle w:val="p1"/>
+        <w:jc w:val="center"/>
+        <w:rPr>
+          <w:sz w:val="28"/>
+          <w:szCs w:val="28"/>
+        </w:rPr>
+      </w:pPr>
+    </w:p>
+    <w:p>
+      <w:pPr>
+        <w:spacing w:before="480" w:after="240"/>
+        <w:jc w:val="left"/>
+        <w:rPr>
+          <w:b/>
+          <w:sz w:val="28"/>
+        </w:rPr>
+      </w:pPr>
+      <w:r>
+        <w:rPr>
+          <w:b/>
+          <w:sz w:val="28"/>
+        </w:rPr>
+        <w:t>A = {a</w:t>
+      </w:r>
+      <w:proofErr w:type="gramStart"/>
+      <w:r>
+        <w:rPr>
+          <w:b/>
+          <w:sz w:val="28"/>
+        </w:rPr>
+        <w:t>1,a2,…</w:t>
+      </w:r>
+      <w:proofErr w:type="gramEnd"/>
+      <w:r>
+        <w:rPr>
+          <w:b/>
+          <w:sz w:val="28"/>
+        </w:rPr>
+        <w:t>,</w:t>
+      </w:r>
+      <w:proofErr w:type="spellStart"/>
+      <w:r>
+        <w:rPr>
+          <w:b/>
+          <w:sz w:val="28"/>
+        </w:rPr>
+        <w:t>ak</w:t>
+      </w:r>
+      <w:proofErr w:type="spellEnd"/>
+      <w:r>
+        <w:rPr>
+          <w:b/>
+          <w:sz w:val="28"/>
+        </w:rPr>
+        <w:t>}</w:t>
+      </w:r>
+      <w:r>
+        <w:rPr>
+          <w:b/>
+          <w:sz w:val="28"/>
+        </w:rPr>
+        <w:t xml:space="preserve">: </w:t>
+      </w:r>
+      <w:proofErr w:type="spellStart"/>
+      <w:r>
+        <w:rPr>
+          <w:b/>
+          <w:sz w:val="28"/>
+        </w:rPr>
+        <w:t>Algroithms</w:t>
+      </w:r>
+      <w:proofErr w:type="spellEnd"/>
+      <w:r>
+        <w:rPr>
+          <w:b/>
+          <w:sz w:val="28"/>
+        </w:rPr>
+        <w:t xml:space="preserve"> in run time</w:t>
+      </w:r>
+      <w:r>
+        <w:rPr>
+          <w:b/>
+          <w:sz w:val="28"/>
+        </w:rPr>
+        <w:t xml:space="preserve">  </w:t>
+      </w:r>
+    </w:p>
+    <w:p>
+      <w:pPr>
+        <w:spacing w:after="200" w:line="276" w:lineRule="auto"/>
+        <w:jc w:val="left"/>
+        <w:rPr>
+          <w:b/>
+          <w:sz w:val="28"/>
+        </w:rPr>
+      </w:pPr>
+      <w:r>
+        <w:rPr>
+          <w:b/>
+          <w:sz w:val="28"/>
+        </w:rPr>
+        <w:br w:type="page"/>
+      </w:r>
+    </w:p>
+    <w:p>
+      <w:pPr>
+        <w:spacing w:before="480" w:after="240"/>
+        <w:jc w:val="center"/>
+      </w:pPr>
+      <w:r>
+        <w:rPr>
+          <w:b/>
+          <w:sz w:val="28"/>
+        </w:rPr>
+        <w:lastRenderedPageBreak/>
+        <w:t>C</w:t>
+      </w:r>
+      <w:r>
+        <w:rPr>
+          <w:b/>
+          <w:sz w:val="28"/>
+        </w:rPr>
+        <w:t>HAPTER ONE</w:t>
+      </w:r>
+    </w:p>
+    <w:p>
+      <w:pPr>
         <w:spacing w:before="120" w:after="360"/>
         <w:jc w:val="center"/>
       </w:pPr>
@@ -48,7 +253,19 @@
         <w:t xml:space="preserve"> to data preprocessing in machine learning pipelines, sorting algorithms </w:t>
       </w:r>
       <w:r>
-        <w:t>improve the efficiency of searching, data analysis, and algorithm performance across different</w:t>
+        <w:t>improve the efficiency of search</w:t>
+      </w:r>
+      <w:r>
+        <w:t xml:space="preserve"> and</w:t>
+      </w:r>
+      <w:r>
+        <w:t xml:space="preserve"> data analysis, and </w:t>
+      </w:r>
+      <w:r>
+        <w:t>enhance overall algorithmic</w:t>
+      </w:r>
+      <w:r>
+        <w:t xml:space="preserve"> performance across different</w:t>
       </w:r>
       <w:r>
         <w:t xml:space="preserve"> computing infrastructure</w:t>
@@ -60,66 +277,25 @@
         <w:t xml:space="preserve">. </w:t>
       </w:r>
       <w:r>
-        <w:t xml:space="preserve">As far as </w:t>
-      </w:r>
-      <w:r>
-        <w:t>science</w:t>
+        <w:t xml:space="preserve">As </w:t>
+      </w:r>
+      <w:r>
+        <w:t>for scientific discoveries, there is no single sorting algorithm that dominates all others across all possible input distributions; therefore, it is necessary to have substantive information about the input data to predict which</w:t>
+      </w:r>
+      <w:r>
+        <w:t xml:space="preserve"> algo</w:t>
+      </w:r>
+      <w:r>
+        <w:t>r</w:t>
+      </w:r>
+      <w:r>
+        <w:t>ithm to apply.</w:t>
       </w:r>
       <w:r>
         <w:t xml:space="preserve"> </w:t>
       </w:r>
       <w:r>
-        <w:t>discoveries, there is no s</w:t>
-      </w:r>
-      <w:r>
-        <w:t xml:space="preserve">ingle sorting algorithm </w:t>
-      </w:r>
-      <w:r>
-        <w:t xml:space="preserve">that </w:t>
-      </w:r>
-      <w:r>
-        <w:t>dominates all others across every possible input distribution</w:t>
-      </w:r>
-      <w:r>
-        <w:t>;</w:t>
-      </w:r>
-      <w:r>
-        <w:t xml:space="preserve"> </w:t>
-      </w:r>
-      <w:r>
-        <w:t>t</w:t>
-      </w:r>
-      <w:r>
-        <w:t xml:space="preserve">herefore, it is necessary </w:t>
-      </w:r>
-      <w:proofErr w:type="spellStart"/>
-      <w:r>
-        <w:t>to</w:t>
-      </w:r>
-      <w:r>
-        <w:t xml:space="preserve"> </w:t>
-      </w:r>
-      <w:r>
-        <w:t>hav</w:t>
-      </w:r>
-      <w:proofErr w:type="spellEnd"/>
-      <w:r>
-        <w:t>e substantive information about the input data to predict the best algo</w:t>
-      </w:r>
-      <w:r>
-        <w:t>r</w:t>
-      </w:r>
-      <w:r>
-        <w:t>ithm to apply.</w:t>
-      </w:r>
-      <w:r>
-        <w:t xml:space="preserve"> </w:t>
-      </w:r>
-      <w:r>
-        <w:t>At the hardware level, sorting algorithms execute loops involving loading, computation, branching, and swapping, and their performance depends critically on the structural properties of the input data—such as its size, degree of pre-existing order, distribution of duplicate values, and statistical shape.</w:t>
-      </w:r>
-      <w:r>
-        <w:t xml:space="preserve"> S</w:t>
+        <w:t>At the hardware level, sorting algorithms execute loops involving loading, computation, branching, and swapping, and their performance depends critically on the structural properties of the input data—such as its size, degree of pre-existing order, distribution of duplicate values, and statistical shape. S</w:t>
       </w:r>
       <w:r>
         <w:rPr>
@@ -855,7 +1031,7 @@
                 <w:sz w:val="20"/>
                 <w:szCs w:val="20"/>
               </w:rPr>
-              <m:t>n</m:t>
+              <m:t xml:space="preserve">n </m:t>
             </m:r>
             <m:r>
               <w:rPr>
@@ -863,7 +1039,7 @@
                 <w:sz w:val="20"/>
                 <w:szCs w:val="20"/>
               </w:rPr>
-              <m:t xml:space="preserve"> log </m:t>
+              <m:t xml:space="preserve">log </m:t>
             </m:r>
             <m:r>
               <m:rPr>
@@ -914,18 +1090,12 @@
         <w:rPr>
           <w:szCs w:val="24"/>
         </w:rPr>
-        <w:t>adaptive sorting algorithm selection</w:t>
+        <w:t>adaptive sorting algorithm selection at runtime.</w:t>
       </w:r>
       <w:r>
         <w:rPr>
           <w:szCs w:val="24"/>
         </w:rPr>
-        <w:t xml:space="preserve"> at runtime.</w:t>
-      </w:r>
-      <w:r>
-        <w:rPr>
-          <w:szCs w:val="24"/>
-        </w:rPr>
         <w:t xml:space="preserve"> </w:t>
       </w:r>
       <w:r>
@@ -956,14 +1126,14 @@
         <w:rPr>
           <w:lang w:val="en-TR"/>
         </w:rPr>
-        <w:t xml:space="preserve">, which formulates algorithm selection as a prediction problem: given input characteristics, predict which algorithm will minimize execution time. However, practical deployment of </w:t>
+        <w:t xml:space="preserve">, which formulates algorithm selection as a prediction problem: given input characteristics, predict which algorithm will minimize execution time. However, practical deployment of algorithm selection faces a critical limitation—models trained on historical or synthetic </w:t>
       </w:r>
       <w:r>
         <w:rPr>
           <w:lang w:val="en-TR"/>
         </w:rPr>
         <w:lastRenderedPageBreak/>
-        <w:t>algorithm selection faces a critical limitation—models trained on historical or synthetic data often encounter distribution shifts</w:t>
+        <w:t>data often encounter distribution shifts</w:t>
       </w:r>
       <w:r>
         <w:rPr>
@@ -993,142 +1163,145 @@
         <w:t xml:space="preserve">Arrays in production pipelines often exhibit patterns that differ from training data. When models encounter this distribution shift, their accuracy degrades over time. To maintain performance, the </w:t>
       </w:r>
       <w:r>
-        <w:t>research</w:t>
+        <w:t xml:space="preserve">research </w:t>
+      </w:r>
+      <w:r>
+        <w:t>developed</w:t>
+      </w:r>
+      <w:r>
+        <w:t xml:space="preserve"> fast initial predictions and the ability to learn from actual execution outcomes</w:t>
+      </w:r>
+      <w:r>
+        <w:t xml:space="preserve"> by constructing an</w:t>
+      </w:r>
+      <w:r>
+        <w:t xml:space="preserve"> offline machine learning model </w:t>
+      </w:r>
+      <w:r>
+        <w:t xml:space="preserve">that </w:t>
+      </w:r>
+      <w:r>
+        <w:t>provides immediate algorithm recommendations based on array features</w:t>
+      </w:r>
+      <w:r>
+        <w:t>, and</w:t>
       </w:r>
       <w:r>
         <w:t xml:space="preserve"> </w:t>
       </w:r>
       <w:r>
-        <w:t>developed</w:t>
-      </w:r>
-      <w:r>
-        <w:t xml:space="preserve"> fast initial predictions and the ability to learn from actual execution outcomes</w:t>
-      </w:r>
-      <w:r>
-        <w:t xml:space="preserve"> by constructing an</w:t>
-      </w:r>
-      <w:r>
-        <w:t xml:space="preserve"> offline machine learning model </w:t>
-      </w:r>
-      <w:r>
-        <w:t xml:space="preserve">that </w:t>
-      </w:r>
-      <w:r>
-        <w:t>provides immediate algorithm recommendations based on array features</w:t>
-      </w:r>
-      <w:r>
-        <w:t>, and</w:t>
+        <w:t xml:space="preserve">an </w:t>
+      </w:r>
+      <w:r>
+        <w:t>online contextual bandit observes real execution times and updates its predictions for similar future arrays. Together, these components adapt to new patterns while preserving the stability of the initial baseline.</w:t>
       </w:r>
       <w:r>
         <w:t xml:space="preserve"> </w:t>
       </w:r>
       <w:r>
+        <w:rPr>
+          <w:lang w:val="en-TR"/>
+        </w:rPr>
+        <w:t>Th</w:t>
+      </w:r>
+      <w:r>
+        <w:rPr>
+          <w:lang w:val="en-TR"/>
+        </w:rPr>
+        <w:t xml:space="preserve">e </w:t>
+      </w:r>
+      <w:r>
+        <w:rPr>
+          <w:lang w:val="en-TR"/>
+        </w:rPr>
+        <w:t xml:space="preserve">research makes three primary contributions. First, </w:t>
+      </w:r>
+      <w:r>
+        <w:rPr>
+          <w:lang w:val="en-TR"/>
+        </w:rPr>
+        <w:t>develop</w:t>
+      </w:r>
+      <w:r>
+        <w:rPr>
+          <w:lang w:val="en-TR"/>
+        </w:rPr>
+        <w:t xml:space="preserve"> </w:t>
+      </w:r>
+      <w:r>
+        <w:rPr>
+          <w:lang w:val="en-TR"/>
+        </w:rPr>
         <w:t xml:space="preserve">an </w:t>
       </w:r>
       <w:r>
-        <w:t>online contextual bandit observes real execution times and updates its predictions for similar future arrays. Together, these components adapt to new patterns while preserving the stability of the initial baseline.</w:t>
-      </w:r>
-      <w:r>
+        <w:rPr>
+          <w:lang w:val="en-TR"/>
+        </w:rPr>
+        <w:t xml:space="preserve">offline baseline by training XGBoost on diverse, real-world data with </w:t>
+      </w:r>
+      <w:r>
+        <w:rPr>
+          <w:lang w:val="en-TR"/>
+        </w:rPr>
+        <w:t xml:space="preserve">an </w:t>
+      </w:r>
+      <w:r>
+        <w:rPr>
+          <w:lang w:val="en-TR"/>
+        </w:rPr>
+        <w:t>evaluation methodology</w:t>
+      </w:r>
+      <w:r>
+        <w:rPr>
+          <w:lang w:val="en-TR"/>
+        </w:rPr>
         <w:t xml:space="preserve"> </w:t>
       </w:r>
       <w:r>
         <w:rPr>
           <w:lang w:val="en-TR"/>
         </w:rPr>
-        <w:t>Th</w:t>
+        <w:t xml:space="preserve">discovering the fundamental limits of static algorithm selection. Second, it implements and evaluates </w:t>
       </w:r>
       <w:r>
         <w:rPr>
           <w:lang w:val="en-TR"/>
         </w:rPr>
-        <w:t xml:space="preserve">e </w:t>
+        <w:t>extracted features</w:t>
       </w:r>
       <w:r>
         <w:rPr>
           <w:lang w:val="en-TR"/>
         </w:rPr>
-        <w:t xml:space="preserve">research makes three primary contributions. First, </w:t>
+        <w:t xml:space="preserve"> during </w:t>
       </w:r>
       <w:r>
         <w:rPr>
           <w:lang w:val="en-TR"/>
         </w:rPr>
-        <w:t>develop</w:t>
+        <w:t>offline tire training</w:t>
       </w:r>
       <w:r>
         <w:rPr>
           <w:lang w:val="en-TR"/>
         </w:rPr>
-        <w:t xml:space="preserve"> </w:t>
-      </w:r>
-      <w:r>
-        <w:rPr>
-          <w:lang w:val="en-TR"/>
-        </w:rPr>
-        <w:t xml:space="preserve">an </w:t>
-      </w:r>
-      <w:r>
-        <w:rPr>
-          <w:lang w:val="en-TR"/>
-        </w:rPr>
-        <w:t xml:space="preserve">offline baseline by training XGBoost on diverse, real-world data with </w:t>
-      </w:r>
-      <w:r>
-        <w:rPr>
-          <w:lang w:val="en-TR"/>
-        </w:rPr>
-        <w:t xml:space="preserve">an </w:t>
-      </w:r>
-      <w:r>
-        <w:rPr>
-          <w:lang w:val="en-TR"/>
-        </w:rPr>
-        <w:t>evaluation methodology</w:t>
-      </w:r>
-      <w:r>
-        <w:rPr>
-          <w:lang w:val="en-TR"/>
-        </w:rPr>
-        <w:t xml:space="preserve"> </w:t>
-      </w:r>
-      <w:r>
-        <w:rPr>
-          <w:lang w:val="en-TR"/>
-        </w:rPr>
-        <w:t xml:space="preserve">discovering the fundamental limits of static algorithm selection. Second, it implements and evaluates </w:t>
-      </w:r>
-      <w:r>
-        <w:rPr>
-          <w:lang w:val="en-TR"/>
-        </w:rPr>
-        <w:t>extracted features</w:t>
-      </w:r>
-      <w:r>
-        <w:rPr>
-          <w:lang w:val="en-TR"/>
-        </w:rPr>
-        <w:t xml:space="preserve"> during </w:t>
-      </w:r>
-      <w:r>
-        <w:rPr>
-          <w:lang w:val="en-TR"/>
-        </w:rPr>
-        <w:t>offline tire training</w:t>
-      </w:r>
-      <w:r>
-        <w:rPr>
-          <w:lang w:val="en-TR"/>
-        </w:rPr>
-        <w:t>, demonstrating how online learning adapts to distribution shifts. Third, it provides empirical evidence that sorting algorithm selection exhibits a fundamentally binary structure, where some algorithms are readily distinguishable while others exhibit near-identical performance, requiring online exploration to resolve.</w:t>
-      </w:r>
-      <w:r>
-        <w:t xml:space="preserve"> </w:t>
-      </w:r>
-      <w:r>
-        <w:t>Eff</w:t>
-      </w:r>
-      <w:r>
-        <w:t>ective algorithm selection requires both immediate reliability and ongoing learning. Fast predictions serve new arrays without delay. Real execution feedback improves future decisions. This balance prevents performance degradation as data patterns change.</w:t>
+        <w:t xml:space="preserve">, demonstrating how online learning adapts to distribution shifts. Third, it provides </w:t>
+      </w:r>
+      <w:r>
+        <w:t xml:space="preserve">a binary choice: some options are clearly distinguishable, but others are nearly equal in performance, so online exploration </w:t>
+      </w:r>
+      <w:r>
+        <w:t>was</w:t>
+      </w:r>
+      <w:r>
+        <w:t xml:space="preserve"> necessary</w:t>
+      </w:r>
+      <w:r>
+        <w:t xml:space="preserve"> to implement</w:t>
+      </w:r>
+      <w:r>
+        <w:t>.</w:t>
       </w:r>
     </w:p>
     <w:p>
@@ -1162,10 +1335,9 @@
     </w:p>
     <w:p>
       <w:pPr>
-        <w:spacing w:after="120"/>
+        <w:pStyle w:val="NormalWeb"/>
         <w:rPr>
           <w:rFonts w:asciiTheme="majorBidi" w:hAnsiTheme="majorBidi" w:cstheme="majorBidi"/>
-          <w:color w:val="000000" w:themeColor="text1"/>
         </w:rPr>
       </w:pPr>
       <w:r>
@@ -1174,7 +1346,7 @@
           <w:color w:val="000000" w:themeColor="text1"/>
           <w:shd w:val="clear" w:color="auto" w:fill="FFFFFF"/>
         </w:rPr>
-        <w:t xml:space="preserve">Modern data processing systems </w:t>
+        <w:t xml:space="preserve">The demand for computation--which can be called computing per person has increased much faster than </w:t>
       </w:r>
       <w:r>
         <w:rPr>
@@ -1182,7 +1354,7 @@
           <w:color w:val="000000" w:themeColor="text1"/>
           <w:shd w:val="clear" w:color="auto" w:fill="FFFFFF"/>
         </w:rPr>
-        <w:t xml:space="preserve">use by default </w:t>
+        <w:t>(</w:t>
       </w:r>
       <w:r>
         <w:rPr>
@@ -1190,7 +1362,7 @@
           <w:color w:val="000000" w:themeColor="text1"/>
           <w:shd w:val="clear" w:color="auto" w:fill="FFFFFF"/>
         </w:rPr>
-        <w:t xml:space="preserve">a single sorting algorithm for all inputs, regardless of their characteristics. This static approach </w:t>
+        <w:t>Moore's law</w:t>
       </w:r>
       <w:r>
         <w:rPr>
@@ -1198,7 +1370,7 @@
           <w:color w:val="000000" w:themeColor="text1"/>
           <w:shd w:val="clear" w:color="auto" w:fill="FFFFFF"/>
         </w:rPr>
-        <w:t>lacks</w:t>
+        <w:t xml:space="preserve">, </w:t>
       </w:r>
       <w:r>
         <w:rPr>
@@ -1206,7 +1378,7 @@
           <w:color w:val="000000" w:themeColor="text1"/>
           <w:shd w:val="clear" w:color="auto" w:fill="FFFFFF"/>
         </w:rPr>
-        <w:t xml:space="preserve"> performance.</w:t>
+        <w:t>1965</w:t>
       </w:r>
       <w:r>
         <w:rPr>
@@ -1214,7 +1386,7 @@
           <w:color w:val="000000" w:themeColor="text1"/>
           <w:shd w:val="clear" w:color="auto" w:fill="FFFFFF"/>
         </w:rPr>
-        <w:t xml:space="preserve"> </w:t>
+        <w:t>), so that</w:t>
       </w:r>
       <w:r>
         <w:rPr>
@@ -1222,7 +1394,7 @@
           <w:color w:val="000000" w:themeColor="text1"/>
           <w:shd w:val="clear" w:color="auto" w:fill="FFFFFF"/>
         </w:rPr>
-        <w:t xml:space="preserve">Arrays with strong structural properties, high duplicate concentration, </w:t>
+        <w:t xml:space="preserve"> computational task </w:t>
       </w:r>
       <w:r>
         <w:rPr>
@@ -1230,7 +1402,7 @@
           <w:color w:val="000000" w:themeColor="text1"/>
           <w:shd w:val="clear" w:color="auto" w:fill="FFFFFF"/>
         </w:rPr>
-        <w:t xml:space="preserve">and </w:t>
+        <w:t>to solve</w:t>
       </w:r>
       <w:r>
         <w:rPr>
@@ -1238,7 +1410,7 @@
           <w:color w:val="000000" w:themeColor="text1"/>
           <w:shd w:val="clear" w:color="auto" w:fill="FFFFFF"/>
         </w:rPr>
-        <w:t>specific value distributions</w:t>
+        <w:t xml:space="preserve"> multiple algorithms with vastly different performance profiles across varying input domains, a single default choice leaves performance on the table. Rather than </w:t>
       </w:r>
       <w:r>
         <w:rPr>
@@ -1246,7 +1418,7 @@
           <w:color w:val="000000" w:themeColor="text1"/>
           <w:shd w:val="clear" w:color="auto" w:fill="FFFFFF"/>
         </w:rPr>
-        <w:t xml:space="preserve"> </w:t>
+        <w:t xml:space="preserve">being adaptable </w:t>
       </w:r>
       <w:r>
         <w:rPr>
@@ -1254,19 +1426,7 @@
           <w:color w:val="000000" w:themeColor="text1"/>
           <w:shd w:val="clear" w:color="auto" w:fill="FFFFFF"/>
         </w:rPr>
-        <w:t xml:space="preserve">can be sorted substantially faster with the right algorithm choice. </w:t>
-      </w:r>
-      <w:r>
-        <w:rPr>
-          <w:color w:val="000000" w:themeColor="text1"/>
-        </w:rPr>
-        <w:t>The gap between input-specific optimal selection and a fixed default algorithm quantifies the potential performance loss</w:t>
-      </w:r>
-      <w:r>
-        <w:rPr>
-          <w:color w:val="000000" w:themeColor="text1"/>
-        </w:rPr>
-        <w:t xml:space="preserve">. </w:t>
+        <w:t>everywhere</w:t>
       </w:r>
       <w:r>
         <w:rPr>
@@ -1274,7 +1434,7 @@
           <w:color w:val="000000" w:themeColor="text1"/>
           <w:shd w:val="clear" w:color="auto" w:fill="FFFFFF"/>
         </w:rPr>
-        <w:t xml:space="preserve">Realizing this potential requires solving three simultaneous constraints. First, feature extraction and prediction must be computationally cheap. The overhead of selecting an algorithm must cost less time than the selection saves. All 16 features must </w:t>
+        <w:t xml:space="preserve">, </w:t>
       </w:r>
       <w:r>
         <w:rPr>
@@ -1282,8 +1442,7 @@
           <w:color w:val="000000" w:themeColor="text1"/>
           <w:shd w:val="clear" w:color="auto" w:fill="FFFFFF"/>
         </w:rPr>
-        <w:lastRenderedPageBreak/>
-        <w:t>be computed in O(n) time during a single pass through the array. The selection model must work on new data distributions without retraining, since production inputs often differ from training data. Predictions must be immediate as new arrays arrive.</w:t>
+        <w:t xml:space="preserve">a selector could predict which algorithm to run for each specific input, trading a small overhead for larger gains. Yet this trade-off </w:t>
       </w:r>
       <w:r>
         <w:rPr>
@@ -1291,7 +1450,7 @@
           <w:color w:val="000000" w:themeColor="text1"/>
           <w:shd w:val="clear" w:color="auto" w:fill="FFFFFF"/>
         </w:rPr>
-        <w:t xml:space="preserve"> </w:t>
+        <w:t xml:space="preserve">has factors. Factor one </w:t>
       </w:r>
       <w:r>
         <w:rPr>
@@ -1299,43 +1458,39 @@
           <w:color w:val="000000" w:themeColor="text1"/>
           <w:shd w:val="clear" w:color="auto" w:fill="FFFFFF"/>
         </w:rPr>
-        <w:t>The formal problem is stated as follows. Given an input array, extract 16 structural features in O(n) time. Use these features to predict which of three algorithms—</w:t>
-      </w:r>
-      <w:proofErr w:type="spellStart"/>
+        <w:t xml:space="preserve">is computational efficiency: the cost of computing features and making predictions must be lower than the </w:t>
+      </w:r>
       <w:r>
         <w:rPr>
           <w:rFonts w:asciiTheme="majorBidi" w:hAnsiTheme="majorBidi" w:cstheme="majorBidi"/>
           <w:color w:val="000000" w:themeColor="text1"/>
           <w:shd w:val="clear" w:color="auto" w:fill="FFFFFF"/>
         </w:rPr>
-        <w:t>Introsort</w:t>
-      </w:r>
-      <w:proofErr w:type="spellEnd"/>
+        <w:t>speed of sorting achi</w:t>
+      </w:r>
       <w:r>
         <w:rPr>
           <w:rFonts w:asciiTheme="majorBidi" w:hAnsiTheme="majorBidi" w:cstheme="majorBidi"/>
           <w:color w:val="000000" w:themeColor="text1"/>
           <w:shd w:val="clear" w:color="auto" w:fill="FFFFFF"/>
         </w:rPr>
-        <w:t xml:space="preserve">, Heapsort, </w:t>
-      </w:r>
-      <w:proofErr w:type="spellStart"/>
+        <w:t xml:space="preserve">eved; there is no room for offline retraining or expensive feature extraction—the selector must be lightweight and work </w:t>
+      </w:r>
       <w:r>
         <w:rPr>
           <w:rFonts w:asciiTheme="majorBidi" w:hAnsiTheme="majorBidi" w:cstheme="majorBidi"/>
           <w:color w:val="000000" w:themeColor="text1"/>
           <w:shd w:val="clear" w:color="auto" w:fill="FFFFFF"/>
         </w:rPr>
-        <w:t>Timsort</w:t>
-      </w:r>
-      <w:proofErr w:type="spellEnd"/>
+        <w:t xml:space="preserve">parallel to the </w:t>
+      </w:r>
       <w:r>
         <w:rPr>
           <w:rFonts w:asciiTheme="majorBidi" w:hAnsiTheme="majorBidi" w:cstheme="majorBidi"/>
           <w:color w:val="000000" w:themeColor="text1"/>
           <w:shd w:val="clear" w:color="auto" w:fill="FFFFFF"/>
         </w:rPr>
-        <w:t>—will execute fastest. Success is measured by how often the predicted algorithm matches the actual fastest algorithm, and whether the total cost of feature extraction plus sorting is less than always using a single fixed default algorithm.</w:t>
+        <w:t>interpreter</w:t>
       </w:r>
       <w:r>
         <w:rPr>
@@ -1345,248 +1500,2030 @@
         </w:rPr>
         <w:t xml:space="preserve"> </w:t>
       </w:r>
+      <w:r>
+        <w:rPr>
+          <w:rFonts w:asciiTheme="majorBidi" w:hAnsiTheme="majorBidi" w:cstheme="majorBidi"/>
+          <w:color w:val="000000" w:themeColor="text1"/>
+          <w:shd w:val="clear" w:color="auto" w:fill="FFFFFF"/>
+        </w:rPr>
+        <w:t xml:space="preserve">The second is resilience without retraining: </w:t>
+      </w:r>
+      <w:r>
+        <w:rPr>
+          <w:rFonts w:asciiTheme="majorBidi" w:hAnsiTheme="majorBidi" w:cstheme="majorBidi"/>
+          <w:color w:val="000000" w:themeColor="text1"/>
+          <w:shd w:val="clear" w:color="auto" w:fill="FFFFFF"/>
+        </w:rPr>
+        <w:t>Data distributions diversity</w:t>
+      </w:r>
+      <w:r>
+        <w:rPr>
+          <w:rFonts w:asciiTheme="majorBidi" w:hAnsiTheme="majorBidi" w:cstheme="majorBidi"/>
+          <w:color w:val="000000" w:themeColor="text1"/>
+          <w:shd w:val="clear" w:color="auto" w:fill="FFFFFF"/>
+        </w:rPr>
+        <w:t xml:space="preserve"> is high</w:t>
+      </w:r>
+      <w:r>
+        <w:rPr>
+          <w:rFonts w:asciiTheme="majorBidi" w:hAnsiTheme="majorBidi" w:cstheme="majorBidi"/>
+          <w:color w:val="000000" w:themeColor="text1"/>
+          <w:shd w:val="clear" w:color="auto" w:fill="FFFFFF"/>
+        </w:rPr>
+        <w:t>; no way to know</w:t>
+      </w:r>
+      <w:r>
+        <w:rPr>
+          <w:rFonts w:asciiTheme="majorBidi" w:hAnsiTheme="majorBidi" w:cstheme="majorBidi"/>
+          <w:color w:val="000000" w:themeColor="text1"/>
+          <w:shd w:val="clear" w:color="auto" w:fill="FFFFFF"/>
+        </w:rPr>
+        <w:t xml:space="preserve"> </w:t>
+      </w:r>
+      <w:r>
+        <w:rPr>
+          <w:rFonts w:asciiTheme="majorBidi" w:hAnsiTheme="majorBidi" w:cstheme="majorBidi"/>
+          <w:color w:val="000000" w:themeColor="text1"/>
+          <w:shd w:val="clear" w:color="auto" w:fill="FFFFFF"/>
+        </w:rPr>
+        <w:t xml:space="preserve">what patterns will arrive, yet the selector must adapt or at least not collapse catastrophically. </w:t>
+      </w:r>
+      <w:r>
+        <w:rPr>
+          <w:rFonts w:asciiTheme="majorBidi" w:hAnsiTheme="majorBidi" w:cstheme="majorBidi"/>
+          <w:color w:val="000000" w:themeColor="text1"/>
+          <w:shd w:val="clear" w:color="auto" w:fill="FFFFFF"/>
+        </w:rPr>
+        <w:t xml:space="preserve">Last factor </w:t>
+      </w:r>
+      <w:r>
+        <w:rPr>
+          <w:rFonts w:asciiTheme="majorBidi" w:hAnsiTheme="majorBidi" w:cstheme="majorBidi"/>
+          <w:color w:val="000000" w:themeColor="text1"/>
+          <w:shd w:val="clear" w:color="auto" w:fill="FFFFFF"/>
+        </w:rPr>
+        <w:t xml:space="preserve">is latency—predictions must be instantaneous. In practice, these three constraints pull against each other: more sophisticated models have </w:t>
+      </w:r>
+      <w:r>
+        <w:rPr>
+          <w:rFonts w:asciiTheme="majorBidi" w:hAnsiTheme="majorBidi" w:cstheme="majorBidi"/>
+          <w:color w:val="000000" w:themeColor="text1"/>
+          <w:shd w:val="clear" w:color="auto" w:fill="FFFFFF"/>
+        </w:rPr>
+        <w:lastRenderedPageBreak/>
+        <w:t xml:space="preserve">higher computational cost, they tend to overfit to specific domains, and they have longer inference times. The problem, then, is not just to predict which algorithm is fastest, </w:t>
+      </w:r>
+      <w:r>
+        <w:rPr>
+          <w:rFonts w:asciiTheme="majorBidi" w:hAnsiTheme="majorBidi" w:cstheme="majorBidi"/>
+          <w:color w:val="000000" w:themeColor="text1"/>
+          <w:shd w:val="clear" w:color="auto" w:fill="FFFFFF"/>
+        </w:rPr>
+        <w:t>but what is the least tradeoff</w:t>
+      </w:r>
+      <w:r>
+        <w:rPr>
+          <w:rFonts w:asciiTheme="majorBidi" w:hAnsiTheme="majorBidi" w:cstheme="majorBidi"/>
+          <w:color w:val="000000" w:themeColor="text1"/>
+          <w:shd w:val="clear" w:color="auto" w:fill="FFFFFF"/>
+        </w:rPr>
+        <w:t>.</w:t>
+      </w:r>
+      <w:r>
+        <w:t xml:space="preserve"> </w:t>
+      </w:r>
+      <w:r>
+        <w:rPr>
+          <w:rFonts w:asciiTheme="majorBidi" w:hAnsiTheme="majorBidi" w:cstheme="majorBidi"/>
+          <w:color w:val="000000" w:themeColor="text1"/>
+          <w:shd w:val="clear" w:color="auto" w:fill="FFFFFF"/>
+        </w:rPr>
+        <w:t xml:space="preserve">Formally, the selection problem can be stated as follows. Given a set of inputs X and a portfolio of algorithms </w:t>
+      </w:r>
+      <w:r>
+        <w:rPr>
+          <w:rStyle w:val="mord"/>
+        </w:rPr>
+        <w:t>A</w:t>
+      </w:r>
+      <w:r>
+        <w:rPr>
+          <w:rStyle w:val="mord"/>
+        </w:rPr>
+        <w:t xml:space="preserve"> = </w:t>
+      </w:r>
+      <w:r>
+        <w:rPr>
+          <w:rStyle w:val="mopen"/>
+        </w:rPr>
+        <w:t>{</w:t>
+      </w:r>
+      <w:r>
+        <w:rPr>
+          <w:rStyle w:val="mord"/>
+        </w:rPr>
+        <w:t>a1</w:t>
+      </w:r>
+      <w:proofErr w:type="gramStart"/>
+      <w:r>
+        <w:rPr>
+          <w:rStyle w:val="vlist-s"/>
+        </w:rPr>
+        <w:t>​</w:t>
+      </w:r>
+      <w:r>
+        <w:rPr>
+          <w:rStyle w:val="mpunct"/>
+        </w:rPr>
+        <w:t>,</w:t>
+      </w:r>
+      <w:r>
+        <w:rPr>
+          <w:rStyle w:val="mord"/>
+        </w:rPr>
+        <w:t>a</w:t>
+      </w:r>
+      <w:proofErr w:type="gramEnd"/>
+      <w:r>
+        <w:rPr>
+          <w:rStyle w:val="mord"/>
+        </w:rPr>
+        <w:t>2</w:t>
+      </w:r>
+      <w:proofErr w:type="gramStart"/>
+      <w:r>
+        <w:rPr>
+          <w:rStyle w:val="vlist-s"/>
+        </w:rPr>
+        <w:t>​</w:t>
+      </w:r>
+      <w:r>
+        <w:rPr>
+          <w:rStyle w:val="mpunct"/>
+        </w:rPr>
+        <w:t>,</w:t>
+      </w:r>
+      <w:r>
+        <w:rPr>
+          <w:rStyle w:val="minner"/>
+        </w:rPr>
+        <w:t>…</w:t>
+      </w:r>
+      <w:proofErr w:type="gramEnd"/>
+      <w:r>
+        <w:rPr>
+          <w:rStyle w:val="mpunct"/>
+        </w:rPr>
+        <w:t>,</w:t>
+      </w:r>
+      <w:proofErr w:type="spellStart"/>
+      <w:r>
+        <w:rPr>
+          <w:rStyle w:val="mord"/>
+        </w:rPr>
+        <w:t>ak</w:t>
+      </w:r>
+      <w:proofErr w:type="spellEnd"/>
+      <w:r>
+        <w:rPr>
+          <w:rStyle w:val="vlist-s"/>
+        </w:rPr>
+        <w:t>​</w:t>
+      </w:r>
+      <w:r>
+        <w:rPr>
+          <w:rStyle w:val="mclose"/>
+        </w:rPr>
+        <w:t>}</w:t>
+      </w:r>
+      <w:r>
+        <w:rPr>
+          <w:rStyle w:val="mclose"/>
+        </w:rPr>
+        <w:t xml:space="preserve">, </w:t>
+      </w:r>
+      <w:r>
+        <w:rPr>
+          <w:rFonts w:asciiTheme="majorBidi" w:hAnsiTheme="majorBidi" w:cstheme="majorBidi"/>
+          <w:color w:val="000000" w:themeColor="text1"/>
+          <w:shd w:val="clear" w:color="auto" w:fill="FFFFFF"/>
+        </w:rPr>
+        <w:t xml:space="preserve">define </w:t>
+      </w:r>
+      <m:oMath>
+        <m:sSub>
+          <m:sSubPr>
+            <m:ctrlPr>
+              <w:rPr>
+                <w:rFonts w:ascii="Cambria Math" w:hAnsi="Cambria Math" w:cstheme="majorBidi"/>
+                <w:color w:val="000000" w:themeColor="text1"/>
+                <w:shd w:val="clear" w:color="auto" w:fill="FFFFFF"/>
+              </w:rPr>
+            </m:ctrlPr>
+          </m:sSubPr>
+          <m:e>
+            <m:r>
+              <m:rPr>
+                <m:nor/>
+              </m:rPr>
+              <w:rPr>
+                <w:rFonts w:cstheme="majorBidi"/>
+                <w:color w:val="000000" w:themeColor="text1"/>
+                <w:shd w:val="clear" w:color="auto" w:fill="FFFFFF"/>
+              </w:rPr>
+              <m:t>T</m:t>
+            </m:r>
+          </m:e>
+          <m:sub>
+            <m:r>
+              <m:rPr>
+                <m:nor/>
+              </m:rPr>
+              <w:rPr>
+                <w:rFonts w:cstheme="majorBidi"/>
+                <w:color w:val="000000" w:themeColor="text1"/>
+                <w:shd w:val="clear" w:color="auto" w:fill="FFFFFF"/>
+              </w:rPr>
+              <m:t>a</m:t>
+            </m:r>
+          </m:sub>
+        </m:sSub>
+        <m:d>
+          <m:dPr>
+            <m:ctrlPr>
+              <w:rPr>
+                <w:rFonts w:ascii="Cambria Math" w:hAnsi="Cambria Math" w:cstheme="majorBidi"/>
+                <w:i/>
+                <w:color w:val="000000" w:themeColor="text1"/>
+                <w:shd w:val="clear" w:color="auto" w:fill="FFFFFF"/>
+              </w:rPr>
+            </m:ctrlPr>
+          </m:dPr>
+          <m:e>
+            <m:r>
+              <w:rPr>
+                <w:rFonts w:ascii="Cambria Math" w:hAnsi="Cambria Math" w:cstheme="majorBidi"/>
+                <w:color w:val="000000" w:themeColor="text1"/>
+                <w:shd w:val="clear" w:color="auto" w:fill="FFFFFF"/>
+              </w:rPr>
+              <m:t>x</m:t>
+            </m:r>
+          </m:e>
+        </m:d>
+        <m:r>
+          <w:rPr>
+            <w:rFonts w:ascii="Cambria Math" w:hAnsi="Cambria Math" w:cstheme="majorBidi"/>
+            <w:color w:val="000000" w:themeColor="text1"/>
+            <w:shd w:val="clear" w:color="auto" w:fill="FFFFFF"/>
+          </w:rPr>
+          <m:t xml:space="preserve"> </m:t>
+        </m:r>
+      </m:oMath>
+      <w:r>
+        <w:rPr>
+          <w:rFonts w:asciiTheme="majorBidi" w:hAnsiTheme="majorBidi" w:cstheme="majorBidi"/>
+          <w:color w:val="000000" w:themeColor="text1"/>
+          <w:shd w:val="clear" w:color="auto" w:fill="FFFFFF"/>
+        </w:rPr>
+        <w:t xml:space="preserve">the execution time of algorithm </w:t>
+      </w:r>
+      <w:r>
+        <w:rPr>
+          <w:rFonts w:asciiTheme="majorBidi" w:hAnsiTheme="majorBidi" w:cstheme="majorBidi"/>
+          <w:color w:val="000000" w:themeColor="text1"/>
+          <w:shd w:val="clear" w:color="auto" w:fill="FFFFFF"/>
+        </w:rPr>
+        <w:t xml:space="preserve">A </w:t>
+      </w:r>
+      <w:r>
+        <w:rPr>
+          <w:rFonts w:asciiTheme="majorBidi" w:hAnsiTheme="majorBidi" w:cstheme="majorBidi"/>
+          <w:color w:val="000000" w:themeColor="text1"/>
+          <w:shd w:val="clear" w:color="auto" w:fill="FFFFFF"/>
+        </w:rPr>
+        <w:t xml:space="preserve">on input x. The oracle selector </w:t>
+      </w:r>
+      <m:oMath>
+        <m:sSup>
+          <m:sSupPr>
+            <m:ctrlPr>
+              <w:rPr>
+                <w:rFonts w:ascii="Cambria Math" w:hAnsi="Cambria Math"/>
+              </w:rPr>
+            </m:ctrlPr>
+          </m:sSupPr>
+          <m:e>
+            <m:r>
+              <m:rPr>
+                <m:sty m:val="p"/>
+              </m:rPr>
+              <w:rPr>
+                <w:rFonts w:ascii="Cambria Math" w:hAnsi="Cambria Math"/>
+              </w:rPr>
+              <m:t>a</m:t>
+            </m:r>
+          </m:e>
+          <m:sup>
+            <m:r>
+              <m:rPr>
+                <m:sty m:val="p"/>
+              </m:rPr>
+              <w:rPr>
+                <w:rFonts w:ascii="Cambria Math" w:hAnsi="Cambria Math"/>
+              </w:rPr>
+              <m:t>*</m:t>
+            </m:r>
+            <m:d>
+              <m:dPr>
+                <m:ctrlPr>
+                  <w:rPr>
+                    <w:rFonts w:ascii="Cambria Math" w:hAnsi="Cambria Math"/>
+                  </w:rPr>
+                </m:ctrlPr>
+              </m:dPr>
+              <m:e>
+                <m:r>
+                  <m:rPr>
+                    <m:sty m:val="p"/>
+                  </m:rPr>
+                  <w:rPr>
+                    <w:rFonts w:ascii="Cambria Math" w:hAnsi="Cambria Math"/>
+                  </w:rPr>
+                  <m:t>x</m:t>
+                </m:r>
+              </m:e>
+            </m:d>
+          </m:sup>
+        </m:sSup>
+        <m:r>
+          <m:rPr>
+            <m:sty m:val="p"/>
+          </m:rPr>
+          <w:rPr>
+            <w:rFonts w:ascii="Cambria Math" w:hAnsi="Cambria Math"/>
+          </w:rPr>
+          <m:t>=</m:t>
+        </m:r>
+        <m:func>
+          <m:funcPr>
+            <m:ctrlPr>
+              <w:rPr>
+                <w:rFonts w:ascii="Cambria Math" w:hAnsi="Cambria Math"/>
+              </w:rPr>
+            </m:ctrlPr>
+          </m:funcPr>
+          <m:fName>
+            <m:limLow>
+              <m:limLowPr>
+                <m:ctrlPr>
+                  <w:rPr>
+                    <w:rFonts w:ascii="Cambria Math" w:hAnsi="Cambria Math"/>
+                  </w:rPr>
+                </m:ctrlPr>
+              </m:limLowPr>
+              <m:e>
+                <m:r>
+                  <m:rPr>
+                    <m:sty m:val="p"/>
+                  </m:rPr>
+                  <w:rPr>
+                    <w:rFonts w:ascii="Cambria Math" w:hAnsi="Cambria Math"/>
+                  </w:rPr>
+                  <m:t>min</m:t>
+                </m:r>
+              </m:e>
+              <m:lim>
+                <m:r>
+                  <m:rPr>
+                    <m:sty m:val="p"/>
+                  </m:rPr>
+                  <w:rPr>
+                    <w:rFonts w:ascii="Cambria Math" w:hAnsi="Cambria Math"/>
+                  </w:rPr>
+                  <m:t>a</m:t>
+                </m:r>
+                <m:r>
+                  <m:rPr>
+                    <m:sty m:val="p"/>
+                  </m:rPr>
+                  <w:rPr>
+                    <w:rFonts w:ascii="Cambria Math" w:hAnsi="Cambria Math" w:cs="Cambria Math"/>
+                  </w:rPr>
+                  <m:t>∈</m:t>
+                </m:r>
+                <m:r>
+                  <m:rPr>
+                    <m:sty m:val="p"/>
+                  </m:rPr>
+                  <w:rPr>
+                    <w:rFonts w:ascii="Cambria Math" w:hAnsi="Cambria Math"/>
+                  </w:rPr>
+                  <m:t>A</m:t>
+                </m:r>
+              </m:lim>
+            </m:limLow>
+          </m:fName>
+          <m:e>
+            <m:sSub>
+              <m:sSubPr>
+                <m:ctrlPr>
+                  <w:rPr>
+                    <w:rFonts w:ascii="Cambria Math" w:hAnsi="Cambria Math"/>
+                  </w:rPr>
+                </m:ctrlPr>
+              </m:sSubPr>
+              <m:e>
+                <m:r>
+                  <m:rPr>
+                    <m:sty m:val="p"/>
+                  </m:rPr>
+                  <w:rPr>
+                    <w:rFonts w:ascii="Cambria Math" w:hAnsi="Cambria Math"/>
+                  </w:rPr>
+                  <m:t>T</m:t>
+                </m:r>
+              </m:e>
+              <m:sub>
+                <m:r>
+                  <m:rPr>
+                    <m:sty m:val="p"/>
+                  </m:rPr>
+                  <w:rPr>
+                    <w:rFonts w:ascii="Cambria Math" w:hAnsi="Cambria Math"/>
+                  </w:rPr>
+                  <m:t>a</m:t>
+                </m:r>
+                <m:d>
+                  <m:dPr>
+                    <m:ctrlPr>
+                      <w:rPr>
+                        <w:rFonts w:ascii="Cambria Math" w:hAnsi="Cambria Math"/>
+                      </w:rPr>
+                    </m:ctrlPr>
+                  </m:dPr>
+                  <m:e>
+                    <m:r>
+                      <m:rPr>
+                        <m:sty m:val="p"/>
+                      </m:rPr>
+                      <w:rPr>
+                        <w:rFonts w:ascii="Cambria Math" w:hAnsi="Cambria Math"/>
+                      </w:rPr>
+                      <m:t>x</m:t>
+                    </m:r>
+                  </m:e>
+                </m:d>
+              </m:sub>
+            </m:sSub>
+            <m:ctrlPr>
+              <w:rPr>
+                <w:rFonts w:ascii="Cambria Math" w:hAnsi="Cambria Math"/>
+                <w:i/>
+              </w:rPr>
+            </m:ctrlPr>
+          </m:e>
+        </m:func>
+      </m:oMath>
     </w:p>
     <w:p>
       <w:pPr>
+        <w:pStyle w:val="NormalWeb"/>
+        <w:rPr>
+          <w:rFonts w:asciiTheme="majorBidi" w:hAnsiTheme="majorBidi" w:cstheme="majorBidi"/>
+          <w:color w:val="000000" w:themeColor="text1"/>
+          <w:shd w:val="clear" w:color="auto" w:fill="FFFFFF"/>
+        </w:rPr>
+      </w:pPr>
+      <w:r>
+        <w:rPr>
+          <w:rFonts w:asciiTheme="majorBidi" w:hAnsiTheme="majorBidi" w:cstheme="majorBidi"/>
+          <w:color w:val="000000" w:themeColor="text1"/>
+          <w:shd w:val="clear" w:color="auto" w:fill="FFFFFF"/>
+        </w:rPr>
+        <w:t>always picks the fastest algorithm</w:t>
+      </w:r>
+      <w:r>
+        <w:rPr>
+          <w:rFonts w:asciiTheme="majorBidi" w:hAnsiTheme="majorBidi" w:cstheme="majorBidi"/>
+          <w:color w:val="000000" w:themeColor="text1"/>
+          <w:shd w:val="clear" w:color="auto" w:fill="FFFFFF"/>
+        </w:rPr>
+        <w:t>,</w:t>
+      </w:r>
+      <w:r>
+        <w:rPr>
+          <w:rFonts w:asciiTheme="majorBidi" w:hAnsiTheme="majorBidi" w:cstheme="majorBidi"/>
+          <w:color w:val="000000" w:themeColor="text1"/>
+          <w:shd w:val="clear" w:color="auto" w:fill="FFFFFF"/>
+        </w:rPr>
+        <w:t xml:space="preserve"> but computing the oracle requires observing all execution times, which defeats the purpose. A practical selector s(f(x)) </w:t>
+      </w:r>
+      <w:r>
+        <w:rPr>
+          <w:rFonts w:asciiTheme="majorBidi" w:hAnsiTheme="majorBidi" w:cstheme="majorBidi"/>
+          <w:color w:val="000000" w:themeColor="text1"/>
+          <w:shd w:val="clear" w:color="auto" w:fill="FFFFFF"/>
+        </w:rPr>
+        <w:t>is the 16-dimensio</w:t>
+      </w:r>
+      <w:r>
+        <w:rPr>
+          <w:rFonts w:asciiTheme="majorBidi" w:hAnsiTheme="majorBidi" w:cstheme="majorBidi"/>
+          <w:color w:val="000000" w:themeColor="text1"/>
+          <w:shd w:val="clear" w:color="auto" w:fill="FFFFFF"/>
+        </w:rPr>
+        <w:t>n</w:t>
+      </w:r>
+      <w:r>
+        <w:rPr>
+          <w:rFonts w:asciiTheme="majorBidi" w:hAnsiTheme="majorBidi" w:cstheme="majorBidi"/>
+          <w:color w:val="000000" w:themeColor="text1"/>
+          <w:shd w:val="clear" w:color="auto" w:fill="FFFFFF"/>
+        </w:rPr>
+        <w:t xml:space="preserve">al feature vector extracted from the input x </w:t>
+      </w:r>
+      <w:r>
+        <w:rPr>
+          <w:rFonts w:asciiTheme="majorBidi" w:hAnsiTheme="majorBidi" w:cstheme="majorBidi"/>
+          <w:color w:val="000000" w:themeColor="text1"/>
+          <w:shd w:val="clear" w:color="auto" w:fill="FFFFFF"/>
+        </w:rPr>
+        <w:t xml:space="preserve">instead </w:t>
+      </w:r>
+      <w:r>
+        <w:rPr>
+          <w:rFonts w:asciiTheme="majorBidi" w:hAnsiTheme="majorBidi" w:cstheme="majorBidi"/>
+          <w:color w:val="000000" w:themeColor="text1"/>
+          <w:shd w:val="clear" w:color="auto" w:fill="FFFFFF"/>
+        </w:rPr>
+        <w:t>of computing</w:t>
+      </w:r>
+      <w:r>
+        <w:rPr>
+          <w:rFonts w:asciiTheme="majorBidi" w:hAnsiTheme="majorBidi" w:cstheme="majorBidi"/>
+          <w:color w:val="000000" w:themeColor="text1"/>
+          <w:shd w:val="clear" w:color="auto" w:fill="FFFFFF"/>
+        </w:rPr>
+        <w:t xml:space="preserve"> features </w:t>
+      </w:r>
+      <w:bookmarkStart w:id="0" w:name="OLE_LINK1"/>
+      <w:r>
+        <w:rPr>
+          <w:rFonts w:asciiTheme="majorBidi" w:hAnsiTheme="majorBidi" w:cstheme="majorBidi"/>
+          <w:color w:val="000000" w:themeColor="text1"/>
+          <w:shd w:val="clear" w:color="auto" w:fill="FFFFFF"/>
+        </w:rPr>
+        <w:t xml:space="preserve">f(x) </w:t>
+      </w:r>
+      <w:bookmarkEnd w:id="0"/>
+      <w:r>
+        <w:rPr>
+          <w:rFonts w:asciiTheme="majorBidi" w:hAnsiTheme="majorBidi" w:cstheme="majorBidi"/>
+          <w:color w:val="000000" w:themeColor="text1"/>
+          <w:shd w:val="clear" w:color="auto" w:fill="FFFFFF"/>
+        </w:rPr>
+        <w:t xml:space="preserve">from the input and uses those to predict which algorithm to run. The objective is to </w:t>
+      </w:r>
+      <w:proofErr w:type="gramStart"/>
+      <w:r>
+        <w:rPr>
+          <w:rFonts w:asciiTheme="majorBidi" w:hAnsiTheme="majorBidi" w:cstheme="majorBidi"/>
+          <w:color w:val="000000" w:themeColor="text1"/>
+          <w:shd w:val="clear" w:color="auto" w:fill="FFFFFF"/>
+        </w:rPr>
+        <w:t>learn  regret</w:t>
+      </w:r>
+      <w:proofErr w:type="gramEnd"/>
+      <w:r>
+        <w:rPr>
+          <w:rFonts w:asciiTheme="majorBidi" w:hAnsiTheme="majorBidi" w:cstheme="majorBidi"/>
+          <w:color w:val="000000" w:themeColor="text1"/>
+          <w:shd w:val="clear" w:color="auto" w:fill="FFFFFF"/>
+        </w:rPr>
+        <w:t xml:space="preserve"> </w:t>
+      </w:r>
+      <w:r>
+        <w:rPr>
+          <w:rFonts w:asciiTheme="majorBidi" w:hAnsiTheme="majorBidi" w:cstheme="majorBidi"/>
+          <w:color w:val="000000" w:themeColor="text1"/>
+          <w:shd w:val="clear" w:color="auto" w:fill="FFFFFF"/>
+        </w:rPr>
+        <w:t>which can be defined as follow:</w:t>
+      </w:r>
+    </w:p>
+    <w:p>
+      <w:pPr>
+        <w:spacing w:before="360" w:after="120"/>
+        <w:jc w:val="center"/>
+        <w:rPr>
+          <w:rFonts w:asciiTheme="majorBidi" w:hAnsiTheme="majorBidi" w:cstheme="majorBidi"/>
+        </w:rPr>
+      </w:pPr>
+      <m:oMathPara>
+        <m:oMath>
+          <m:r>
+            <m:rPr>
+              <m:sty m:val="p"/>
+            </m:rPr>
+            <w:rPr>
+              <w:rFonts w:ascii="Cambria Math" w:hAnsi="Cambria Math"/>
+            </w:rPr>
+            <m:t>Regret</m:t>
+          </m:r>
+          <m:d>
+            <m:dPr>
+              <m:ctrlPr>
+                <w:rPr>
+                  <w:rFonts w:ascii="Cambria Math" w:hAnsi="Cambria Math"/>
+                </w:rPr>
+              </m:ctrlPr>
+            </m:dPr>
+            <m:e>
+              <m:r>
+                <m:rPr>
+                  <m:sty m:val="p"/>
+                </m:rPr>
+                <w:rPr>
+                  <w:rFonts w:ascii="Cambria Math" w:hAnsi="Cambria Math"/>
+                </w:rPr>
+                <m:t>s</m:t>
+              </m:r>
+            </m:e>
+          </m:d>
+          <m:r>
+            <m:rPr>
+              <m:sty m:val="p"/>
+            </m:rPr>
+            <w:rPr>
+              <w:rFonts w:ascii="Cambria Math" w:hAnsi="Cambria Math"/>
+            </w:rPr>
+            <m:t>=E</m:t>
+          </m:r>
+          <m:d>
+            <m:dPr>
+              <m:begChr m:val="["/>
+              <m:endChr m:val="]"/>
+              <m:ctrlPr>
+                <w:rPr>
+                  <w:rFonts w:ascii="Cambria Math" w:hAnsi="Cambria Math"/>
+                </w:rPr>
+              </m:ctrlPr>
+            </m:dPr>
+            <m:e>
+              <m:sSub>
+                <m:sSubPr>
+                  <m:ctrlPr>
+                    <w:rPr>
+                      <w:rFonts w:ascii="Cambria Math" w:hAnsi="Cambria Math"/>
+                    </w:rPr>
+                  </m:ctrlPr>
+                </m:sSubPr>
+                <m:e>
+                  <m:r>
+                    <m:rPr>
+                      <m:sty m:val="p"/>
+                    </m:rPr>
+                    <w:rPr>
+                      <w:rFonts w:ascii="Cambria Math" w:hAnsi="Cambria Math"/>
+                    </w:rPr>
+                    <m:t>T</m:t>
+                  </m:r>
+                </m:e>
+                <m:sub>
+                  <m:d>
+                    <m:dPr>
+                      <m:ctrlPr>
+                        <w:rPr>
+                          <w:rFonts w:ascii="Cambria Math" w:hAnsi="Cambria Math"/>
+                        </w:rPr>
+                      </m:ctrlPr>
+                    </m:dPr>
+                    <m:e>
+                      <m:r>
+                        <m:rPr>
+                          <m:sty m:val="p"/>
+                        </m:rPr>
+                        <w:rPr>
+                          <w:rFonts w:ascii="Cambria Math" w:hAnsi="Cambria Math"/>
+                        </w:rPr>
+                        <m:t>s</m:t>
+                      </m:r>
+                      <m:d>
+                        <m:dPr>
+                          <m:ctrlPr>
+                            <w:rPr>
+                              <w:rFonts w:ascii="Cambria Math" w:hAnsi="Cambria Math"/>
+                            </w:rPr>
+                          </m:ctrlPr>
+                        </m:dPr>
+                        <m:e>
+                          <m:r>
+                            <m:rPr>
+                              <m:sty m:val="p"/>
+                            </m:rPr>
+                            <w:rPr>
+                              <w:rFonts w:ascii="Cambria Math" w:hAnsi="Cambria Math"/>
+                            </w:rPr>
+                            <m:t>f</m:t>
+                          </m:r>
+                          <m:d>
+                            <m:dPr>
+                              <m:ctrlPr>
+                                <w:rPr>
+                                  <w:rFonts w:ascii="Cambria Math" w:hAnsi="Cambria Math"/>
+                                </w:rPr>
+                              </m:ctrlPr>
+                            </m:dPr>
+                            <m:e>
+                              <m:r>
+                                <m:rPr>
+                                  <m:sty m:val="p"/>
+                                </m:rPr>
+                                <w:rPr>
+                                  <w:rFonts w:ascii="Cambria Math" w:hAnsi="Cambria Math"/>
+                                </w:rPr>
+                                <m:t>x</m:t>
+                              </m:r>
+                            </m:e>
+                          </m:d>
+                        </m:e>
+                      </m:d>
+                    </m:e>
+                  </m:d>
+                  <m:d>
+                    <m:dPr>
+                      <m:ctrlPr>
+                        <w:rPr>
+                          <w:rFonts w:ascii="Cambria Math" w:hAnsi="Cambria Math"/>
+                        </w:rPr>
+                      </m:ctrlPr>
+                    </m:dPr>
+                    <m:e>
+                      <m:r>
+                        <m:rPr>
+                          <m:sty m:val="p"/>
+                        </m:rPr>
+                        <w:rPr>
+                          <w:rFonts w:ascii="Cambria Math" w:hAnsi="Cambria Math"/>
+                        </w:rPr>
+                        <m:t>x</m:t>
+                      </m:r>
+                    </m:e>
+                  </m:d>
+                </m:sub>
+              </m:sSub>
+              <m:r>
+                <m:rPr>
+                  <m:sty m:val="p"/>
+                </m:rPr>
+                <w:rPr>
+                  <w:rFonts w:ascii="Cambria Math" w:hAnsi="Cambria Math"/>
+                </w:rPr>
+                <m:t>-</m:t>
+              </m:r>
+              <m:sSub>
+                <m:sSubPr>
+                  <m:ctrlPr>
+                    <w:rPr>
+                      <w:rFonts w:ascii="Cambria Math" w:hAnsi="Cambria Math"/>
+                    </w:rPr>
+                  </m:ctrlPr>
+                </m:sSubPr>
+                <m:e>
+                  <m:r>
+                    <m:rPr>
+                      <m:sty m:val="p"/>
+                    </m:rPr>
+                    <w:rPr>
+                      <w:rFonts w:ascii="Cambria Math" w:hAnsi="Cambria Math"/>
+                    </w:rPr>
+                    <m:t>T</m:t>
+                  </m:r>
+                </m:e>
+                <m:sub>
+                  <m:d>
+                    <m:dPr>
+                      <m:ctrlPr>
+                        <w:rPr>
+                          <w:rFonts w:ascii="Cambria Math" w:hAnsi="Cambria Math"/>
+                        </w:rPr>
+                      </m:ctrlPr>
+                    </m:dPr>
+                    <m:e>
+                      <m:sSup>
+                        <m:sSupPr>
+                          <m:ctrlPr>
+                            <w:rPr>
+                              <w:rFonts w:ascii="Cambria Math" w:hAnsi="Cambria Math"/>
+                            </w:rPr>
+                          </m:ctrlPr>
+                        </m:sSupPr>
+                        <m:e>
+                          <m:r>
+                            <m:rPr>
+                              <m:sty m:val="p"/>
+                            </m:rPr>
+                            <w:rPr>
+                              <w:rFonts w:ascii="Cambria Math" w:hAnsi="Cambria Math"/>
+                            </w:rPr>
+                            <m:t>a</m:t>
+                          </m:r>
+                        </m:e>
+                        <m:sup>
+                          <m:r>
+                            <m:rPr>
+                              <m:sty m:val="p"/>
+                            </m:rPr>
+                            <w:rPr>
+                              <w:rFonts w:ascii="Cambria Math" w:hAnsi="Cambria Math"/>
+                            </w:rPr>
+                            <m:t>*</m:t>
+                          </m:r>
+                          <m:d>
+                            <m:dPr>
+                              <m:ctrlPr>
+                                <w:rPr>
+                                  <w:rFonts w:ascii="Cambria Math" w:hAnsi="Cambria Math"/>
+                                </w:rPr>
+                              </m:ctrlPr>
+                            </m:dPr>
+                            <m:e>
+                              <m:r>
+                                <m:rPr>
+                                  <m:sty m:val="p"/>
+                                </m:rPr>
+                                <w:rPr>
+                                  <w:rFonts w:ascii="Cambria Math" w:hAnsi="Cambria Math"/>
+                                </w:rPr>
+                                <m:t>x</m:t>
+                              </m:r>
+                            </m:e>
+                          </m:d>
+                        </m:sup>
+                      </m:sSup>
+                    </m:e>
+                  </m:d>
+                  <m:d>
+                    <m:dPr>
+                      <m:ctrlPr>
+                        <w:rPr>
+                          <w:rFonts w:ascii="Cambria Math" w:hAnsi="Cambria Math"/>
+                        </w:rPr>
+                      </m:ctrlPr>
+                    </m:dPr>
+                    <m:e>
+                      <m:r>
+                        <m:rPr>
+                          <m:sty m:val="p"/>
+                        </m:rPr>
+                        <w:rPr>
+                          <w:rFonts w:ascii="Cambria Math" w:hAnsi="Cambria Math"/>
+                        </w:rPr>
+                        <m:t>x</m:t>
+                      </m:r>
+                    </m:e>
+                  </m:d>
+                </m:sub>
+              </m:sSub>
+            </m:e>
+          </m:d>
+        </m:oMath>
+      </m:oMathPara>
+    </w:p>
+    <w:p>
+      <w:pPr>
+        <w:spacing w:before="360" w:after="120"/>
+        <w:rPr>
+          <w:rFonts w:asciiTheme="majorBidi" w:hAnsiTheme="majorBidi" w:cstheme="majorBidi"/>
+          <w:color w:val="000000" w:themeColor="text1"/>
+          <w:shd w:val="clear" w:color="auto" w:fill="FFFFFF"/>
+        </w:rPr>
+      </w:pPr>
+      <w:r>
+        <w:rPr>
+          <w:rFonts w:asciiTheme="majorBidi" w:hAnsiTheme="majorBidi" w:cstheme="majorBidi"/>
+          <w:color w:val="000000" w:themeColor="text1"/>
+          <w:shd w:val="clear" w:color="auto" w:fill="FFFFFF"/>
+        </w:rPr>
+        <w:t xml:space="preserve">where the expectation is taken over the </w:t>
+      </w:r>
+      <w:r>
+        <w:rPr>
+          <w:rFonts w:asciiTheme="majorBidi" w:hAnsiTheme="majorBidi" w:cstheme="majorBidi"/>
+          <w:color w:val="000000" w:themeColor="text1"/>
+          <w:shd w:val="clear" w:color="auto" w:fill="FFFFFF"/>
+        </w:rPr>
+        <w:t>input and its distribution</w:t>
+      </w:r>
+      <w:r>
+        <w:rPr>
+          <w:rFonts w:asciiTheme="majorBidi" w:hAnsiTheme="majorBidi" w:cstheme="majorBidi"/>
+          <w:color w:val="000000" w:themeColor="text1"/>
+          <w:shd w:val="clear" w:color="auto" w:fill="FFFFFF"/>
+        </w:rPr>
+        <w:t xml:space="preserve">. The regret quantifies how much worse the selector's choice is </w:t>
+      </w:r>
+      <w:r>
+        <w:rPr>
+          <w:rFonts w:asciiTheme="majorBidi" w:hAnsiTheme="majorBidi" w:cstheme="majorBidi"/>
+          <w:color w:val="000000" w:themeColor="text1"/>
+          <w:shd w:val="clear" w:color="auto" w:fill="FFFFFF"/>
+        </w:rPr>
+        <w:t>than</w:t>
+      </w:r>
+      <w:r>
+        <w:rPr>
+          <w:rFonts w:asciiTheme="majorBidi" w:hAnsiTheme="majorBidi" w:cstheme="majorBidi"/>
+          <w:color w:val="000000" w:themeColor="text1"/>
+          <w:shd w:val="clear" w:color="auto" w:fill="FFFFFF"/>
+        </w:rPr>
+        <w:t xml:space="preserve"> the </w:t>
+      </w:r>
+      <w:proofErr w:type="gramStart"/>
+      <w:r>
+        <w:rPr>
+          <w:rFonts w:asciiTheme="majorBidi" w:hAnsiTheme="majorBidi" w:cstheme="majorBidi"/>
+          <w:color w:val="000000" w:themeColor="text1"/>
+          <w:shd w:val="clear" w:color="auto" w:fill="FFFFFF"/>
+        </w:rPr>
+        <w:t>oracle</w:t>
+      </w:r>
+      <w:r>
+        <w:rPr>
+          <w:rFonts w:asciiTheme="majorBidi" w:hAnsiTheme="majorBidi" w:cstheme="majorBidi"/>
+          <w:color w:val="000000" w:themeColor="text1"/>
+          <w:shd w:val="clear" w:color="auto" w:fill="FFFFFF"/>
+        </w:rPr>
+        <w:t>'s</w:t>
+      </w:r>
+      <w:proofErr w:type="gramEnd"/>
+      <w:r>
+        <w:rPr>
+          <w:rFonts w:asciiTheme="majorBidi" w:hAnsiTheme="majorBidi" w:cstheme="majorBidi"/>
+          <w:color w:val="000000" w:themeColor="text1"/>
+          <w:shd w:val="clear" w:color="auto" w:fill="FFFFFF"/>
+        </w:rPr>
+        <w:t>. For selection to deliver value, the full end-to-end cost—feature computation plus execution of the selected algorithm</w:t>
+      </w:r>
+      <w:r>
+        <w:rPr>
+          <w:rFonts w:asciiTheme="majorBidi" w:hAnsiTheme="majorBidi" w:cstheme="majorBidi"/>
+          <w:color w:val="000000" w:themeColor="text1"/>
+          <w:shd w:val="clear" w:color="auto" w:fill="FFFFFF"/>
+        </w:rPr>
+        <w:t xml:space="preserve"> </w:t>
+      </w:r>
+      <w:r>
+        <w:rPr>
+          <w:rFonts w:asciiTheme="majorBidi" w:hAnsiTheme="majorBidi" w:cstheme="majorBidi"/>
+          <w:color w:val="000000" w:themeColor="text1"/>
+          <w:shd w:val="clear" w:color="auto" w:fill="FFFFFF"/>
+        </w:rPr>
+        <w:t xml:space="preserve">must be lower than simply running a fixed default algorithm every time. Accuracy alone is meaningless if </w:t>
+      </w:r>
+      <w:r>
+        <w:rPr>
+          <w:rFonts w:asciiTheme="majorBidi" w:hAnsiTheme="majorBidi" w:cstheme="majorBidi"/>
+          <w:color w:val="000000" w:themeColor="text1"/>
+          <w:shd w:val="clear" w:color="auto" w:fill="FFFFFF"/>
+        </w:rPr>
+        <w:t>it can be sorted without selection</w:t>
+      </w:r>
+      <w:r>
+        <w:rPr>
+          <w:rFonts w:asciiTheme="majorBidi" w:hAnsiTheme="majorBidi" w:cstheme="majorBidi"/>
+          <w:color w:val="000000" w:themeColor="text1"/>
+          <w:shd w:val="clear" w:color="auto" w:fill="FFFFFF"/>
+        </w:rPr>
+        <w:t>.</w:t>
+      </w:r>
+      <w:r>
+        <w:rPr>
+          <w:rFonts w:asciiTheme="majorBidi" w:hAnsiTheme="majorBidi" w:cstheme="majorBidi"/>
+          <w:color w:val="000000" w:themeColor="text1"/>
+          <w:shd w:val="clear" w:color="auto" w:fill="FFFFFF"/>
+        </w:rPr>
+        <w:t xml:space="preserve"> </w:t>
+      </w:r>
+      <w:r>
+        <w:rPr>
+          <w:rFonts w:asciiTheme="majorBidi" w:hAnsiTheme="majorBidi" w:cstheme="majorBidi"/>
+          <w:color w:val="000000" w:themeColor="text1"/>
+          <w:shd w:val="clear" w:color="auto" w:fill="FFFFFF"/>
+        </w:rPr>
+        <w:t xml:space="preserve">Algorithm selection research suffers from a widespread and often unintentional bias: when training and test data come from the same source or benchmark, models </w:t>
+      </w:r>
+      <w:r>
+        <w:rPr>
+          <w:rFonts w:asciiTheme="majorBidi" w:hAnsiTheme="majorBidi" w:cstheme="majorBidi"/>
+          <w:color w:val="000000" w:themeColor="text1"/>
+          <w:shd w:val="clear" w:color="auto" w:fill="FFFFFF"/>
+        </w:rPr>
+        <w:t>overfit on the</w:t>
+      </w:r>
+      <w:r>
+        <w:rPr>
+          <w:rFonts w:asciiTheme="majorBidi" w:hAnsiTheme="majorBidi" w:cstheme="majorBidi"/>
+          <w:color w:val="000000" w:themeColor="text1"/>
+          <w:shd w:val="clear" w:color="auto" w:fill="FFFFFF"/>
+        </w:rPr>
+        <w:t xml:space="preserve"> data collection idiosyncrasies, rather than</w:t>
+      </w:r>
+      <w:r>
+        <w:rPr>
+          <w:rFonts w:asciiTheme="majorBidi" w:hAnsiTheme="majorBidi" w:cstheme="majorBidi"/>
+          <w:color w:val="000000" w:themeColor="text1"/>
+          <w:shd w:val="clear" w:color="auto" w:fill="FFFFFF"/>
+        </w:rPr>
+        <w:t xml:space="preserve"> transferable structural patterns</w:t>
+      </w:r>
+      <w:r>
+        <w:rPr>
+          <w:rFonts w:asciiTheme="majorBidi" w:hAnsiTheme="majorBidi" w:cstheme="majorBidi"/>
+          <w:color w:val="000000" w:themeColor="text1"/>
+          <w:shd w:val="clear" w:color="auto" w:fill="FFFFFF"/>
+        </w:rPr>
+        <w:t>.</w:t>
+      </w:r>
+      <w:r>
+        <w:rPr>
+          <w:rFonts w:asciiTheme="majorBidi" w:hAnsiTheme="majorBidi" w:cstheme="majorBidi"/>
+          <w:color w:val="000000" w:themeColor="text1"/>
+          <w:shd w:val="clear" w:color="auto" w:fill="FFFFFF"/>
+        </w:rPr>
+        <w:t xml:space="preserve"> Avoiding</w:t>
+      </w:r>
+      <w:r>
+        <w:rPr>
+          <w:rFonts w:asciiTheme="majorBidi" w:hAnsiTheme="majorBidi" w:cstheme="majorBidi"/>
+          <w:color w:val="000000" w:themeColor="text1"/>
+          <w:shd w:val="clear" w:color="auto" w:fill="FFFFFF"/>
+        </w:rPr>
+        <w:t xml:space="preserve"> this </w:t>
+      </w:r>
+      <w:r>
+        <w:rPr>
+          <w:rFonts w:asciiTheme="majorBidi" w:hAnsiTheme="majorBidi" w:cstheme="majorBidi"/>
+          <w:color w:val="000000" w:themeColor="text1"/>
+          <w:shd w:val="clear" w:color="auto" w:fill="FFFFFF"/>
+        </w:rPr>
+        <w:t xml:space="preserve">bias </w:t>
+      </w:r>
+      <w:r>
+        <w:rPr>
+          <w:rFonts w:asciiTheme="majorBidi" w:hAnsiTheme="majorBidi" w:cstheme="majorBidi"/>
+          <w:color w:val="000000" w:themeColor="text1"/>
+          <w:shd w:val="clear" w:color="auto" w:fill="FFFFFF"/>
+        </w:rPr>
+        <w:t xml:space="preserve">requires strict source-level separation at the train-test boundary, ensuring that any measured accuracy </w:t>
+      </w:r>
+      <w:r>
+        <w:rPr>
+          <w:rFonts w:asciiTheme="majorBidi" w:hAnsiTheme="majorBidi" w:cstheme="majorBidi"/>
+          <w:color w:val="000000" w:themeColor="text1"/>
+          <w:shd w:val="clear" w:color="auto" w:fill="FFFFFF"/>
+        </w:rPr>
+        <w:t>converged</w:t>
+      </w:r>
+      <w:r>
+        <w:rPr>
+          <w:rFonts w:asciiTheme="majorBidi" w:hAnsiTheme="majorBidi" w:cstheme="majorBidi"/>
+          <w:color w:val="000000" w:themeColor="text1"/>
+          <w:shd w:val="clear" w:color="auto" w:fill="FFFFFF"/>
+        </w:rPr>
+        <w:t xml:space="preserve"> </w:t>
+      </w:r>
+      <w:r>
+        <w:rPr>
+          <w:rFonts w:asciiTheme="majorBidi" w:hAnsiTheme="majorBidi" w:cstheme="majorBidi"/>
+          <w:color w:val="000000" w:themeColor="text1"/>
+          <w:shd w:val="clear" w:color="auto" w:fill="FFFFFF"/>
+        </w:rPr>
+        <w:t>rather than</w:t>
+      </w:r>
+      <w:r>
+        <w:rPr>
+          <w:rFonts w:asciiTheme="majorBidi" w:hAnsiTheme="majorBidi" w:cstheme="majorBidi"/>
+          <w:color w:val="000000" w:themeColor="text1"/>
+          <w:shd w:val="clear" w:color="auto" w:fill="FFFFFF"/>
+        </w:rPr>
+        <w:t xml:space="preserve"> </w:t>
+      </w:r>
+      <w:r>
+        <w:rPr>
+          <w:rFonts w:asciiTheme="majorBidi" w:hAnsiTheme="majorBidi" w:cstheme="majorBidi"/>
+          <w:color w:val="000000" w:themeColor="text1"/>
+          <w:shd w:val="clear" w:color="auto" w:fill="FFFFFF"/>
+        </w:rPr>
+        <w:t>diverged</w:t>
+      </w:r>
+      <w:r>
+        <w:rPr>
+          <w:rFonts w:asciiTheme="majorBidi" w:hAnsiTheme="majorBidi" w:cstheme="majorBidi"/>
+          <w:color w:val="000000" w:themeColor="text1"/>
+          <w:shd w:val="clear" w:color="auto" w:fill="FFFFFF"/>
+        </w:rPr>
+        <w:t>.</w:t>
+      </w:r>
+    </w:p>
+    <w:p>
+      <w:pPr>
+        <w:spacing w:before="360" w:after="120"/>
+        <w:rPr>
+          <w:rFonts w:asciiTheme="majorBidi" w:hAnsiTheme="majorBidi" w:cstheme="majorBidi"/>
+          <w:b/>
+          <w:bCs/>
+          <w:szCs w:val="24"/>
+        </w:rPr>
+      </w:pPr>
+      <w:r>
+        <w:rPr>
+          <w:rFonts w:asciiTheme="majorBidi" w:hAnsiTheme="majorBidi" w:cstheme="majorBidi"/>
+          <w:b/>
+          <w:bCs/>
+          <w:szCs w:val="24"/>
+        </w:rPr>
+        <w:t>1.3 Research Objectives</w:t>
+      </w:r>
+    </w:p>
+    <w:p>
+      <w:pPr>
         <w:spacing w:before="360" w:after="120"/>
         <w:jc w:val="left"/>
-      </w:pPr>
-      <w:r>
         <w:rPr>
           <w:b/>
-        </w:rPr>
-        <w:t>1.3 MOTIVATION</w:t>
+          <w:lang w:val="en-TR"/>
+        </w:rPr>
+      </w:pPr>
+      <w:r>
+        <w:rPr>
+          <w:b/>
+          <w:lang w:val="en-TR"/>
+        </w:rPr>
+        <w:t>his thesis pursues six concrete objectives, each building on the previous one.</w:t>
       </w:r>
     </w:p>
     <w:p>
       <w:pPr>
-        <w:spacing w:after="120"/>
-      </w:pPr>
-      <w:r>
-        <w:t>Three observations motivate this work. First, the VBS-SBS gap is substantial. Empirical measurements on diverse real-world datasets show that always choosing the globally best algorithm wastes a significant fraction of total sorting time compared to per-instance optimal selection. For arrays exhibiting strong structural patterns, such as nearly-sorted financial time series or heavily duplicated sensor telemetry, the wrong algorithm choice can be orders of magnitude slower.</w:t>
+        <w:spacing w:before="360" w:after="120"/>
+        <w:jc w:val="left"/>
+        <w:rPr>
+          <w:b/>
+          <w:lang w:val="en-TR"/>
+        </w:rPr>
+      </w:pPr>
+      <w:r>
+        <w:rPr>
+          <w:b/>
+          <w:bCs/>
+          <w:lang w:val="en-TR"/>
+        </w:rPr>
+        <w:t>Objective 1: Design 16 Fast, Predictive Features</w:t>
       </w:r>
     </w:p>
     <w:p>
       <w:pPr>
-        <w:spacing w:after="120"/>
-      </w:pPr>
-      <w:r>
-        <w:t>Second, structural features of arrays are cheap to compute. Properties such as the fraction of adjacent sorted pairs, the run structure, duplicate concentration, and entropy can all be extracted in a single O(n) pass. These features provide strong signals for predicting algorithm performance, particularly for distinguishing between timsort-favourable inputs (high pre-existing order) and comparison-sort-favourable inputs (random or heavily duplicated data).</w:t>
+        <w:numPr>
+          <w:ilvl w:val="0"/>
+          <w:numId w:val="17"/>
+        </w:numPr>
+        <w:spacing w:before="360" w:after="120"/>
+        <w:jc w:val="left"/>
+        <w:rPr>
+          <w:b/>
+          <w:lang w:val="en-TR"/>
+        </w:rPr>
+      </w:pPr>
+      <w:r>
+        <w:rPr>
+          <w:b/>
+          <w:lang w:val="en-TR"/>
+        </w:rPr>
+        <w:lastRenderedPageBreak/>
+        <w:t>Create 16 structural features computable in a single O(n) scan</w:t>
       </w:r>
     </w:p>
     <w:p>
       <w:pPr>
-        <w:spacing w:after="120"/>
-      </w:pPr>
-      <w:r>
-        <w:t>Third, in deployment environments such as data engineering pipelines, the input distribution may shift over time. A statically trained classifier cannot adapt to these shifts. This motivates a two-layer architecture: an offline classifier provides a strong initial policy, while an online contextual bandit refines the selection as it observes new data, trading exploration for exploitation. This combination addresses both the cold-start problem and the non-stationarity of real-world workloads.</w:t>
+        <w:numPr>
+          <w:ilvl w:val="0"/>
+          <w:numId w:val="17"/>
+        </w:numPr>
+        <w:spacing w:before="360" w:after="120"/>
+        <w:jc w:val="left"/>
+        <w:rPr>
+          <w:b/>
+          <w:lang w:val="en-TR"/>
+        </w:rPr>
+      </w:pPr>
+      <w:r>
+        <w:rPr>
+          <w:b/>
+          <w:lang w:val="en-TR"/>
+        </w:rPr>
+        <w:t>Scale group: array size and value range</w:t>
       </w:r>
     </w:p>
     <w:p>
       <w:pPr>
+        <w:numPr>
+          <w:ilvl w:val="0"/>
+          <w:numId w:val="17"/>
+        </w:numPr>
         <w:spacing w:before="360" w:after="120"/>
         <w:jc w:val="left"/>
-      </w:pPr>
-      <w:r>
         <w:rPr>
           <w:b/>
-        </w:rPr>
-        <w:lastRenderedPageBreak/>
-        <w:t>1.4 RESEARCH QUESTIONS</w:t>
+          <w:lang w:val="en-TR"/>
+        </w:rPr>
+      </w:pPr>
+      <w:r>
+        <w:rPr>
+          <w:b/>
+          <w:lang w:val="en-TR"/>
+        </w:rPr>
+        <w:t>Sortedness group: adjacent-sorted ratio, runs, inversions</w:t>
       </w:r>
     </w:p>
     <w:p>
       <w:pPr>
-        <w:spacing w:after="120"/>
-      </w:pPr>
-      <w:r>
-        <w:t>This thesis addresses the following research questions:</w:t>
+        <w:numPr>
+          <w:ilvl w:val="0"/>
+          <w:numId w:val="17"/>
+        </w:numPr>
+        <w:spacing w:before="360" w:after="120"/>
+        <w:jc w:val="left"/>
+        <w:rPr>
+          <w:b/>
+          <w:lang w:val="en-TR"/>
+        </w:rPr>
+      </w:pPr>
+      <w:r>
+        <w:rPr>
+          <w:b/>
+          <w:lang w:val="en-TR"/>
+        </w:rPr>
+        <w:t>Duplicates group: top-1 and top-5 value frequencies</w:t>
       </w:r>
     </w:p>
     <w:p>
       <w:pPr>
-        <w:spacing w:after="120"/>
-      </w:pPr>
-      <w:r>
-        <w:t>RQ1: Can a small set of O(n) structural features effectively characterise the performance landscape of sorting algorithms on real-world data?</w:t>
+        <w:numPr>
+          <w:ilvl w:val="0"/>
+          <w:numId w:val="17"/>
+        </w:numPr>
+        <w:spacing w:before="360" w:after="120"/>
+        <w:jc w:val="left"/>
+        <w:rPr>
+          <w:b/>
+          <w:lang w:val="en-TR"/>
+        </w:rPr>
+      </w:pPr>
+      <w:r>
+        <w:rPr>
+          <w:b/>
+          <w:lang w:val="en-TR"/>
+        </w:rPr>
+        <w:t>Spread group: dispersion, IQR, median absolute deviation</w:t>
       </w:r>
     </w:p>
     <w:p>
       <w:pPr>
-        <w:spacing w:after="120"/>
-      </w:pPr>
-      <w:r>
-        <w:t>RQ2: What is the achievable accuracy for a machine learning classifier selecting among three C-level sorting algorithms (introsort, heapsort, timsort) on diverse real-world inputs?</w:t>
+        <w:numPr>
+          <w:ilvl w:val="0"/>
+          <w:numId w:val="17"/>
+        </w:numPr>
+        <w:spacing w:before="360" w:after="120"/>
+        <w:jc w:val="left"/>
+        <w:rPr>
+          <w:b/>
+          <w:lang w:val="en-TR"/>
+        </w:rPr>
+      </w:pPr>
+      <w:r>
+        <w:rPr>
+          <w:b/>
+          <w:lang w:val="en-TR"/>
+        </w:rPr>
+        <w:t>Shape group: skewness, kurtosis, outliers</w:t>
       </w:r>
     </w:p>
     <w:p>
       <w:pPr>
-        <w:spacing w:after="120"/>
-      </w:pPr>
-      <w:r>
-        <w:t>RQ3: To what extent is the algorithm selection problem for sorting fundamentally binary (timsort versus comparison-based sorts) rather than three-way?</w:t>
+        <w:numPr>
+          <w:ilvl w:val="0"/>
+          <w:numId w:val="17"/>
+        </w:numPr>
+        <w:spacing w:before="360" w:after="120"/>
+        <w:jc w:val="left"/>
+        <w:rPr>
+          <w:b/>
+          <w:lang w:val="en-TR"/>
+        </w:rPr>
+      </w:pPr>
+      <w:r>
+        <w:rPr>
+          <w:b/>
+          <w:lang w:val="en-TR"/>
+        </w:rPr>
+        <w:t>Validate that each feature correlates with algorithm performance on real data, not just synthetic benchmarks</w:t>
       </w:r>
     </w:p>
     <w:p>
       <w:pPr>
-        <w:spacing w:after="120"/>
-      </w:pPr>
-      <w:r>
-        <w:t>RQ4: Can a contextual bandit adapt the selection policy online when the input distribution shifts away from the training distribution?</w:t>
+        <w:spacing w:before="360" w:after="120"/>
+        <w:jc w:val="left"/>
+        <w:rPr>
+          <w:b/>
+          <w:lang w:val="en-TR"/>
+        </w:rPr>
+      </w:pPr>
+      <w:r>
+        <w:rPr>
+          <w:b/>
+          <w:bCs/>
+          <w:lang w:val="en-TR"/>
+        </w:rPr>
+        <w:t>Objective 2: Assemble a Multi-Domain Dataset</w:t>
       </w:r>
     </w:p>
     <w:p>
       <w:pPr>
+        <w:numPr>
+          <w:ilvl w:val="0"/>
+          <w:numId w:val="18"/>
+        </w:numPr>
         <w:spacing w:before="360" w:after="120"/>
         <w:jc w:val="left"/>
-      </w:pPr>
-      <w:r>
         <w:rPr>
           <w:b/>
-        </w:rPr>
-        <w:t>1.5 OBJECTIVES</w:t>
+          <w:lang w:val="en-TR"/>
+        </w:rPr>
+      </w:pPr>
+      <w:r>
+        <w:rPr>
+          <w:b/>
+          <w:lang w:val="en-TR"/>
+        </w:rPr>
+        <w:t>Collect arrays from nine distinct real-world sources: stock prices, stock returns, cryptocurrency volumes, seismic events, weather measurements, asteroid orbital parameters, Formula 1 telemetry, and ML benchmarks</w:t>
       </w:r>
     </w:p>
     <w:p>
       <w:pPr>
-        <w:spacing w:after="120"/>
-      </w:pPr>
-      <w:r>
-        <w:t>The objectives of this thesis are:</w:t>
+        <w:numPr>
+          <w:ilvl w:val="0"/>
+          <w:numId w:val="18"/>
+        </w:numPr>
+        <w:spacing w:before="360" w:after="120"/>
+        <w:jc w:val="left"/>
+        <w:rPr>
+          <w:b/>
+          <w:lang w:val="en-TR"/>
+        </w:rPr>
+      </w:pPr>
+      <w:r>
+        <w:rPr>
+          <w:b/>
+          <w:lang w:val="en-TR"/>
+        </w:rPr>
+        <w:t>Process all data consistently</w:t>
       </w:r>
     </w:p>
     <w:p>
       <w:pPr>
-        <w:spacing w:after="120"/>
-      </w:pPr>
-      <w:r>
-        <w:t>1. Design and validate a set of 16 O(n) structural features that capture the properties of input arrays relevant to sorting algorithm performance.</w:t>
+        <w:numPr>
+          <w:ilvl w:val="0"/>
+          <w:numId w:val="18"/>
+        </w:numPr>
+        <w:spacing w:before="360" w:after="120"/>
+        <w:jc w:val="left"/>
+        <w:rPr>
+          <w:b/>
+          <w:lang w:val="en-TR"/>
+        </w:rPr>
+      </w:pPr>
+      <w:r>
+        <w:rPr>
+          <w:b/>
+          <w:lang w:val="en-TR"/>
+        </w:rPr>
+        <w:t>Enforce strict source-level separation: no data source appears in both training and test splits</w:t>
       </w:r>
     </w:p>
     <w:p>
       <w:pPr>
-        <w:spacing w:after="120"/>
-      </w:pPr>
-      <w:r>
-        <w:t>2. Collect a diverse real-world dataset spanning multiple domains (finance, ecology, network traffic, medical, geospatial, text, and public machine learning benchmarks) with rigorous source-level separation to prevent data leakage.</w:t>
+        <w:numPr>
+          <w:ilvl w:val="0"/>
+          <w:numId w:val="18"/>
+        </w:numPr>
+        <w:spacing w:before="360" w:after="120"/>
+        <w:jc w:val="left"/>
+        <w:rPr>
+          <w:b/>
+          <w:lang w:val="en-TR"/>
+        </w:rPr>
+      </w:pPr>
+      <w:r>
+        <w:rPr>
+          <w:b/>
+          <w:lang w:val="en-TR"/>
+        </w:rPr>
+        <w:t>Prevent the model from learning source-specific noise instead of genuine algorithm-selection patterns</w:t>
       </w:r>
     </w:p>
     <w:p>
       <w:pPr>
-        <w:spacing w:after="120"/>
-      </w:pPr>
-      <w:r>
-        <w:t>3. Train and evaluate an XGBoost gradient-boosted tree classifier for offline algorithm selection, reporting honest metrics on held-out test data with zero source leakage.</w:t>
+        <w:spacing w:before="360" w:after="120"/>
+        <w:jc w:val="left"/>
+        <w:rPr>
+          <w:b/>
+          <w:lang w:val="en-TR"/>
+        </w:rPr>
+      </w:pPr>
+      <w:r>
+        <w:rPr>
+          <w:b/>
+          <w:bCs/>
+          <w:lang w:val="en-TR"/>
+        </w:rPr>
+        <w:t>Objective 3: Train an Offline XGBoost Classifier</w:t>
       </w:r>
     </w:p>
     <w:p>
       <w:pPr>
-        <w:spacing w:after="120"/>
-      </w:pPr>
-      <w:r>
-        <w:t>4. Diagnose the theoretical ceiling of 3-class classification by quantifying the timing similarity between introsort and heapsort on real-world data.</w:t>
+        <w:numPr>
+          <w:ilvl w:val="0"/>
+          <w:numId w:val="19"/>
+        </w:numPr>
+        <w:spacing w:before="360" w:after="120"/>
+        <w:jc w:val="left"/>
+        <w:rPr>
+          <w:b/>
+          <w:lang w:val="en-TR"/>
+        </w:rPr>
+      </w:pPr>
+      <w:r>
+        <w:rPr>
+          <w:b/>
+          <w:lang w:val="en-TR"/>
+        </w:rPr>
+        <w:lastRenderedPageBreak/>
+        <w:t>Predict which algorithm (introsort, heapsort, or timsort) will be fastest for a given array</w:t>
       </w:r>
     </w:p>
     <w:p>
       <w:pPr>
-        <w:spacing w:after="120"/>
-      </w:pPr>
-      <w:r>
-        <w:t>5. Design and implement a LinUCB contextual bandit for online adaptation to distribution shift.</w:t>
+        <w:numPr>
+          <w:ilvl w:val="0"/>
+          <w:numId w:val="19"/>
+        </w:numPr>
+        <w:spacing w:before="360" w:after="120"/>
+        <w:jc w:val="left"/>
+        <w:rPr>
+          <w:b/>
+          <w:lang w:val="en-TR"/>
+        </w:rPr>
+      </w:pPr>
+      <w:r>
+        <w:rPr>
+          <w:b/>
+          <w:lang w:val="en-TR"/>
+        </w:rPr>
+        <w:t>Use stratified splits to balance all data types proportionally</w:t>
       </w:r>
     </w:p>
     <w:p>
       <w:pPr>
-        <w:spacing w:after="120"/>
-      </w:pPr>
-      <w:r>
-        <w:t>6. Package the system as a deployable Python library with a simple API.</w:t>
+        <w:numPr>
+          <w:ilvl w:val="0"/>
+          <w:numId w:val="19"/>
+        </w:numPr>
+        <w:spacing w:before="360" w:after="120"/>
+        <w:jc w:val="left"/>
+        <w:rPr>
+          <w:b/>
+          <w:lang w:val="en-TR"/>
+        </w:rPr>
+      </w:pPr>
+      <w:r>
+        <w:rPr>
+          <w:b/>
+          <w:lang w:val="en-TR"/>
+        </w:rPr>
+        <w:t>Apply early stopping to prevent overfitting</w:t>
       </w:r>
     </w:p>
     <w:p>
       <w:pPr>
+        <w:numPr>
+          <w:ilvl w:val="0"/>
+          <w:numId w:val="19"/>
+        </w:numPr>
         <w:spacing w:before="360" w:after="120"/>
         <w:jc w:val="left"/>
-      </w:pPr>
-      <w:r>
         <w:rPr>
           <w:b/>
-        </w:rPr>
-        <w:lastRenderedPageBreak/>
-        <w:t>1.6 THESIS CONTRIBUTIONS</w:t>
+          <w:lang w:val="en-TR"/>
+        </w:rPr>
+      </w:pPr>
+      <w:r>
+        <w:rPr>
+          <w:b/>
+          <w:lang w:val="en-TR"/>
+        </w:rPr>
+        <w:t>Output calibrated probabilities, not hard predictions, for warm-starting the online learning system</w:t>
       </w:r>
     </w:p>
     <w:p>
       <w:pPr>
-        <w:spacing w:after="120"/>
-      </w:pPr>
-      <w:r>
-        <w:t>This thesis makes the following contributions:</w:t>
+        <w:spacing w:before="360" w:after="120"/>
+        <w:jc w:val="left"/>
+        <w:rPr>
+          <w:b/>
+          <w:lang w:val="en-TR"/>
+        </w:rPr>
+      </w:pPr>
+      <w:r>
+        <w:rPr>
+          <w:b/>
+          <w:bCs/>
+          <w:lang w:val="en-TR"/>
+        </w:rPr>
+        <w:t>Objective 4: Measure the Theoretical Ceiling</w:t>
       </w:r>
     </w:p>
     <w:p>
       <w:pPr>
-        <w:spacing w:after="120"/>
-      </w:pPr>
-      <w:r>
-        <w:t>1. Feature engineering for sorting: A set of 16 O(n) features capturing scale, sortedness, uniqueness, spread, structure, randomness, shape, outliers, and local order. Each feature is formally defined with mathematical notation and empirically validated on real-world data.</w:t>
+        <w:numPr>
+          <w:ilvl w:val="0"/>
+          <w:numId w:val="20"/>
+        </w:numPr>
+        <w:spacing w:before="360" w:after="120"/>
+        <w:jc w:val="left"/>
+        <w:rPr>
+          <w:b/>
+          <w:lang w:val="en-TR"/>
+        </w:rPr>
+      </w:pPr>
+      <w:r>
+        <w:rPr>
+          <w:b/>
+          <w:lang w:val="en-TR"/>
+        </w:rPr>
+        <w:t>Compute how similar introsort and heapsort actually are on real data</w:t>
       </w:r>
     </w:p>
     <w:p>
       <w:pPr>
-        <w:spacing w:after="120"/>
-      </w:pPr>
-      <w:r>
-        <w:t>2. Empirical performance map: A comprehensive benchmark of three C-level sorting algorithm implementations (via NumPy) across 37,976 real-world arrays from 9 domains, with honest evaluation methodology (GroupShuffleSplit by source, 5% tie filter, zero bootstrapping).</w:t>
+        <w:numPr>
+          <w:ilvl w:val="0"/>
+          <w:numId w:val="20"/>
+        </w:numPr>
+        <w:spacing w:before="360" w:after="120"/>
+        <w:jc w:val="left"/>
+        <w:rPr>
+          <w:b/>
+          <w:lang w:val="en-TR"/>
+        </w:rPr>
+      </w:pPr>
+      <w:r>
+        <w:rPr>
+          <w:b/>
+          <w:lang w:val="en-TR"/>
+        </w:rPr>
+        <w:t>Determine why three-way classification peaks around 71%: median timing gap is only 0.8%, making them practically indistinguishable</w:t>
       </w:r>
     </w:p>
     <w:p>
       <w:pPr>
-        <w:spacing w:after="120"/>
-      </w:pPr>
-      <w:r>
-        <w:t>3. Honest evaluation and ceiling analysis: A rigorous diagnostic showing that 3-class sorting algorithm selection is bounded at approximately 71% accuracy due to the fundamental timing similarity between introsort and heapsort (median margin 0.8%), while binary classification (timsort versus comparison-sort) achieves 94.2% accuracy.</w:t>
+        <w:numPr>
+          <w:ilvl w:val="0"/>
+          <w:numId w:val="20"/>
+        </w:numPr>
+        <w:spacing w:before="360" w:after="120"/>
+        <w:jc w:val="left"/>
+        <w:rPr>
+          <w:b/>
+          <w:lang w:val="en-TR"/>
+        </w:rPr>
+      </w:pPr>
+      <w:r>
+        <w:rPr>
+          <w:b/>
+          <w:lang w:val="en-TR"/>
+        </w:rPr>
+        <w:t>Show that binary classification (timsort versus not-timsort) achieves 94.2% accuracy—a more realistic target</w:t>
       </w:r>
     </w:p>
     <w:p>
       <w:pPr>
-        <w:spacing w:after="120"/>
-      </w:pPr>
-      <w:r>
-        <w:t>4. Two-layer adaptive selection system: An offline XGBoost classifier combined with an online LinUCB contextual bandit that adapts to distribution shift without retraining.</w:t>
+        <w:spacing w:before="360" w:after="120"/>
+        <w:jc w:val="left"/>
+        <w:rPr>
+          <w:b/>
+          <w:lang w:val="en-TR"/>
+        </w:rPr>
+      </w:pPr>
+      <w:r>
+        <w:rPr>
+          <w:b/>
+          <w:bCs/>
+          <w:lang w:val="en-TR"/>
+        </w:rPr>
+        <w:t>Objective 5: Implement Online Adaptation</w:t>
       </w:r>
     </w:p>
     <w:p>
       <w:pPr>
-        <w:spacing w:after="120"/>
-      </w:pPr>
-      <w:r>
-        <w:t>5. Reproducible methodology: All code, data collection scripts, training notebooks, and evaluation results are published with full provenance tracking.</w:t>
+        <w:numPr>
+          <w:ilvl w:val="0"/>
+          <w:numId w:val="21"/>
+        </w:numPr>
+        <w:spacing w:before="360" w:after="120"/>
+        <w:jc w:val="left"/>
+        <w:rPr>
+          <w:b/>
+          <w:lang w:val="en-TR"/>
+        </w:rPr>
+      </w:pPr>
+      <w:r>
+        <w:rPr>
+          <w:b/>
+          <w:lang w:val="en-TR"/>
+        </w:rPr>
+        <w:t>Design a LinUCB contextual bandit that learns in real time</w:t>
       </w:r>
     </w:p>
     <w:p>
       <w:pPr>
+        <w:numPr>
+          <w:ilvl w:val="0"/>
+          <w:numId w:val="21"/>
+        </w:numPr>
         <w:spacing w:before="360" w:after="120"/>
         <w:jc w:val="left"/>
-      </w:pPr>
-      <w:r>
         <w:rPr>
           <w:b/>
-        </w:rPr>
-        <w:t>1.7 THESIS OUTLINE</w:t>
+          <w:lang w:val="en-TR"/>
+        </w:rPr>
+      </w:pPr>
+      <w:r>
+        <w:rPr>
+          <w:b/>
+          <w:lang w:val="en-TR"/>
+        </w:rPr>
+        <w:t>Observe actual sort times as new arrays arrive</w:t>
       </w:r>
     </w:p>
     <w:p>
       <w:pPr>
-        <w:spacing w:after="120"/>
-      </w:pPr>
-      <w:r>
-        <w:t>The remainder of this thesis is organised as follows. Chapter 2 provides the theoretical background and reviews related work on sorting algorithms, the algorithm selection problem, feature-based algorithm selection systems, gradient-boosted trees, and contextual bandits. Chapter 3 describes the methodology, including the system architecture, feature engineering, data collection, model training, and evaluation protocol. Chapter 4 presents the experimental results for both the offline classifier and the online bandit. Chapter 5 concludes the thesis and discusses limitations and future work.</w:t>
+        <w:numPr>
+          <w:ilvl w:val="0"/>
+          <w:numId w:val="21"/>
+        </w:numPr>
+        <w:spacing w:before="360" w:after="120"/>
+        <w:jc w:val="left"/>
+        <w:rPr>
+          <w:b/>
+          <w:lang w:val="en-TR"/>
+        </w:rPr>
+      </w:pPr>
+      <w:r>
+        <w:rPr>
+          <w:b/>
+          <w:lang w:val="en-TR"/>
+        </w:rPr>
+        <w:t>Update predictions and handle data distribution drift</w:t>
       </w:r>
     </w:p>
     <w:p>
-      <w:r>
+      <w:pPr>
+        <w:numPr>
+          <w:ilvl w:val="0"/>
+          <w:numId w:val="21"/>
+        </w:numPr>
+        <w:spacing w:before="360" w:after="120"/>
+        <w:jc w:val="left"/>
+        <w:rPr>
+          <w:b/>
+          <w:lang w:val="en-TR"/>
+        </w:rPr>
+      </w:pPr>
+      <w:r>
+        <w:rPr>
+          <w:b/>
+          <w:lang w:val="en-TR"/>
+        </w:rPr>
+        <w:t>Adapt continuously without offline retraining</w:t>
+      </w:r>
+    </w:p>
+    <w:p>
+      <w:pPr>
+        <w:spacing w:before="360" w:after="120"/>
+        <w:jc w:val="left"/>
+        <w:rPr>
+          <w:b/>
+          <w:lang w:val="en-TR"/>
+        </w:rPr>
+      </w:pPr>
+      <w:r>
+        <w:rPr>
+          <w:b/>
+          <w:bCs/>
+          <w:lang w:val="en-TR"/>
+        </w:rPr>
+        <w:t>Objective 6: Release as a Python Library</w:t>
+      </w:r>
+    </w:p>
+    <w:p>
+      <w:pPr>
+        <w:numPr>
+          <w:ilvl w:val="0"/>
+          <w:numId w:val="22"/>
+        </w:numPr>
+        <w:spacing w:before="360" w:after="120"/>
+        <w:jc w:val="left"/>
+        <w:rPr>
+          <w:b/>
+          <w:lang w:val="en-TR"/>
+        </w:rPr>
+      </w:pPr>
+      <w:r>
+        <w:rPr>
+          <w:b/>
+          <w:lang w:val="en-TR"/>
+        </w:rPr>
         <w:lastRenderedPageBreak/>
+        <w:t>Package the complete system with a minimal API</w:t>
+      </w:r>
+    </w:p>
+    <w:p>
+      <w:pPr>
+        <w:numPr>
+          <w:ilvl w:val="0"/>
+          <w:numId w:val="22"/>
+        </w:numPr>
+        <w:spacing w:before="360" w:after="120"/>
+        <w:jc w:val="left"/>
+        <w:rPr>
+          <w:b/>
+          <w:lang w:val="en-TR"/>
+        </w:rPr>
+      </w:pPr>
+      <w:r>
+        <w:rPr>
+          <w:b/>
+          <w:lang w:val="en-TR"/>
+        </w:rPr>
+        <w:t>Users pass an array, receive the recommended algorithm</w:t>
+      </w:r>
+    </w:p>
+    <w:p>
+      <w:pPr>
+        <w:numPr>
+          <w:ilvl w:val="0"/>
+          <w:numId w:val="22"/>
+        </w:numPr>
+        <w:spacing w:before="360" w:after="120"/>
+        <w:jc w:val="left"/>
+        <w:rPr>
+          <w:b/>
+          <w:lang w:val="en-TR"/>
+        </w:rPr>
+      </w:pPr>
+      <w:r>
+        <w:rPr>
+          <w:b/>
+          <w:lang w:val="en-TR"/>
+        </w:rPr>
+        <w:t>Hide all internal complexity—feature extraction, model loading, adaptive learning</w:t>
+      </w:r>
+    </w:p>
+    <w:p>
+      <w:pPr>
+        <w:numPr>
+          <w:ilvl w:val="0"/>
+          <w:numId w:val="22"/>
+        </w:numPr>
+        <w:spacing w:before="360" w:after="120"/>
+        <w:jc w:val="left"/>
+        <w:rPr>
+          <w:b/>
+          <w:lang w:val="en-TR"/>
+        </w:rPr>
+      </w:pPr>
+      <w:r>
+        <w:rPr>
+          <w:b/>
+          <w:lang w:val="en-TR"/>
+        </w:rPr>
+        <w:t>Require no knowledge of XGBoost, bandits, or features</w:t>
+      </w:r>
+    </w:p>
+    <w:p>
+      <w:pPr>
+        <w:spacing w:before="360" w:after="120"/>
+        <w:jc w:val="left"/>
+      </w:pPr>
+      <w:r>
+        <w:rPr>
+          <w:b/>
+        </w:rPr>
+        <w:t>1.4 RESEARCH QUESTIONS</w:t>
+      </w:r>
+    </w:p>
+    <w:p>
+      <w:pPr>
+        <w:spacing w:after="120"/>
+      </w:pPr>
+      <w:r>
+        <w:t>This thesis addresses the following research questions:</w:t>
+      </w:r>
+    </w:p>
+    <w:p>
+      <w:pPr>
+        <w:spacing w:after="120"/>
+      </w:pPr>
+      <w:r>
+        <w:t>RQ1: Can a small set of O(n) structural features effectively characterise the performance landscape of sorting algorithms on real-world data?</w:t>
+      </w:r>
+    </w:p>
+    <w:p>
+      <w:pPr>
+        <w:spacing w:after="120"/>
+      </w:pPr>
+      <w:r>
+        <w:t>RQ2: What is the achievable accuracy for a machine learning classifier selecting among three C-level sorting algorithms (introsort, heapsort, timsort) on diverse real-world inputs?</w:t>
+      </w:r>
+    </w:p>
+    <w:p>
+      <w:pPr>
+        <w:spacing w:after="120"/>
+      </w:pPr>
+      <w:r>
+        <w:t>RQ3: To what extent is the algorithm selection problem for sorting fundamentally binary (timsort versus comparison-based sorts) rather than three-way?</w:t>
+      </w:r>
+    </w:p>
+    <w:p>
+      <w:pPr>
+        <w:spacing w:after="120"/>
+      </w:pPr>
+      <w:r>
+        <w:t>RQ4: Can a contextual bandit adapt the selection policy online when the input distribution shifts away from the training distribution?</w:t>
+      </w:r>
+    </w:p>
+    <w:p>
+      <w:pPr>
+        <w:spacing w:before="360" w:after="120"/>
+        <w:jc w:val="left"/>
+      </w:pPr>
+      <w:r>
+        <w:rPr>
+          <w:b/>
+        </w:rPr>
+        <w:t>1.5 OBJECTIVES</w:t>
+      </w:r>
+    </w:p>
+    <w:p>
+      <w:pPr>
+        <w:spacing w:after="120"/>
+      </w:pPr>
+      <w:r>
+        <w:t>The objectives of this thesis are:</w:t>
+      </w:r>
+    </w:p>
+    <w:p>
+      <w:pPr>
+        <w:spacing w:after="120"/>
+      </w:pPr>
+      <w:r>
+        <w:t>1. Design and validate a set of 16 O(n) structural features that capture the properties of input arrays relevant to sorting algorithm performance.</w:t>
+      </w:r>
+    </w:p>
+    <w:p>
+      <w:pPr>
+        <w:spacing w:after="120"/>
+      </w:pPr>
+      <w:r>
+        <w:t>2. Collect a diverse real-world dataset spanning multiple domains (finance, ecology, network traffic, medical, geospatial, text, and public machine learning benchmarks) with rigorous source-level separation to prevent data leakage.</w:t>
+      </w:r>
+    </w:p>
+    <w:p>
+      <w:pPr>
+        <w:spacing w:after="120"/>
+      </w:pPr>
+      <w:r>
+        <w:lastRenderedPageBreak/>
+        <w:t>3. Train and evaluate an XGBoost gradient-boosted tree classifier for offline algorithm selection, reporting honest metrics on held-out test data with zero source leakage.</w:t>
+      </w:r>
+    </w:p>
+    <w:p>
+      <w:pPr>
+        <w:spacing w:after="120"/>
+      </w:pPr>
+      <w:r>
+        <w:t>4. Diagnose the theoretical ceiling of 3-class classification by quantifying the timing similarity between introsort and heapsort on real-world data.</w:t>
+      </w:r>
+    </w:p>
+    <w:p>
+      <w:pPr>
+        <w:spacing w:after="120"/>
+      </w:pPr>
+      <w:r>
+        <w:t>5. Design and implement a LinUCB contextual bandit for online adaptation to distribution shift.</w:t>
+      </w:r>
+    </w:p>
+    <w:p>
+      <w:pPr>
+        <w:spacing w:after="120"/>
+      </w:pPr>
+      <w:r>
+        <w:t>6. Package the system as a deployable Python library with a simple API.</w:t>
+      </w:r>
+    </w:p>
+    <w:p>
+      <w:pPr>
+        <w:spacing w:before="360" w:after="120"/>
+        <w:jc w:val="left"/>
+      </w:pPr>
+      <w:r>
+        <w:rPr>
+          <w:b/>
+        </w:rPr>
+        <w:t>1.6 THESIS CONTRIBUTIONS</w:t>
+      </w:r>
+    </w:p>
+    <w:p>
+      <w:pPr>
+        <w:spacing w:after="120"/>
+      </w:pPr>
+      <w:r>
+        <w:t>This thesis makes the following contributions:</w:t>
+      </w:r>
+    </w:p>
+    <w:p>
+      <w:pPr>
+        <w:spacing w:after="120"/>
+      </w:pPr>
+      <w:r>
+        <w:t>1. Feature engineering for sorting: A set of 16 O(n) features capturing scale, sortedness, uniqueness, spread, structure, randomness, shape, outliers, and local order. Each feature is formally defined with mathematical notation and empirically validated on real-world data.</w:t>
+      </w:r>
+    </w:p>
+    <w:p>
+      <w:pPr>
+        <w:spacing w:after="120"/>
+      </w:pPr>
+      <w:r>
+        <w:t>2. Empirical performance map: A comprehensive benchmark of three C-level sorting algorithm implementations (via NumPy) across 37,976 real-world arrays from 9 domains, with honest evaluation methodology (GroupShuffleSplit by source, 5% tie filter, zero bootstrapping).</w:t>
+      </w:r>
+    </w:p>
+    <w:p>
+      <w:pPr>
+        <w:spacing w:after="120"/>
+      </w:pPr>
+      <w:r>
+        <w:t>3. Honest evaluation and ceiling analysis: A rigorous diagnostic showing that 3-class sorting algorithm selection is bounded at approximately 71% accuracy due to the fundamental timing similarity between introsort and heapsort (median margin 0.8%), while binary classification (timsort versus comparison-sort) achieves 94.2% accuracy.</w:t>
+      </w:r>
+    </w:p>
+    <w:p>
+      <w:pPr>
+        <w:spacing w:after="120"/>
+      </w:pPr>
+      <w:r>
+        <w:t>4. Two-layer adaptive selection system: An offline XGBoost classifier combined with an online LinUCB contextual bandit that adapts to distribution shift without retraining.</w:t>
+      </w:r>
+    </w:p>
+    <w:p>
+      <w:pPr>
+        <w:spacing w:after="120"/>
+      </w:pPr>
+      <w:r>
+        <w:t>5. Reproducible methodology: All code, data collection scripts, training notebooks, and evaluation results are published with full provenance tracking.</w:t>
+      </w:r>
+    </w:p>
+    <w:p>
+      <w:pPr>
+        <w:spacing w:before="360" w:after="120"/>
+        <w:jc w:val="left"/>
+      </w:pPr>
+      <w:r>
+        <w:rPr>
+          <w:b/>
+        </w:rPr>
+        <w:lastRenderedPageBreak/>
+        <w:t>1.7 THESIS OUTLINE</w:t>
+      </w:r>
+    </w:p>
+    <w:p>
+      <w:pPr>
+        <w:spacing w:after="120"/>
+      </w:pPr>
+      <w:r>
+        <w:t>The remainder of this thesis is organised as follows. Chapter 2 provides the theoretical background and reviews related work on sorting algorithms, the algorithm selection problem, feature-based algorithm selection systems, gradient-boosted trees, and contextual bandits. Chapter 3 describes the methodology, including the system architecture, feature engineering, data collection, model training, and evaluation protocol. Chapter 4 presents the experimental results for both the offline classifier and the online bandit. Chapter 5 concludes the thesis and discusses limitations and future work.</w:t>
+      </w:r>
+    </w:p>
+    <w:p>
+      <w:r>
         <w:br w:type="page"/>
       </w:r>
     </w:p>
@@ -7063,7 +9000,7 @@
       <w:footerReference w:type="even" r:id="rId8"/>
       <w:footerReference w:type="default" r:id="rId9"/>
       <w:pgSz w:w="12240" w:h="15840"/>
-      <w:pgMar w:top="2268" w:right="1701" w:bottom="1417" w:left="1984" w:header="720" w:footer="720" w:gutter="0"/>
+      <w:pgMar w:top="2268" w:right="1701" w:bottom="1417" w:left="1984" w:header="680" w:footer="720" w:gutter="0"/>
       <w:cols w:space="720"/>
       <w:docGrid w:linePitch="360"/>
     </w:sectPr>
@@ -7418,6 +9355,1907 @@
       </w:rPr>
     </w:lvl>
   </w:abstractNum>
+  <w:abstractNum w:abstractNumId="9" w15:restartNumberingAfterBreak="0">
+    <w:nsid w:val="11163698"/>
+    <w:multiLevelType w:val="multilevel"/>
+    <w:tmpl w:val="5E08EB86"/>
+    <w:lvl w:ilvl="0">
+      <w:start w:val="1"/>
+      <w:numFmt w:val="bullet"/>
+      <w:lvlText w:val=""/>
+      <w:lvlJc w:val="left"/>
+      <w:pPr>
+        <w:tabs>
+          <w:tab w:val="num" w:pos="720"/>
+        </w:tabs>
+        <w:ind w:left="720" w:hanging="360"/>
+      </w:pPr>
+      <w:rPr>
+        <w:rFonts w:ascii="Symbol" w:hAnsi="Symbol" w:hint="default"/>
+        <w:sz w:val="20"/>
+      </w:rPr>
+    </w:lvl>
+    <w:lvl w:ilvl="1" w:tentative="1">
+      <w:start w:val="1"/>
+      <w:numFmt w:val="bullet"/>
+      <w:lvlText w:val="o"/>
+      <w:lvlJc w:val="left"/>
+      <w:pPr>
+        <w:tabs>
+          <w:tab w:val="num" w:pos="1440"/>
+        </w:tabs>
+        <w:ind w:left="1440" w:hanging="360"/>
+      </w:pPr>
+      <w:rPr>
+        <w:rFonts w:ascii="Courier New" w:hAnsi="Courier New" w:hint="default"/>
+        <w:sz w:val="20"/>
+      </w:rPr>
+    </w:lvl>
+    <w:lvl w:ilvl="2" w:tentative="1">
+      <w:start w:val="1"/>
+      <w:numFmt w:val="bullet"/>
+      <w:lvlText w:val=""/>
+      <w:lvlJc w:val="left"/>
+      <w:pPr>
+        <w:tabs>
+          <w:tab w:val="num" w:pos="2160"/>
+        </w:tabs>
+        <w:ind w:left="2160" w:hanging="360"/>
+      </w:pPr>
+      <w:rPr>
+        <w:rFonts w:ascii="Wingdings" w:hAnsi="Wingdings" w:hint="default"/>
+        <w:sz w:val="20"/>
+      </w:rPr>
+    </w:lvl>
+    <w:lvl w:ilvl="3" w:tentative="1">
+      <w:start w:val="1"/>
+      <w:numFmt w:val="bullet"/>
+      <w:lvlText w:val=""/>
+      <w:lvlJc w:val="left"/>
+      <w:pPr>
+        <w:tabs>
+          <w:tab w:val="num" w:pos="2880"/>
+        </w:tabs>
+        <w:ind w:left="2880" w:hanging="360"/>
+      </w:pPr>
+      <w:rPr>
+        <w:rFonts w:ascii="Wingdings" w:hAnsi="Wingdings" w:hint="default"/>
+        <w:sz w:val="20"/>
+      </w:rPr>
+    </w:lvl>
+    <w:lvl w:ilvl="4" w:tentative="1">
+      <w:start w:val="1"/>
+      <w:numFmt w:val="bullet"/>
+      <w:lvlText w:val=""/>
+      <w:lvlJc w:val="left"/>
+      <w:pPr>
+        <w:tabs>
+          <w:tab w:val="num" w:pos="3600"/>
+        </w:tabs>
+        <w:ind w:left="3600" w:hanging="360"/>
+      </w:pPr>
+      <w:rPr>
+        <w:rFonts w:ascii="Wingdings" w:hAnsi="Wingdings" w:hint="default"/>
+        <w:sz w:val="20"/>
+      </w:rPr>
+    </w:lvl>
+    <w:lvl w:ilvl="5" w:tentative="1">
+      <w:start w:val="1"/>
+      <w:numFmt w:val="bullet"/>
+      <w:lvlText w:val=""/>
+      <w:lvlJc w:val="left"/>
+      <w:pPr>
+        <w:tabs>
+          <w:tab w:val="num" w:pos="4320"/>
+        </w:tabs>
+        <w:ind w:left="4320" w:hanging="360"/>
+      </w:pPr>
+      <w:rPr>
+        <w:rFonts w:ascii="Wingdings" w:hAnsi="Wingdings" w:hint="default"/>
+        <w:sz w:val="20"/>
+      </w:rPr>
+    </w:lvl>
+    <w:lvl w:ilvl="6" w:tentative="1">
+      <w:start w:val="1"/>
+      <w:numFmt w:val="bullet"/>
+      <w:lvlText w:val=""/>
+      <w:lvlJc w:val="left"/>
+      <w:pPr>
+        <w:tabs>
+          <w:tab w:val="num" w:pos="5040"/>
+        </w:tabs>
+        <w:ind w:left="5040" w:hanging="360"/>
+      </w:pPr>
+      <w:rPr>
+        <w:rFonts w:ascii="Wingdings" w:hAnsi="Wingdings" w:hint="default"/>
+        <w:sz w:val="20"/>
+      </w:rPr>
+    </w:lvl>
+    <w:lvl w:ilvl="7" w:tentative="1">
+      <w:start w:val="1"/>
+      <w:numFmt w:val="bullet"/>
+      <w:lvlText w:val=""/>
+      <w:lvlJc w:val="left"/>
+      <w:pPr>
+        <w:tabs>
+          <w:tab w:val="num" w:pos="5760"/>
+        </w:tabs>
+        <w:ind w:left="5760" w:hanging="360"/>
+      </w:pPr>
+      <w:rPr>
+        <w:rFonts w:ascii="Wingdings" w:hAnsi="Wingdings" w:hint="default"/>
+        <w:sz w:val="20"/>
+      </w:rPr>
+    </w:lvl>
+    <w:lvl w:ilvl="8" w:tentative="1">
+      <w:start w:val="1"/>
+      <w:numFmt w:val="bullet"/>
+      <w:lvlText w:val=""/>
+      <w:lvlJc w:val="left"/>
+      <w:pPr>
+        <w:tabs>
+          <w:tab w:val="num" w:pos="6480"/>
+        </w:tabs>
+        <w:ind w:left="6480" w:hanging="360"/>
+      </w:pPr>
+      <w:rPr>
+        <w:rFonts w:ascii="Wingdings" w:hAnsi="Wingdings" w:hint="default"/>
+        <w:sz w:val="20"/>
+      </w:rPr>
+    </w:lvl>
+  </w:abstractNum>
+  <w:abstractNum w:abstractNumId="10" w15:restartNumberingAfterBreak="0">
+    <w:nsid w:val="1B8A3B2A"/>
+    <w:multiLevelType w:val="multilevel"/>
+    <w:tmpl w:val="D1F0A58A"/>
+    <w:lvl w:ilvl="0">
+      <w:start w:val="1"/>
+      <w:numFmt w:val="bullet"/>
+      <w:lvlText w:val=""/>
+      <w:lvlJc w:val="left"/>
+      <w:pPr>
+        <w:tabs>
+          <w:tab w:val="num" w:pos="720"/>
+        </w:tabs>
+        <w:ind w:left="720" w:hanging="360"/>
+      </w:pPr>
+      <w:rPr>
+        <w:rFonts w:ascii="Symbol" w:hAnsi="Symbol" w:hint="default"/>
+        <w:sz w:val="20"/>
+      </w:rPr>
+    </w:lvl>
+    <w:lvl w:ilvl="1" w:tentative="1">
+      <w:start w:val="1"/>
+      <w:numFmt w:val="bullet"/>
+      <w:lvlText w:val="o"/>
+      <w:lvlJc w:val="left"/>
+      <w:pPr>
+        <w:tabs>
+          <w:tab w:val="num" w:pos="1440"/>
+        </w:tabs>
+        <w:ind w:left="1440" w:hanging="360"/>
+      </w:pPr>
+      <w:rPr>
+        <w:rFonts w:ascii="Courier New" w:hAnsi="Courier New" w:hint="default"/>
+        <w:sz w:val="20"/>
+      </w:rPr>
+    </w:lvl>
+    <w:lvl w:ilvl="2" w:tentative="1">
+      <w:start w:val="1"/>
+      <w:numFmt w:val="bullet"/>
+      <w:lvlText w:val=""/>
+      <w:lvlJc w:val="left"/>
+      <w:pPr>
+        <w:tabs>
+          <w:tab w:val="num" w:pos="2160"/>
+        </w:tabs>
+        <w:ind w:left="2160" w:hanging="360"/>
+      </w:pPr>
+      <w:rPr>
+        <w:rFonts w:ascii="Wingdings" w:hAnsi="Wingdings" w:hint="default"/>
+        <w:sz w:val="20"/>
+      </w:rPr>
+    </w:lvl>
+    <w:lvl w:ilvl="3" w:tentative="1">
+      <w:start w:val="1"/>
+      <w:numFmt w:val="bullet"/>
+      <w:lvlText w:val=""/>
+      <w:lvlJc w:val="left"/>
+      <w:pPr>
+        <w:tabs>
+          <w:tab w:val="num" w:pos="2880"/>
+        </w:tabs>
+        <w:ind w:left="2880" w:hanging="360"/>
+      </w:pPr>
+      <w:rPr>
+        <w:rFonts w:ascii="Wingdings" w:hAnsi="Wingdings" w:hint="default"/>
+        <w:sz w:val="20"/>
+      </w:rPr>
+    </w:lvl>
+    <w:lvl w:ilvl="4" w:tentative="1">
+      <w:start w:val="1"/>
+      <w:numFmt w:val="bullet"/>
+      <w:lvlText w:val=""/>
+      <w:lvlJc w:val="left"/>
+      <w:pPr>
+        <w:tabs>
+          <w:tab w:val="num" w:pos="3600"/>
+        </w:tabs>
+        <w:ind w:left="3600" w:hanging="360"/>
+      </w:pPr>
+      <w:rPr>
+        <w:rFonts w:ascii="Wingdings" w:hAnsi="Wingdings" w:hint="default"/>
+        <w:sz w:val="20"/>
+      </w:rPr>
+    </w:lvl>
+    <w:lvl w:ilvl="5" w:tentative="1">
+      <w:start w:val="1"/>
+      <w:numFmt w:val="bullet"/>
+      <w:lvlText w:val=""/>
+      <w:lvlJc w:val="left"/>
+      <w:pPr>
+        <w:tabs>
+          <w:tab w:val="num" w:pos="4320"/>
+        </w:tabs>
+        <w:ind w:left="4320" w:hanging="360"/>
+      </w:pPr>
+      <w:rPr>
+        <w:rFonts w:ascii="Wingdings" w:hAnsi="Wingdings" w:hint="default"/>
+        <w:sz w:val="20"/>
+      </w:rPr>
+    </w:lvl>
+    <w:lvl w:ilvl="6" w:tentative="1">
+      <w:start w:val="1"/>
+      <w:numFmt w:val="bullet"/>
+      <w:lvlText w:val=""/>
+      <w:lvlJc w:val="left"/>
+      <w:pPr>
+        <w:tabs>
+          <w:tab w:val="num" w:pos="5040"/>
+        </w:tabs>
+        <w:ind w:left="5040" w:hanging="360"/>
+      </w:pPr>
+      <w:rPr>
+        <w:rFonts w:ascii="Wingdings" w:hAnsi="Wingdings" w:hint="default"/>
+        <w:sz w:val="20"/>
+      </w:rPr>
+    </w:lvl>
+    <w:lvl w:ilvl="7" w:tentative="1">
+      <w:start w:val="1"/>
+      <w:numFmt w:val="bullet"/>
+      <w:lvlText w:val=""/>
+      <w:lvlJc w:val="left"/>
+      <w:pPr>
+        <w:tabs>
+          <w:tab w:val="num" w:pos="5760"/>
+        </w:tabs>
+        <w:ind w:left="5760" w:hanging="360"/>
+      </w:pPr>
+      <w:rPr>
+        <w:rFonts w:ascii="Wingdings" w:hAnsi="Wingdings" w:hint="default"/>
+        <w:sz w:val="20"/>
+      </w:rPr>
+    </w:lvl>
+    <w:lvl w:ilvl="8" w:tentative="1">
+      <w:start w:val="1"/>
+      <w:numFmt w:val="bullet"/>
+      <w:lvlText w:val=""/>
+      <w:lvlJc w:val="left"/>
+      <w:pPr>
+        <w:tabs>
+          <w:tab w:val="num" w:pos="6480"/>
+        </w:tabs>
+        <w:ind w:left="6480" w:hanging="360"/>
+      </w:pPr>
+      <w:rPr>
+        <w:rFonts w:ascii="Wingdings" w:hAnsi="Wingdings" w:hint="default"/>
+        <w:sz w:val="20"/>
+      </w:rPr>
+    </w:lvl>
+  </w:abstractNum>
+  <w:abstractNum w:abstractNumId="11" w15:restartNumberingAfterBreak="0">
+    <w:nsid w:val="295D7CB8"/>
+    <w:multiLevelType w:val="multilevel"/>
+    <w:tmpl w:val="D3D2BE7C"/>
+    <w:lvl w:ilvl="0">
+      <w:start w:val="1"/>
+      <w:numFmt w:val="bullet"/>
+      <w:lvlText w:val=""/>
+      <w:lvlJc w:val="left"/>
+      <w:pPr>
+        <w:tabs>
+          <w:tab w:val="num" w:pos="720"/>
+        </w:tabs>
+        <w:ind w:left="720" w:hanging="360"/>
+      </w:pPr>
+      <w:rPr>
+        <w:rFonts w:ascii="Symbol" w:hAnsi="Symbol" w:hint="default"/>
+        <w:sz w:val="20"/>
+      </w:rPr>
+    </w:lvl>
+    <w:lvl w:ilvl="1" w:tentative="1">
+      <w:start w:val="1"/>
+      <w:numFmt w:val="bullet"/>
+      <w:lvlText w:val="o"/>
+      <w:lvlJc w:val="left"/>
+      <w:pPr>
+        <w:tabs>
+          <w:tab w:val="num" w:pos="1440"/>
+        </w:tabs>
+        <w:ind w:left="1440" w:hanging="360"/>
+      </w:pPr>
+      <w:rPr>
+        <w:rFonts w:ascii="Courier New" w:hAnsi="Courier New" w:hint="default"/>
+        <w:sz w:val="20"/>
+      </w:rPr>
+    </w:lvl>
+    <w:lvl w:ilvl="2" w:tentative="1">
+      <w:start w:val="1"/>
+      <w:numFmt w:val="bullet"/>
+      <w:lvlText w:val=""/>
+      <w:lvlJc w:val="left"/>
+      <w:pPr>
+        <w:tabs>
+          <w:tab w:val="num" w:pos="2160"/>
+        </w:tabs>
+        <w:ind w:left="2160" w:hanging="360"/>
+      </w:pPr>
+      <w:rPr>
+        <w:rFonts w:ascii="Wingdings" w:hAnsi="Wingdings" w:hint="default"/>
+        <w:sz w:val="20"/>
+      </w:rPr>
+    </w:lvl>
+    <w:lvl w:ilvl="3" w:tentative="1">
+      <w:start w:val="1"/>
+      <w:numFmt w:val="bullet"/>
+      <w:lvlText w:val=""/>
+      <w:lvlJc w:val="left"/>
+      <w:pPr>
+        <w:tabs>
+          <w:tab w:val="num" w:pos="2880"/>
+        </w:tabs>
+        <w:ind w:left="2880" w:hanging="360"/>
+      </w:pPr>
+      <w:rPr>
+        <w:rFonts w:ascii="Wingdings" w:hAnsi="Wingdings" w:hint="default"/>
+        <w:sz w:val="20"/>
+      </w:rPr>
+    </w:lvl>
+    <w:lvl w:ilvl="4" w:tentative="1">
+      <w:start w:val="1"/>
+      <w:numFmt w:val="bullet"/>
+      <w:lvlText w:val=""/>
+      <w:lvlJc w:val="left"/>
+      <w:pPr>
+        <w:tabs>
+          <w:tab w:val="num" w:pos="3600"/>
+        </w:tabs>
+        <w:ind w:left="3600" w:hanging="360"/>
+      </w:pPr>
+      <w:rPr>
+        <w:rFonts w:ascii="Wingdings" w:hAnsi="Wingdings" w:hint="default"/>
+        <w:sz w:val="20"/>
+      </w:rPr>
+    </w:lvl>
+    <w:lvl w:ilvl="5" w:tentative="1">
+      <w:start w:val="1"/>
+      <w:numFmt w:val="bullet"/>
+      <w:lvlText w:val=""/>
+      <w:lvlJc w:val="left"/>
+      <w:pPr>
+        <w:tabs>
+          <w:tab w:val="num" w:pos="4320"/>
+        </w:tabs>
+        <w:ind w:left="4320" w:hanging="360"/>
+      </w:pPr>
+      <w:rPr>
+        <w:rFonts w:ascii="Wingdings" w:hAnsi="Wingdings" w:hint="default"/>
+        <w:sz w:val="20"/>
+      </w:rPr>
+    </w:lvl>
+    <w:lvl w:ilvl="6" w:tentative="1">
+      <w:start w:val="1"/>
+      <w:numFmt w:val="bullet"/>
+      <w:lvlText w:val=""/>
+      <w:lvlJc w:val="left"/>
+      <w:pPr>
+        <w:tabs>
+          <w:tab w:val="num" w:pos="5040"/>
+        </w:tabs>
+        <w:ind w:left="5040" w:hanging="360"/>
+      </w:pPr>
+      <w:rPr>
+        <w:rFonts w:ascii="Wingdings" w:hAnsi="Wingdings" w:hint="default"/>
+        <w:sz w:val="20"/>
+      </w:rPr>
+    </w:lvl>
+    <w:lvl w:ilvl="7" w:tentative="1">
+      <w:start w:val="1"/>
+      <w:numFmt w:val="bullet"/>
+      <w:lvlText w:val=""/>
+      <w:lvlJc w:val="left"/>
+      <w:pPr>
+        <w:tabs>
+          <w:tab w:val="num" w:pos="5760"/>
+        </w:tabs>
+        <w:ind w:left="5760" w:hanging="360"/>
+      </w:pPr>
+      <w:rPr>
+        <w:rFonts w:ascii="Wingdings" w:hAnsi="Wingdings" w:hint="default"/>
+        <w:sz w:val="20"/>
+      </w:rPr>
+    </w:lvl>
+    <w:lvl w:ilvl="8" w:tentative="1">
+      <w:start w:val="1"/>
+      <w:numFmt w:val="bullet"/>
+      <w:lvlText w:val=""/>
+      <w:lvlJc w:val="left"/>
+      <w:pPr>
+        <w:tabs>
+          <w:tab w:val="num" w:pos="6480"/>
+        </w:tabs>
+        <w:ind w:left="6480" w:hanging="360"/>
+      </w:pPr>
+      <w:rPr>
+        <w:rFonts w:ascii="Wingdings" w:hAnsi="Wingdings" w:hint="default"/>
+        <w:sz w:val="20"/>
+      </w:rPr>
+    </w:lvl>
+  </w:abstractNum>
+  <w:abstractNum w:abstractNumId="12" w15:restartNumberingAfterBreak="0">
+    <w:nsid w:val="2F050FB1"/>
+    <w:multiLevelType w:val="multilevel"/>
+    <w:tmpl w:val="33C0CD54"/>
+    <w:lvl w:ilvl="0">
+      <w:start w:val="1"/>
+      <w:numFmt w:val="bullet"/>
+      <w:lvlText w:val=""/>
+      <w:lvlJc w:val="left"/>
+      <w:pPr>
+        <w:tabs>
+          <w:tab w:val="num" w:pos="720"/>
+        </w:tabs>
+        <w:ind w:left="720" w:hanging="360"/>
+      </w:pPr>
+      <w:rPr>
+        <w:rFonts w:ascii="Symbol" w:hAnsi="Symbol" w:hint="default"/>
+        <w:sz w:val="20"/>
+      </w:rPr>
+    </w:lvl>
+    <w:lvl w:ilvl="1" w:tentative="1">
+      <w:start w:val="1"/>
+      <w:numFmt w:val="bullet"/>
+      <w:lvlText w:val="o"/>
+      <w:lvlJc w:val="left"/>
+      <w:pPr>
+        <w:tabs>
+          <w:tab w:val="num" w:pos="1440"/>
+        </w:tabs>
+        <w:ind w:left="1440" w:hanging="360"/>
+      </w:pPr>
+      <w:rPr>
+        <w:rFonts w:ascii="Courier New" w:hAnsi="Courier New" w:hint="default"/>
+        <w:sz w:val="20"/>
+      </w:rPr>
+    </w:lvl>
+    <w:lvl w:ilvl="2" w:tentative="1">
+      <w:start w:val="1"/>
+      <w:numFmt w:val="bullet"/>
+      <w:lvlText w:val=""/>
+      <w:lvlJc w:val="left"/>
+      <w:pPr>
+        <w:tabs>
+          <w:tab w:val="num" w:pos="2160"/>
+        </w:tabs>
+        <w:ind w:left="2160" w:hanging="360"/>
+      </w:pPr>
+      <w:rPr>
+        <w:rFonts w:ascii="Wingdings" w:hAnsi="Wingdings" w:hint="default"/>
+        <w:sz w:val="20"/>
+      </w:rPr>
+    </w:lvl>
+    <w:lvl w:ilvl="3" w:tentative="1">
+      <w:start w:val="1"/>
+      <w:numFmt w:val="bullet"/>
+      <w:lvlText w:val=""/>
+      <w:lvlJc w:val="left"/>
+      <w:pPr>
+        <w:tabs>
+          <w:tab w:val="num" w:pos="2880"/>
+        </w:tabs>
+        <w:ind w:left="2880" w:hanging="360"/>
+      </w:pPr>
+      <w:rPr>
+        <w:rFonts w:ascii="Wingdings" w:hAnsi="Wingdings" w:hint="default"/>
+        <w:sz w:val="20"/>
+      </w:rPr>
+    </w:lvl>
+    <w:lvl w:ilvl="4" w:tentative="1">
+      <w:start w:val="1"/>
+      <w:numFmt w:val="bullet"/>
+      <w:lvlText w:val=""/>
+      <w:lvlJc w:val="left"/>
+      <w:pPr>
+        <w:tabs>
+          <w:tab w:val="num" w:pos="3600"/>
+        </w:tabs>
+        <w:ind w:left="3600" w:hanging="360"/>
+      </w:pPr>
+      <w:rPr>
+        <w:rFonts w:ascii="Wingdings" w:hAnsi="Wingdings" w:hint="default"/>
+        <w:sz w:val="20"/>
+      </w:rPr>
+    </w:lvl>
+    <w:lvl w:ilvl="5" w:tentative="1">
+      <w:start w:val="1"/>
+      <w:numFmt w:val="bullet"/>
+      <w:lvlText w:val=""/>
+      <w:lvlJc w:val="left"/>
+      <w:pPr>
+        <w:tabs>
+          <w:tab w:val="num" w:pos="4320"/>
+        </w:tabs>
+        <w:ind w:left="4320" w:hanging="360"/>
+      </w:pPr>
+      <w:rPr>
+        <w:rFonts w:ascii="Wingdings" w:hAnsi="Wingdings" w:hint="default"/>
+        <w:sz w:val="20"/>
+      </w:rPr>
+    </w:lvl>
+    <w:lvl w:ilvl="6" w:tentative="1">
+      <w:start w:val="1"/>
+      <w:numFmt w:val="bullet"/>
+      <w:lvlText w:val=""/>
+      <w:lvlJc w:val="left"/>
+      <w:pPr>
+        <w:tabs>
+          <w:tab w:val="num" w:pos="5040"/>
+        </w:tabs>
+        <w:ind w:left="5040" w:hanging="360"/>
+      </w:pPr>
+      <w:rPr>
+        <w:rFonts w:ascii="Wingdings" w:hAnsi="Wingdings" w:hint="default"/>
+        <w:sz w:val="20"/>
+      </w:rPr>
+    </w:lvl>
+    <w:lvl w:ilvl="7" w:tentative="1">
+      <w:start w:val="1"/>
+      <w:numFmt w:val="bullet"/>
+      <w:lvlText w:val=""/>
+      <w:lvlJc w:val="left"/>
+      <w:pPr>
+        <w:tabs>
+          <w:tab w:val="num" w:pos="5760"/>
+        </w:tabs>
+        <w:ind w:left="5760" w:hanging="360"/>
+      </w:pPr>
+      <w:rPr>
+        <w:rFonts w:ascii="Wingdings" w:hAnsi="Wingdings" w:hint="default"/>
+        <w:sz w:val="20"/>
+      </w:rPr>
+    </w:lvl>
+    <w:lvl w:ilvl="8" w:tentative="1">
+      <w:start w:val="1"/>
+      <w:numFmt w:val="bullet"/>
+      <w:lvlText w:val=""/>
+      <w:lvlJc w:val="left"/>
+      <w:pPr>
+        <w:tabs>
+          <w:tab w:val="num" w:pos="6480"/>
+        </w:tabs>
+        <w:ind w:left="6480" w:hanging="360"/>
+      </w:pPr>
+      <w:rPr>
+        <w:rFonts w:ascii="Wingdings" w:hAnsi="Wingdings" w:hint="default"/>
+        <w:sz w:val="20"/>
+      </w:rPr>
+    </w:lvl>
+  </w:abstractNum>
+  <w:abstractNum w:abstractNumId="13" w15:restartNumberingAfterBreak="0">
+    <w:nsid w:val="33E63BCB"/>
+    <w:multiLevelType w:val="multilevel"/>
+    <w:tmpl w:val="28B4ED5A"/>
+    <w:lvl w:ilvl="0">
+      <w:start w:val="1"/>
+      <w:numFmt w:val="bullet"/>
+      <w:lvlText w:val=""/>
+      <w:lvlJc w:val="left"/>
+      <w:pPr>
+        <w:tabs>
+          <w:tab w:val="num" w:pos="720"/>
+        </w:tabs>
+        <w:ind w:left="720" w:hanging="360"/>
+      </w:pPr>
+      <w:rPr>
+        <w:rFonts w:ascii="Symbol" w:hAnsi="Symbol" w:hint="default"/>
+        <w:sz w:val="20"/>
+      </w:rPr>
+    </w:lvl>
+    <w:lvl w:ilvl="1" w:tentative="1">
+      <w:start w:val="1"/>
+      <w:numFmt w:val="bullet"/>
+      <w:lvlText w:val="o"/>
+      <w:lvlJc w:val="left"/>
+      <w:pPr>
+        <w:tabs>
+          <w:tab w:val="num" w:pos="1440"/>
+        </w:tabs>
+        <w:ind w:left="1440" w:hanging="360"/>
+      </w:pPr>
+      <w:rPr>
+        <w:rFonts w:ascii="Courier New" w:hAnsi="Courier New" w:hint="default"/>
+        <w:sz w:val="20"/>
+      </w:rPr>
+    </w:lvl>
+    <w:lvl w:ilvl="2" w:tentative="1">
+      <w:start w:val="1"/>
+      <w:numFmt w:val="bullet"/>
+      <w:lvlText w:val=""/>
+      <w:lvlJc w:val="left"/>
+      <w:pPr>
+        <w:tabs>
+          <w:tab w:val="num" w:pos="2160"/>
+        </w:tabs>
+        <w:ind w:left="2160" w:hanging="360"/>
+      </w:pPr>
+      <w:rPr>
+        <w:rFonts w:ascii="Wingdings" w:hAnsi="Wingdings" w:hint="default"/>
+        <w:sz w:val="20"/>
+      </w:rPr>
+    </w:lvl>
+    <w:lvl w:ilvl="3" w:tentative="1">
+      <w:start w:val="1"/>
+      <w:numFmt w:val="bullet"/>
+      <w:lvlText w:val=""/>
+      <w:lvlJc w:val="left"/>
+      <w:pPr>
+        <w:tabs>
+          <w:tab w:val="num" w:pos="2880"/>
+        </w:tabs>
+        <w:ind w:left="2880" w:hanging="360"/>
+      </w:pPr>
+      <w:rPr>
+        <w:rFonts w:ascii="Wingdings" w:hAnsi="Wingdings" w:hint="default"/>
+        <w:sz w:val="20"/>
+      </w:rPr>
+    </w:lvl>
+    <w:lvl w:ilvl="4" w:tentative="1">
+      <w:start w:val="1"/>
+      <w:numFmt w:val="bullet"/>
+      <w:lvlText w:val=""/>
+      <w:lvlJc w:val="left"/>
+      <w:pPr>
+        <w:tabs>
+          <w:tab w:val="num" w:pos="3600"/>
+        </w:tabs>
+        <w:ind w:left="3600" w:hanging="360"/>
+      </w:pPr>
+      <w:rPr>
+        <w:rFonts w:ascii="Wingdings" w:hAnsi="Wingdings" w:hint="default"/>
+        <w:sz w:val="20"/>
+      </w:rPr>
+    </w:lvl>
+    <w:lvl w:ilvl="5" w:tentative="1">
+      <w:start w:val="1"/>
+      <w:numFmt w:val="bullet"/>
+      <w:lvlText w:val=""/>
+      <w:lvlJc w:val="left"/>
+      <w:pPr>
+        <w:tabs>
+          <w:tab w:val="num" w:pos="4320"/>
+        </w:tabs>
+        <w:ind w:left="4320" w:hanging="360"/>
+      </w:pPr>
+      <w:rPr>
+        <w:rFonts w:ascii="Wingdings" w:hAnsi="Wingdings" w:hint="default"/>
+        <w:sz w:val="20"/>
+      </w:rPr>
+    </w:lvl>
+    <w:lvl w:ilvl="6" w:tentative="1">
+      <w:start w:val="1"/>
+      <w:numFmt w:val="bullet"/>
+      <w:lvlText w:val=""/>
+      <w:lvlJc w:val="left"/>
+      <w:pPr>
+        <w:tabs>
+          <w:tab w:val="num" w:pos="5040"/>
+        </w:tabs>
+        <w:ind w:left="5040" w:hanging="360"/>
+      </w:pPr>
+      <w:rPr>
+        <w:rFonts w:ascii="Wingdings" w:hAnsi="Wingdings" w:hint="default"/>
+        <w:sz w:val="20"/>
+      </w:rPr>
+    </w:lvl>
+    <w:lvl w:ilvl="7" w:tentative="1">
+      <w:start w:val="1"/>
+      <w:numFmt w:val="bullet"/>
+      <w:lvlText w:val=""/>
+      <w:lvlJc w:val="left"/>
+      <w:pPr>
+        <w:tabs>
+          <w:tab w:val="num" w:pos="5760"/>
+        </w:tabs>
+        <w:ind w:left="5760" w:hanging="360"/>
+      </w:pPr>
+      <w:rPr>
+        <w:rFonts w:ascii="Wingdings" w:hAnsi="Wingdings" w:hint="default"/>
+        <w:sz w:val="20"/>
+      </w:rPr>
+    </w:lvl>
+    <w:lvl w:ilvl="8" w:tentative="1">
+      <w:start w:val="1"/>
+      <w:numFmt w:val="bullet"/>
+      <w:lvlText w:val=""/>
+      <w:lvlJc w:val="left"/>
+      <w:pPr>
+        <w:tabs>
+          <w:tab w:val="num" w:pos="6480"/>
+        </w:tabs>
+        <w:ind w:left="6480" w:hanging="360"/>
+      </w:pPr>
+      <w:rPr>
+        <w:rFonts w:ascii="Wingdings" w:hAnsi="Wingdings" w:hint="default"/>
+        <w:sz w:val="20"/>
+      </w:rPr>
+    </w:lvl>
+  </w:abstractNum>
+  <w:abstractNum w:abstractNumId="14" w15:restartNumberingAfterBreak="0">
+    <w:nsid w:val="49145B31"/>
+    <w:multiLevelType w:val="multilevel"/>
+    <w:tmpl w:val="554CA870"/>
+    <w:lvl w:ilvl="0">
+      <w:start w:val="1"/>
+      <w:numFmt w:val="bullet"/>
+      <w:lvlText w:val=""/>
+      <w:lvlJc w:val="left"/>
+      <w:pPr>
+        <w:tabs>
+          <w:tab w:val="num" w:pos="720"/>
+        </w:tabs>
+        <w:ind w:left="720" w:hanging="360"/>
+      </w:pPr>
+      <w:rPr>
+        <w:rFonts w:ascii="Symbol" w:hAnsi="Symbol" w:hint="default"/>
+        <w:sz w:val="20"/>
+      </w:rPr>
+    </w:lvl>
+    <w:lvl w:ilvl="1">
+      <w:start w:val="1"/>
+      <w:numFmt w:val="bullet"/>
+      <w:lvlText w:val="o"/>
+      <w:lvlJc w:val="left"/>
+      <w:pPr>
+        <w:tabs>
+          <w:tab w:val="num" w:pos="1440"/>
+        </w:tabs>
+        <w:ind w:left="1440" w:hanging="360"/>
+      </w:pPr>
+      <w:rPr>
+        <w:rFonts w:ascii="Courier New" w:hAnsi="Courier New" w:hint="default"/>
+        <w:sz w:val="20"/>
+      </w:rPr>
+    </w:lvl>
+    <w:lvl w:ilvl="2" w:tentative="1">
+      <w:start w:val="1"/>
+      <w:numFmt w:val="bullet"/>
+      <w:lvlText w:val=""/>
+      <w:lvlJc w:val="left"/>
+      <w:pPr>
+        <w:tabs>
+          <w:tab w:val="num" w:pos="2160"/>
+        </w:tabs>
+        <w:ind w:left="2160" w:hanging="360"/>
+      </w:pPr>
+      <w:rPr>
+        <w:rFonts w:ascii="Wingdings" w:hAnsi="Wingdings" w:hint="default"/>
+        <w:sz w:val="20"/>
+      </w:rPr>
+    </w:lvl>
+    <w:lvl w:ilvl="3" w:tentative="1">
+      <w:start w:val="1"/>
+      <w:numFmt w:val="bullet"/>
+      <w:lvlText w:val=""/>
+      <w:lvlJc w:val="left"/>
+      <w:pPr>
+        <w:tabs>
+          <w:tab w:val="num" w:pos="2880"/>
+        </w:tabs>
+        <w:ind w:left="2880" w:hanging="360"/>
+      </w:pPr>
+      <w:rPr>
+        <w:rFonts w:ascii="Wingdings" w:hAnsi="Wingdings" w:hint="default"/>
+        <w:sz w:val="20"/>
+      </w:rPr>
+    </w:lvl>
+    <w:lvl w:ilvl="4" w:tentative="1">
+      <w:start w:val="1"/>
+      <w:numFmt w:val="bullet"/>
+      <w:lvlText w:val=""/>
+      <w:lvlJc w:val="left"/>
+      <w:pPr>
+        <w:tabs>
+          <w:tab w:val="num" w:pos="3600"/>
+        </w:tabs>
+        <w:ind w:left="3600" w:hanging="360"/>
+      </w:pPr>
+      <w:rPr>
+        <w:rFonts w:ascii="Wingdings" w:hAnsi="Wingdings" w:hint="default"/>
+        <w:sz w:val="20"/>
+      </w:rPr>
+    </w:lvl>
+    <w:lvl w:ilvl="5" w:tentative="1">
+      <w:start w:val="1"/>
+      <w:numFmt w:val="bullet"/>
+      <w:lvlText w:val=""/>
+      <w:lvlJc w:val="left"/>
+      <w:pPr>
+        <w:tabs>
+          <w:tab w:val="num" w:pos="4320"/>
+        </w:tabs>
+        <w:ind w:left="4320" w:hanging="360"/>
+      </w:pPr>
+      <w:rPr>
+        <w:rFonts w:ascii="Wingdings" w:hAnsi="Wingdings" w:hint="default"/>
+        <w:sz w:val="20"/>
+      </w:rPr>
+    </w:lvl>
+    <w:lvl w:ilvl="6" w:tentative="1">
+      <w:start w:val="1"/>
+      <w:numFmt w:val="bullet"/>
+      <w:lvlText w:val=""/>
+      <w:lvlJc w:val="left"/>
+      <w:pPr>
+        <w:tabs>
+          <w:tab w:val="num" w:pos="5040"/>
+        </w:tabs>
+        <w:ind w:left="5040" w:hanging="360"/>
+      </w:pPr>
+      <w:rPr>
+        <w:rFonts w:ascii="Wingdings" w:hAnsi="Wingdings" w:hint="default"/>
+        <w:sz w:val="20"/>
+      </w:rPr>
+    </w:lvl>
+    <w:lvl w:ilvl="7" w:tentative="1">
+      <w:start w:val="1"/>
+      <w:numFmt w:val="bullet"/>
+      <w:lvlText w:val=""/>
+      <w:lvlJc w:val="left"/>
+      <w:pPr>
+        <w:tabs>
+          <w:tab w:val="num" w:pos="5760"/>
+        </w:tabs>
+        <w:ind w:left="5760" w:hanging="360"/>
+      </w:pPr>
+      <w:rPr>
+        <w:rFonts w:ascii="Wingdings" w:hAnsi="Wingdings" w:hint="default"/>
+        <w:sz w:val="20"/>
+      </w:rPr>
+    </w:lvl>
+    <w:lvl w:ilvl="8" w:tentative="1">
+      <w:start w:val="1"/>
+      <w:numFmt w:val="bullet"/>
+      <w:lvlText w:val=""/>
+      <w:lvlJc w:val="left"/>
+      <w:pPr>
+        <w:tabs>
+          <w:tab w:val="num" w:pos="6480"/>
+        </w:tabs>
+        <w:ind w:left="6480" w:hanging="360"/>
+      </w:pPr>
+      <w:rPr>
+        <w:rFonts w:ascii="Wingdings" w:hAnsi="Wingdings" w:hint="default"/>
+        <w:sz w:val="20"/>
+      </w:rPr>
+    </w:lvl>
+  </w:abstractNum>
+  <w:abstractNum w:abstractNumId="15" w15:restartNumberingAfterBreak="0">
+    <w:nsid w:val="55DB09E6"/>
+    <w:multiLevelType w:val="multilevel"/>
+    <w:tmpl w:val="F252EADE"/>
+    <w:lvl w:ilvl="0">
+      <w:start w:val="1"/>
+      <w:numFmt w:val="bullet"/>
+      <w:lvlText w:val=""/>
+      <w:lvlJc w:val="left"/>
+      <w:pPr>
+        <w:tabs>
+          <w:tab w:val="num" w:pos="720"/>
+        </w:tabs>
+        <w:ind w:left="720" w:hanging="360"/>
+      </w:pPr>
+      <w:rPr>
+        <w:rFonts w:ascii="Symbol" w:hAnsi="Symbol" w:hint="default"/>
+        <w:sz w:val="20"/>
+      </w:rPr>
+    </w:lvl>
+    <w:lvl w:ilvl="1" w:tentative="1">
+      <w:start w:val="1"/>
+      <w:numFmt w:val="bullet"/>
+      <w:lvlText w:val="o"/>
+      <w:lvlJc w:val="left"/>
+      <w:pPr>
+        <w:tabs>
+          <w:tab w:val="num" w:pos="1440"/>
+        </w:tabs>
+        <w:ind w:left="1440" w:hanging="360"/>
+      </w:pPr>
+      <w:rPr>
+        <w:rFonts w:ascii="Courier New" w:hAnsi="Courier New" w:hint="default"/>
+        <w:sz w:val="20"/>
+      </w:rPr>
+    </w:lvl>
+    <w:lvl w:ilvl="2" w:tentative="1">
+      <w:start w:val="1"/>
+      <w:numFmt w:val="bullet"/>
+      <w:lvlText w:val=""/>
+      <w:lvlJc w:val="left"/>
+      <w:pPr>
+        <w:tabs>
+          <w:tab w:val="num" w:pos="2160"/>
+        </w:tabs>
+        <w:ind w:left="2160" w:hanging="360"/>
+      </w:pPr>
+      <w:rPr>
+        <w:rFonts w:ascii="Wingdings" w:hAnsi="Wingdings" w:hint="default"/>
+        <w:sz w:val="20"/>
+      </w:rPr>
+    </w:lvl>
+    <w:lvl w:ilvl="3" w:tentative="1">
+      <w:start w:val="1"/>
+      <w:numFmt w:val="bullet"/>
+      <w:lvlText w:val=""/>
+      <w:lvlJc w:val="left"/>
+      <w:pPr>
+        <w:tabs>
+          <w:tab w:val="num" w:pos="2880"/>
+        </w:tabs>
+        <w:ind w:left="2880" w:hanging="360"/>
+      </w:pPr>
+      <w:rPr>
+        <w:rFonts w:ascii="Wingdings" w:hAnsi="Wingdings" w:hint="default"/>
+        <w:sz w:val="20"/>
+      </w:rPr>
+    </w:lvl>
+    <w:lvl w:ilvl="4" w:tentative="1">
+      <w:start w:val="1"/>
+      <w:numFmt w:val="bullet"/>
+      <w:lvlText w:val=""/>
+      <w:lvlJc w:val="left"/>
+      <w:pPr>
+        <w:tabs>
+          <w:tab w:val="num" w:pos="3600"/>
+        </w:tabs>
+        <w:ind w:left="3600" w:hanging="360"/>
+      </w:pPr>
+      <w:rPr>
+        <w:rFonts w:ascii="Wingdings" w:hAnsi="Wingdings" w:hint="default"/>
+        <w:sz w:val="20"/>
+      </w:rPr>
+    </w:lvl>
+    <w:lvl w:ilvl="5" w:tentative="1">
+      <w:start w:val="1"/>
+      <w:numFmt w:val="bullet"/>
+      <w:lvlText w:val=""/>
+      <w:lvlJc w:val="left"/>
+      <w:pPr>
+        <w:tabs>
+          <w:tab w:val="num" w:pos="4320"/>
+        </w:tabs>
+        <w:ind w:left="4320" w:hanging="360"/>
+      </w:pPr>
+      <w:rPr>
+        <w:rFonts w:ascii="Wingdings" w:hAnsi="Wingdings" w:hint="default"/>
+        <w:sz w:val="20"/>
+      </w:rPr>
+    </w:lvl>
+    <w:lvl w:ilvl="6" w:tentative="1">
+      <w:start w:val="1"/>
+      <w:numFmt w:val="bullet"/>
+      <w:lvlText w:val=""/>
+      <w:lvlJc w:val="left"/>
+      <w:pPr>
+        <w:tabs>
+          <w:tab w:val="num" w:pos="5040"/>
+        </w:tabs>
+        <w:ind w:left="5040" w:hanging="360"/>
+      </w:pPr>
+      <w:rPr>
+        <w:rFonts w:ascii="Wingdings" w:hAnsi="Wingdings" w:hint="default"/>
+        <w:sz w:val="20"/>
+      </w:rPr>
+    </w:lvl>
+    <w:lvl w:ilvl="7" w:tentative="1">
+      <w:start w:val="1"/>
+      <w:numFmt w:val="bullet"/>
+      <w:lvlText w:val=""/>
+      <w:lvlJc w:val="left"/>
+      <w:pPr>
+        <w:tabs>
+          <w:tab w:val="num" w:pos="5760"/>
+        </w:tabs>
+        <w:ind w:left="5760" w:hanging="360"/>
+      </w:pPr>
+      <w:rPr>
+        <w:rFonts w:ascii="Wingdings" w:hAnsi="Wingdings" w:hint="default"/>
+        <w:sz w:val="20"/>
+      </w:rPr>
+    </w:lvl>
+    <w:lvl w:ilvl="8" w:tentative="1">
+      <w:start w:val="1"/>
+      <w:numFmt w:val="bullet"/>
+      <w:lvlText w:val=""/>
+      <w:lvlJc w:val="left"/>
+      <w:pPr>
+        <w:tabs>
+          <w:tab w:val="num" w:pos="6480"/>
+        </w:tabs>
+        <w:ind w:left="6480" w:hanging="360"/>
+      </w:pPr>
+      <w:rPr>
+        <w:rFonts w:ascii="Wingdings" w:hAnsi="Wingdings" w:hint="default"/>
+        <w:sz w:val="20"/>
+      </w:rPr>
+    </w:lvl>
+  </w:abstractNum>
+  <w:abstractNum w:abstractNumId="16" w15:restartNumberingAfterBreak="0">
+    <w:nsid w:val="5A7802BB"/>
+    <w:multiLevelType w:val="multilevel"/>
+    <w:tmpl w:val="E0361638"/>
+    <w:lvl w:ilvl="0">
+      <w:start w:val="1"/>
+      <w:numFmt w:val="bullet"/>
+      <w:lvlText w:val=""/>
+      <w:lvlJc w:val="left"/>
+      <w:pPr>
+        <w:tabs>
+          <w:tab w:val="num" w:pos="720"/>
+        </w:tabs>
+        <w:ind w:left="720" w:hanging="360"/>
+      </w:pPr>
+      <w:rPr>
+        <w:rFonts w:ascii="Symbol" w:hAnsi="Symbol" w:hint="default"/>
+        <w:sz w:val="20"/>
+      </w:rPr>
+    </w:lvl>
+    <w:lvl w:ilvl="1" w:tentative="1">
+      <w:start w:val="1"/>
+      <w:numFmt w:val="bullet"/>
+      <w:lvlText w:val="o"/>
+      <w:lvlJc w:val="left"/>
+      <w:pPr>
+        <w:tabs>
+          <w:tab w:val="num" w:pos="1440"/>
+        </w:tabs>
+        <w:ind w:left="1440" w:hanging="360"/>
+      </w:pPr>
+      <w:rPr>
+        <w:rFonts w:ascii="Courier New" w:hAnsi="Courier New" w:hint="default"/>
+        <w:sz w:val="20"/>
+      </w:rPr>
+    </w:lvl>
+    <w:lvl w:ilvl="2" w:tentative="1">
+      <w:start w:val="1"/>
+      <w:numFmt w:val="bullet"/>
+      <w:lvlText w:val=""/>
+      <w:lvlJc w:val="left"/>
+      <w:pPr>
+        <w:tabs>
+          <w:tab w:val="num" w:pos="2160"/>
+        </w:tabs>
+        <w:ind w:left="2160" w:hanging="360"/>
+      </w:pPr>
+      <w:rPr>
+        <w:rFonts w:ascii="Wingdings" w:hAnsi="Wingdings" w:hint="default"/>
+        <w:sz w:val="20"/>
+      </w:rPr>
+    </w:lvl>
+    <w:lvl w:ilvl="3" w:tentative="1">
+      <w:start w:val="1"/>
+      <w:numFmt w:val="bullet"/>
+      <w:lvlText w:val=""/>
+      <w:lvlJc w:val="left"/>
+      <w:pPr>
+        <w:tabs>
+          <w:tab w:val="num" w:pos="2880"/>
+        </w:tabs>
+        <w:ind w:left="2880" w:hanging="360"/>
+      </w:pPr>
+      <w:rPr>
+        <w:rFonts w:ascii="Wingdings" w:hAnsi="Wingdings" w:hint="default"/>
+        <w:sz w:val="20"/>
+      </w:rPr>
+    </w:lvl>
+    <w:lvl w:ilvl="4" w:tentative="1">
+      <w:start w:val="1"/>
+      <w:numFmt w:val="bullet"/>
+      <w:lvlText w:val=""/>
+      <w:lvlJc w:val="left"/>
+      <w:pPr>
+        <w:tabs>
+          <w:tab w:val="num" w:pos="3600"/>
+        </w:tabs>
+        <w:ind w:left="3600" w:hanging="360"/>
+      </w:pPr>
+      <w:rPr>
+        <w:rFonts w:ascii="Wingdings" w:hAnsi="Wingdings" w:hint="default"/>
+        <w:sz w:val="20"/>
+      </w:rPr>
+    </w:lvl>
+    <w:lvl w:ilvl="5" w:tentative="1">
+      <w:start w:val="1"/>
+      <w:numFmt w:val="bullet"/>
+      <w:lvlText w:val=""/>
+      <w:lvlJc w:val="left"/>
+      <w:pPr>
+        <w:tabs>
+          <w:tab w:val="num" w:pos="4320"/>
+        </w:tabs>
+        <w:ind w:left="4320" w:hanging="360"/>
+      </w:pPr>
+      <w:rPr>
+        <w:rFonts w:ascii="Wingdings" w:hAnsi="Wingdings" w:hint="default"/>
+        <w:sz w:val="20"/>
+      </w:rPr>
+    </w:lvl>
+    <w:lvl w:ilvl="6" w:tentative="1">
+      <w:start w:val="1"/>
+      <w:numFmt w:val="bullet"/>
+      <w:lvlText w:val=""/>
+      <w:lvlJc w:val="left"/>
+      <w:pPr>
+        <w:tabs>
+          <w:tab w:val="num" w:pos="5040"/>
+        </w:tabs>
+        <w:ind w:left="5040" w:hanging="360"/>
+      </w:pPr>
+      <w:rPr>
+        <w:rFonts w:ascii="Wingdings" w:hAnsi="Wingdings" w:hint="default"/>
+        <w:sz w:val="20"/>
+      </w:rPr>
+    </w:lvl>
+    <w:lvl w:ilvl="7" w:tentative="1">
+      <w:start w:val="1"/>
+      <w:numFmt w:val="bullet"/>
+      <w:lvlText w:val=""/>
+      <w:lvlJc w:val="left"/>
+      <w:pPr>
+        <w:tabs>
+          <w:tab w:val="num" w:pos="5760"/>
+        </w:tabs>
+        <w:ind w:left="5760" w:hanging="360"/>
+      </w:pPr>
+      <w:rPr>
+        <w:rFonts w:ascii="Wingdings" w:hAnsi="Wingdings" w:hint="default"/>
+        <w:sz w:val="20"/>
+      </w:rPr>
+    </w:lvl>
+    <w:lvl w:ilvl="8" w:tentative="1">
+      <w:start w:val="1"/>
+      <w:numFmt w:val="bullet"/>
+      <w:lvlText w:val=""/>
+      <w:lvlJc w:val="left"/>
+      <w:pPr>
+        <w:tabs>
+          <w:tab w:val="num" w:pos="6480"/>
+        </w:tabs>
+        <w:ind w:left="6480" w:hanging="360"/>
+      </w:pPr>
+      <w:rPr>
+        <w:rFonts w:ascii="Wingdings" w:hAnsi="Wingdings" w:hint="default"/>
+        <w:sz w:val="20"/>
+      </w:rPr>
+    </w:lvl>
+  </w:abstractNum>
+  <w:abstractNum w:abstractNumId="17" w15:restartNumberingAfterBreak="0">
+    <w:nsid w:val="5D001E3D"/>
+    <w:multiLevelType w:val="hybridMultilevel"/>
+    <w:tmpl w:val="8498649E"/>
+    <w:lvl w:ilvl="0" w:tplc="04090001">
+      <w:start w:val="1"/>
+      <w:numFmt w:val="bullet"/>
+      <w:lvlText w:val=""/>
+      <w:lvlJc w:val="left"/>
+      <w:pPr>
+        <w:ind w:left="720" w:hanging="360"/>
+      </w:pPr>
+      <w:rPr>
+        <w:rFonts w:ascii="Symbol" w:hAnsi="Symbol" w:hint="default"/>
+      </w:rPr>
+    </w:lvl>
+    <w:lvl w:ilvl="1" w:tplc="04090003" w:tentative="1">
+      <w:start w:val="1"/>
+      <w:numFmt w:val="bullet"/>
+      <w:lvlText w:val="o"/>
+      <w:lvlJc w:val="left"/>
+      <w:pPr>
+        <w:ind w:left="1440" w:hanging="360"/>
+      </w:pPr>
+      <w:rPr>
+        <w:rFonts w:ascii="Courier New" w:hAnsi="Courier New" w:cs="Courier New" w:hint="default"/>
+      </w:rPr>
+    </w:lvl>
+    <w:lvl w:ilvl="2" w:tplc="04090005" w:tentative="1">
+      <w:start w:val="1"/>
+      <w:numFmt w:val="bullet"/>
+      <w:lvlText w:val=""/>
+      <w:lvlJc w:val="left"/>
+      <w:pPr>
+        <w:ind w:left="2160" w:hanging="360"/>
+      </w:pPr>
+      <w:rPr>
+        <w:rFonts w:ascii="Wingdings" w:hAnsi="Wingdings" w:hint="default"/>
+      </w:rPr>
+    </w:lvl>
+    <w:lvl w:ilvl="3" w:tplc="04090001" w:tentative="1">
+      <w:start w:val="1"/>
+      <w:numFmt w:val="bullet"/>
+      <w:lvlText w:val=""/>
+      <w:lvlJc w:val="left"/>
+      <w:pPr>
+        <w:ind w:left="2880" w:hanging="360"/>
+      </w:pPr>
+      <w:rPr>
+        <w:rFonts w:ascii="Symbol" w:hAnsi="Symbol" w:hint="default"/>
+      </w:rPr>
+    </w:lvl>
+    <w:lvl w:ilvl="4" w:tplc="04090003" w:tentative="1">
+      <w:start w:val="1"/>
+      <w:numFmt w:val="bullet"/>
+      <w:lvlText w:val="o"/>
+      <w:lvlJc w:val="left"/>
+      <w:pPr>
+        <w:ind w:left="3600" w:hanging="360"/>
+      </w:pPr>
+      <w:rPr>
+        <w:rFonts w:ascii="Courier New" w:hAnsi="Courier New" w:cs="Courier New" w:hint="default"/>
+      </w:rPr>
+    </w:lvl>
+    <w:lvl w:ilvl="5" w:tplc="04090005" w:tentative="1">
+      <w:start w:val="1"/>
+      <w:numFmt w:val="bullet"/>
+      <w:lvlText w:val=""/>
+      <w:lvlJc w:val="left"/>
+      <w:pPr>
+        <w:ind w:left="4320" w:hanging="360"/>
+      </w:pPr>
+      <w:rPr>
+        <w:rFonts w:ascii="Wingdings" w:hAnsi="Wingdings" w:hint="default"/>
+      </w:rPr>
+    </w:lvl>
+    <w:lvl w:ilvl="6" w:tplc="04090001" w:tentative="1">
+      <w:start w:val="1"/>
+      <w:numFmt w:val="bullet"/>
+      <w:lvlText w:val=""/>
+      <w:lvlJc w:val="left"/>
+      <w:pPr>
+        <w:ind w:left="5040" w:hanging="360"/>
+      </w:pPr>
+      <w:rPr>
+        <w:rFonts w:ascii="Symbol" w:hAnsi="Symbol" w:hint="default"/>
+      </w:rPr>
+    </w:lvl>
+    <w:lvl w:ilvl="7" w:tplc="04090003" w:tentative="1">
+      <w:start w:val="1"/>
+      <w:numFmt w:val="bullet"/>
+      <w:lvlText w:val="o"/>
+      <w:lvlJc w:val="left"/>
+      <w:pPr>
+        <w:ind w:left="5760" w:hanging="360"/>
+      </w:pPr>
+      <w:rPr>
+        <w:rFonts w:ascii="Courier New" w:hAnsi="Courier New" w:cs="Courier New" w:hint="default"/>
+      </w:rPr>
+    </w:lvl>
+    <w:lvl w:ilvl="8" w:tplc="04090005" w:tentative="1">
+      <w:start w:val="1"/>
+      <w:numFmt w:val="bullet"/>
+      <w:lvlText w:val=""/>
+      <w:lvlJc w:val="left"/>
+      <w:pPr>
+        <w:ind w:left="6480" w:hanging="360"/>
+      </w:pPr>
+      <w:rPr>
+        <w:rFonts w:ascii="Wingdings" w:hAnsi="Wingdings" w:hint="default"/>
+      </w:rPr>
+    </w:lvl>
+  </w:abstractNum>
+  <w:abstractNum w:abstractNumId="18" w15:restartNumberingAfterBreak="0">
+    <w:nsid w:val="6A755845"/>
+    <w:multiLevelType w:val="multilevel"/>
+    <w:tmpl w:val="3D22B35A"/>
+    <w:lvl w:ilvl="0">
+      <w:start w:val="1"/>
+      <w:numFmt w:val="bullet"/>
+      <w:lvlText w:val=""/>
+      <w:lvlJc w:val="left"/>
+      <w:pPr>
+        <w:tabs>
+          <w:tab w:val="num" w:pos="720"/>
+        </w:tabs>
+        <w:ind w:left="720" w:hanging="360"/>
+      </w:pPr>
+      <w:rPr>
+        <w:rFonts w:ascii="Symbol" w:hAnsi="Symbol" w:hint="default"/>
+        <w:sz w:val="20"/>
+      </w:rPr>
+    </w:lvl>
+    <w:lvl w:ilvl="1" w:tentative="1">
+      <w:start w:val="1"/>
+      <w:numFmt w:val="bullet"/>
+      <w:lvlText w:val="o"/>
+      <w:lvlJc w:val="left"/>
+      <w:pPr>
+        <w:tabs>
+          <w:tab w:val="num" w:pos="1440"/>
+        </w:tabs>
+        <w:ind w:left="1440" w:hanging="360"/>
+      </w:pPr>
+      <w:rPr>
+        <w:rFonts w:ascii="Courier New" w:hAnsi="Courier New" w:hint="default"/>
+        <w:sz w:val="20"/>
+      </w:rPr>
+    </w:lvl>
+    <w:lvl w:ilvl="2" w:tentative="1">
+      <w:start w:val="1"/>
+      <w:numFmt w:val="bullet"/>
+      <w:lvlText w:val=""/>
+      <w:lvlJc w:val="left"/>
+      <w:pPr>
+        <w:tabs>
+          <w:tab w:val="num" w:pos="2160"/>
+        </w:tabs>
+        <w:ind w:left="2160" w:hanging="360"/>
+      </w:pPr>
+      <w:rPr>
+        <w:rFonts w:ascii="Wingdings" w:hAnsi="Wingdings" w:hint="default"/>
+        <w:sz w:val="20"/>
+      </w:rPr>
+    </w:lvl>
+    <w:lvl w:ilvl="3" w:tentative="1">
+      <w:start w:val="1"/>
+      <w:numFmt w:val="bullet"/>
+      <w:lvlText w:val=""/>
+      <w:lvlJc w:val="left"/>
+      <w:pPr>
+        <w:tabs>
+          <w:tab w:val="num" w:pos="2880"/>
+        </w:tabs>
+        <w:ind w:left="2880" w:hanging="360"/>
+      </w:pPr>
+      <w:rPr>
+        <w:rFonts w:ascii="Wingdings" w:hAnsi="Wingdings" w:hint="default"/>
+        <w:sz w:val="20"/>
+      </w:rPr>
+    </w:lvl>
+    <w:lvl w:ilvl="4" w:tentative="1">
+      <w:start w:val="1"/>
+      <w:numFmt w:val="bullet"/>
+      <w:lvlText w:val=""/>
+      <w:lvlJc w:val="left"/>
+      <w:pPr>
+        <w:tabs>
+          <w:tab w:val="num" w:pos="3600"/>
+        </w:tabs>
+        <w:ind w:left="3600" w:hanging="360"/>
+      </w:pPr>
+      <w:rPr>
+        <w:rFonts w:ascii="Wingdings" w:hAnsi="Wingdings" w:hint="default"/>
+        <w:sz w:val="20"/>
+      </w:rPr>
+    </w:lvl>
+    <w:lvl w:ilvl="5" w:tentative="1">
+      <w:start w:val="1"/>
+      <w:numFmt w:val="bullet"/>
+      <w:lvlText w:val=""/>
+      <w:lvlJc w:val="left"/>
+      <w:pPr>
+        <w:tabs>
+          <w:tab w:val="num" w:pos="4320"/>
+        </w:tabs>
+        <w:ind w:left="4320" w:hanging="360"/>
+      </w:pPr>
+      <w:rPr>
+        <w:rFonts w:ascii="Wingdings" w:hAnsi="Wingdings" w:hint="default"/>
+        <w:sz w:val="20"/>
+      </w:rPr>
+    </w:lvl>
+    <w:lvl w:ilvl="6" w:tentative="1">
+      <w:start w:val="1"/>
+      <w:numFmt w:val="bullet"/>
+      <w:lvlText w:val=""/>
+      <w:lvlJc w:val="left"/>
+      <w:pPr>
+        <w:tabs>
+          <w:tab w:val="num" w:pos="5040"/>
+        </w:tabs>
+        <w:ind w:left="5040" w:hanging="360"/>
+      </w:pPr>
+      <w:rPr>
+        <w:rFonts w:ascii="Wingdings" w:hAnsi="Wingdings" w:hint="default"/>
+        <w:sz w:val="20"/>
+      </w:rPr>
+    </w:lvl>
+    <w:lvl w:ilvl="7" w:tentative="1">
+      <w:start w:val="1"/>
+      <w:numFmt w:val="bullet"/>
+      <w:lvlText w:val=""/>
+      <w:lvlJc w:val="left"/>
+      <w:pPr>
+        <w:tabs>
+          <w:tab w:val="num" w:pos="5760"/>
+        </w:tabs>
+        <w:ind w:left="5760" w:hanging="360"/>
+      </w:pPr>
+      <w:rPr>
+        <w:rFonts w:ascii="Wingdings" w:hAnsi="Wingdings" w:hint="default"/>
+        <w:sz w:val="20"/>
+      </w:rPr>
+    </w:lvl>
+    <w:lvl w:ilvl="8" w:tentative="1">
+      <w:start w:val="1"/>
+      <w:numFmt w:val="bullet"/>
+      <w:lvlText w:val=""/>
+      <w:lvlJc w:val="left"/>
+      <w:pPr>
+        <w:tabs>
+          <w:tab w:val="num" w:pos="6480"/>
+        </w:tabs>
+        <w:ind w:left="6480" w:hanging="360"/>
+      </w:pPr>
+      <w:rPr>
+        <w:rFonts w:ascii="Wingdings" w:hAnsi="Wingdings" w:hint="default"/>
+        <w:sz w:val="20"/>
+      </w:rPr>
+    </w:lvl>
+  </w:abstractNum>
+  <w:abstractNum w:abstractNumId="19" w15:restartNumberingAfterBreak="0">
+    <w:nsid w:val="7B2639CE"/>
+    <w:multiLevelType w:val="multilevel"/>
+    <w:tmpl w:val="A5949CD4"/>
+    <w:lvl w:ilvl="0">
+      <w:start w:val="1"/>
+      <w:numFmt w:val="bullet"/>
+      <w:lvlText w:val=""/>
+      <w:lvlJc w:val="left"/>
+      <w:pPr>
+        <w:tabs>
+          <w:tab w:val="num" w:pos="720"/>
+        </w:tabs>
+        <w:ind w:left="720" w:hanging="360"/>
+      </w:pPr>
+      <w:rPr>
+        <w:rFonts w:ascii="Symbol" w:hAnsi="Symbol" w:hint="default"/>
+        <w:sz w:val="20"/>
+      </w:rPr>
+    </w:lvl>
+    <w:lvl w:ilvl="1" w:tentative="1">
+      <w:start w:val="1"/>
+      <w:numFmt w:val="bullet"/>
+      <w:lvlText w:val="o"/>
+      <w:lvlJc w:val="left"/>
+      <w:pPr>
+        <w:tabs>
+          <w:tab w:val="num" w:pos="1440"/>
+        </w:tabs>
+        <w:ind w:left="1440" w:hanging="360"/>
+      </w:pPr>
+      <w:rPr>
+        <w:rFonts w:ascii="Courier New" w:hAnsi="Courier New" w:hint="default"/>
+        <w:sz w:val="20"/>
+      </w:rPr>
+    </w:lvl>
+    <w:lvl w:ilvl="2" w:tentative="1">
+      <w:start w:val="1"/>
+      <w:numFmt w:val="bullet"/>
+      <w:lvlText w:val=""/>
+      <w:lvlJc w:val="left"/>
+      <w:pPr>
+        <w:tabs>
+          <w:tab w:val="num" w:pos="2160"/>
+        </w:tabs>
+        <w:ind w:left="2160" w:hanging="360"/>
+      </w:pPr>
+      <w:rPr>
+        <w:rFonts w:ascii="Wingdings" w:hAnsi="Wingdings" w:hint="default"/>
+        <w:sz w:val="20"/>
+      </w:rPr>
+    </w:lvl>
+    <w:lvl w:ilvl="3" w:tentative="1">
+      <w:start w:val="1"/>
+      <w:numFmt w:val="bullet"/>
+      <w:lvlText w:val=""/>
+      <w:lvlJc w:val="left"/>
+      <w:pPr>
+        <w:tabs>
+          <w:tab w:val="num" w:pos="2880"/>
+        </w:tabs>
+        <w:ind w:left="2880" w:hanging="360"/>
+      </w:pPr>
+      <w:rPr>
+        <w:rFonts w:ascii="Wingdings" w:hAnsi="Wingdings" w:hint="default"/>
+        <w:sz w:val="20"/>
+      </w:rPr>
+    </w:lvl>
+    <w:lvl w:ilvl="4" w:tentative="1">
+      <w:start w:val="1"/>
+      <w:numFmt w:val="bullet"/>
+      <w:lvlText w:val=""/>
+      <w:lvlJc w:val="left"/>
+      <w:pPr>
+        <w:tabs>
+          <w:tab w:val="num" w:pos="3600"/>
+        </w:tabs>
+        <w:ind w:left="3600" w:hanging="360"/>
+      </w:pPr>
+      <w:rPr>
+        <w:rFonts w:ascii="Wingdings" w:hAnsi="Wingdings" w:hint="default"/>
+        <w:sz w:val="20"/>
+      </w:rPr>
+    </w:lvl>
+    <w:lvl w:ilvl="5" w:tentative="1">
+      <w:start w:val="1"/>
+      <w:numFmt w:val="bullet"/>
+      <w:lvlText w:val=""/>
+      <w:lvlJc w:val="left"/>
+      <w:pPr>
+        <w:tabs>
+          <w:tab w:val="num" w:pos="4320"/>
+        </w:tabs>
+        <w:ind w:left="4320" w:hanging="360"/>
+      </w:pPr>
+      <w:rPr>
+        <w:rFonts w:ascii="Wingdings" w:hAnsi="Wingdings" w:hint="default"/>
+        <w:sz w:val="20"/>
+      </w:rPr>
+    </w:lvl>
+    <w:lvl w:ilvl="6" w:tentative="1">
+      <w:start w:val="1"/>
+      <w:numFmt w:val="bullet"/>
+      <w:lvlText w:val=""/>
+      <w:lvlJc w:val="left"/>
+      <w:pPr>
+        <w:tabs>
+          <w:tab w:val="num" w:pos="5040"/>
+        </w:tabs>
+        <w:ind w:left="5040" w:hanging="360"/>
+      </w:pPr>
+      <w:rPr>
+        <w:rFonts w:ascii="Wingdings" w:hAnsi="Wingdings" w:hint="default"/>
+        <w:sz w:val="20"/>
+      </w:rPr>
+    </w:lvl>
+    <w:lvl w:ilvl="7" w:tentative="1">
+      <w:start w:val="1"/>
+      <w:numFmt w:val="bullet"/>
+      <w:lvlText w:val=""/>
+      <w:lvlJc w:val="left"/>
+      <w:pPr>
+        <w:tabs>
+          <w:tab w:val="num" w:pos="5760"/>
+        </w:tabs>
+        <w:ind w:left="5760" w:hanging="360"/>
+      </w:pPr>
+      <w:rPr>
+        <w:rFonts w:ascii="Wingdings" w:hAnsi="Wingdings" w:hint="default"/>
+        <w:sz w:val="20"/>
+      </w:rPr>
+    </w:lvl>
+    <w:lvl w:ilvl="8" w:tentative="1">
+      <w:start w:val="1"/>
+      <w:numFmt w:val="bullet"/>
+      <w:lvlText w:val=""/>
+      <w:lvlJc w:val="left"/>
+      <w:pPr>
+        <w:tabs>
+          <w:tab w:val="num" w:pos="6480"/>
+        </w:tabs>
+        <w:ind w:left="6480" w:hanging="360"/>
+      </w:pPr>
+      <w:rPr>
+        <w:rFonts w:ascii="Wingdings" w:hAnsi="Wingdings" w:hint="default"/>
+        <w:sz w:val="20"/>
+      </w:rPr>
+    </w:lvl>
+  </w:abstractNum>
+  <w:abstractNum w:abstractNumId="20" w15:restartNumberingAfterBreak="0">
+    <w:nsid w:val="7E1F36B6"/>
+    <w:multiLevelType w:val="multilevel"/>
+    <w:tmpl w:val="5BD43484"/>
+    <w:lvl w:ilvl="0">
+      <w:start w:val="1"/>
+      <w:numFmt w:val="bullet"/>
+      <w:lvlText w:val=""/>
+      <w:lvlJc w:val="left"/>
+      <w:pPr>
+        <w:tabs>
+          <w:tab w:val="num" w:pos="720"/>
+        </w:tabs>
+        <w:ind w:left="720" w:hanging="360"/>
+      </w:pPr>
+      <w:rPr>
+        <w:rFonts w:ascii="Symbol" w:hAnsi="Symbol" w:hint="default"/>
+        <w:sz w:val="20"/>
+      </w:rPr>
+    </w:lvl>
+    <w:lvl w:ilvl="1" w:tentative="1">
+      <w:start w:val="1"/>
+      <w:numFmt w:val="bullet"/>
+      <w:lvlText w:val="o"/>
+      <w:lvlJc w:val="left"/>
+      <w:pPr>
+        <w:tabs>
+          <w:tab w:val="num" w:pos="1440"/>
+        </w:tabs>
+        <w:ind w:left="1440" w:hanging="360"/>
+      </w:pPr>
+      <w:rPr>
+        <w:rFonts w:ascii="Courier New" w:hAnsi="Courier New" w:hint="default"/>
+        <w:sz w:val="20"/>
+      </w:rPr>
+    </w:lvl>
+    <w:lvl w:ilvl="2" w:tentative="1">
+      <w:start w:val="1"/>
+      <w:numFmt w:val="bullet"/>
+      <w:lvlText w:val=""/>
+      <w:lvlJc w:val="left"/>
+      <w:pPr>
+        <w:tabs>
+          <w:tab w:val="num" w:pos="2160"/>
+        </w:tabs>
+        <w:ind w:left="2160" w:hanging="360"/>
+      </w:pPr>
+      <w:rPr>
+        <w:rFonts w:ascii="Wingdings" w:hAnsi="Wingdings" w:hint="default"/>
+        <w:sz w:val="20"/>
+      </w:rPr>
+    </w:lvl>
+    <w:lvl w:ilvl="3" w:tentative="1">
+      <w:start w:val="1"/>
+      <w:numFmt w:val="bullet"/>
+      <w:lvlText w:val=""/>
+      <w:lvlJc w:val="left"/>
+      <w:pPr>
+        <w:tabs>
+          <w:tab w:val="num" w:pos="2880"/>
+        </w:tabs>
+        <w:ind w:left="2880" w:hanging="360"/>
+      </w:pPr>
+      <w:rPr>
+        <w:rFonts w:ascii="Wingdings" w:hAnsi="Wingdings" w:hint="default"/>
+        <w:sz w:val="20"/>
+      </w:rPr>
+    </w:lvl>
+    <w:lvl w:ilvl="4" w:tentative="1">
+      <w:start w:val="1"/>
+      <w:numFmt w:val="bullet"/>
+      <w:lvlText w:val=""/>
+      <w:lvlJc w:val="left"/>
+      <w:pPr>
+        <w:tabs>
+          <w:tab w:val="num" w:pos="3600"/>
+        </w:tabs>
+        <w:ind w:left="3600" w:hanging="360"/>
+      </w:pPr>
+      <w:rPr>
+        <w:rFonts w:ascii="Wingdings" w:hAnsi="Wingdings" w:hint="default"/>
+        <w:sz w:val="20"/>
+      </w:rPr>
+    </w:lvl>
+    <w:lvl w:ilvl="5" w:tentative="1">
+      <w:start w:val="1"/>
+      <w:numFmt w:val="bullet"/>
+      <w:lvlText w:val=""/>
+      <w:lvlJc w:val="left"/>
+      <w:pPr>
+        <w:tabs>
+          <w:tab w:val="num" w:pos="4320"/>
+        </w:tabs>
+        <w:ind w:left="4320" w:hanging="360"/>
+      </w:pPr>
+      <w:rPr>
+        <w:rFonts w:ascii="Wingdings" w:hAnsi="Wingdings" w:hint="default"/>
+        <w:sz w:val="20"/>
+      </w:rPr>
+    </w:lvl>
+    <w:lvl w:ilvl="6" w:tentative="1">
+      <w:start w:val="1"/>
+      <w:numFmt w:val="bullet"/>
+      <w:lvlText w:val=""/>
+      <w:lvlJc w:val="left"/>
+      <w:pPr>
+        <w:tabs>
+          <w:tab w:val="num" w:pos="5040"/>
+        </w:tabs>
+        <w:ind w:left="5040" w:hanging="360"/>
+      </w:pPr>
+      <w:rPr>
+        <w:rFonts w:ascii="Wingdings" w:hAnsi="Wingdings" w:hint="default"/>
+        <w:sz w:val="20"/>
+      </w:rPr>
+    </w:lvl>
+    <w:lvl w:ilvl="7" w:tentative="1">
+      <w:start w:val="1"/>
+      <w:numFmt w:val="bullet"/>
+      <w:lvlText w:val=""/>
+      <w:lvlJc w:val="left"/>
+      <w:pPr>
+        <w:tabs>
+          <w:tab w:val="num" w:pos="5760"/>
+        </w:tabs>
+        <w:ind w:left="5760" w:hanging="360"/>
+      </w:pPr>
+      <w:rPr>
+        <w:rFonts w:ascii="Wingdings" w:hAnsi="Wingdings" w:hint="default"/>
+        <w:sz w:val="20"/>
+      </w:rPr>
+    </w:lvl>
+    <w:lvl w:ilvl="8" w:tentative="1">
+      <w:start w:val="1"/>
+      <w:numFmt w:val="bullet"/>
+      <w:lvlText w:val=""/>
+      <w:lvlJc w:val="left"/>
+      <w:pPr>
+        <w:tabs>
+          <w:tab w:val="num" w:pos="6480"/>
+        </w:tabs>
+        <w:ind w:left="6480" w:hanging="360"/>
+      </w:pPr>
+      <w:rPr>
+        <w:rFonts w:ascii="Wingdings" w:hAnsi="Wingdings" w:hint="default"/>
+        <w:sz w:val="20"/>
+      </w:rPr>
+    </w:lvl>
+  </w:abstractNum>
+  <w:abstractNum w:abstractNumId="21" w15:restartNumberingAfterBreak="0">
+    <w:nsid w:val="7EFE2EDA"/>
+    <w:multiLevelType w:val="multilevel"/>
+    <w:tmpl w:val="592E962E"/>
+    <w:lvl w:ilvl="0">
+      <w:start w:val="1"/>
+      <w:numFmt w:val="bullet"/>
+      <w:lvlText w:val=""/>
+      <w:lvlJc w:val="left"/>
+      <w:pPr>
+        <w:tabs>
+          <w:tab w:val="num" w:pos="720"/>
+        </w:tabs>
+        <w:ind w:left="720" w:hanging="360"/>
+      </w:pPr>
+      <w:rPr>
+        <w:rFonts w:ascii="Symbol" w:hAnsi="Symbol" w:hint="default"/>
+        <w:sz w:val="20"/>
+      </w:rPr>
+    </w:lvl>
+    <w:lvl w:ilvl="1" w:tentative="1">
+      <w:start w:val="1"/>
+      <w:numFmt w:val="bullet"/>
+      <w:lvlText w:val="o"/>
+      <w:lvlJc w:val="left"/>
+      <w:pPr>
+        <w:tabs>
+          <w:tab w:val="num" w:pos="1440"/>
+        </w:tabs>
+        <w:ind w:left="1440" w:hanging="360"/>
+      </w:pPr>
+      <w:rPr>
+        <w:rFonts w:ascii="Courier New" w:hAnsi="Courier New" w:hint="default"/>
+        <w:sz w:val="20"/>
+      </w:rPr>
+    </w:lvl>
+    <w:lvl w:ilvl="2" w:tentative="1">
+      <w:start w:val="1"/>
+      <w:numFmt w:val="bullet"/>
+      <w:lvlText w:val=""/>
+      <w:lvlJc w:val="left"/>
+      <w:pPr>
+        <w:tabs>
+          <w:tab w:val="num" w:pos="2160"/>
+        </w:tabs>
+        <w:ind w:left="2160" w:hanging="360"/>
+      </w:pPr>
+      <w:rPr>
+        <w:rFonts w:ascii="Wingdings" w:hAnsi="Wingdings" w:hint="default"/>
+        <w:sz w:val="20"/>
+      </w:rPr>
+    </w:lvl>
+    <w:lvl w:ilvl="3" w:tentative="1">
+      <w:start w:val="1"/>
+      <w:numFmt w:val="bullet"/>
+      <w:lvlText w:val=""/>
+      <w:lvlJc w:val="left"/>
+      <w:pPr>
+        <w:tabs>
+          <w:tab w:val="num" w:pos="2880"/>
+        </w:tabs>
+        <w:ind w:left="2880" w:hanging="360"/>
+      </w:pPr>
+      <w:rPr>
+        <w:rFonts w:ascii="Wingdings" w:hAnsi="Wingdings" w:hint="default"/>
+        <w:sz w:val="20"/>
+      </w:rPr>
+    </w:lvl>
+    <w:lvl w:ilvl="4" w:tentative="1">
+      <w:start w:val="1"/>
+      <w:numFmt w:val="bullet"/>
+      <w:lvlText w:val=""/>
+      <w:lvlJc w:val="left"/>
+      <w:pPr>
+        <w:tabs>
+          <w:tab w:val="num" w:pos="3600"/>
+        </w:tabs>
+        <w:ind w:left="3600" w:hanging="360"/>
+      </w:pPr>
+      <w:rPr>
+        <w:rFonts w:ascii="Wingdings" w:hAnsi="Wingdings" w:hint="default"/>
+        <w:sz w:val="20"/>
+      </w:rPr>
+    </w:lvl>
+    <w:lvl w:ilvl="5" w:tentative="1">
+      <w:start w:val="1"/>
+      <w:numFmt w:val="bullet"/>
+      <w:lvlText w:val=""/>
+      <w:lvlJc w:val="left"/>
+      <w:pPr>
+        <w:tabs>
+          <w:tab w:val="num" w:pos="4320"/>
+        </w:tabs>
+        <w:ind w:left="4320" w:hanging="360"/>
+      </w:pPr>
+      <w:rPr>
+        <w:rFonts w:ascii="Wingdings" w:hAnsi="Wingdings" w:hint="default"/>
+        <w:sz w:val="20"/>
+      </w:rPr>
+    </w:lvl>
+    <w:lvl w:ilvl="6" w:tentative="1">
+      <w:start w:val="1"/>
+      <w:numFmt w:val="bullet"/>
+      <w:lvlText w:val=""/>
+      <w:lvlJc w:val="left"/>
+      <w:pPr>
+        <w:tabs>
+          <w:tab w:val="num" w:pos="5040"/>
+        </w:tabs>
+        <w:ind w:left="5040" w:hanging="360"/>
+      </w:pPr>
+      <w:rPr>
+        <w:rFonts w:ascii="Wingdings" w:hAnsi="Wingdings" w:hint="default"/>
+        <w:sz w:val="20"/>
+      </w:rPr>
+    </w:lvl>
+    <w:lvl w:ilvl="7" w:tentative="1">
+      <w:start w:val="1"/>
+      <w:numFmt w:val="bullet"/>
+      <w:lvlText w:val=""/>
+      <w:lvlJc w:val="left"/>
+      <w:pPr>
+        <w:tabs>
+          <w:tab w:val="num" w:pos="5760"/>
+        </w:tabs>
+        <w:ind w:left="5760" w:hanging="360"/>
+      </w:pPr>
+      <w:rPr>
+        <w:rFonts w:ascii="Wingdings" w:hAnsi="Wingdings" w:hint="default"/>
+        <w:sz w:val="20"/>
+      </w:rPr>
+    </w:lvl>
+    <w:lvl w:ilvl="8" w:tentative="1">
+      <w:start w:val="1"/>
+      <w:numFmt w:val="bullet"/>
+      <w:lvlText w:val=""/>
+      <w:lvlJc w:val="left"/>
+      <w:pPr>
+        <w:tabs>
+          <w:tab w:val="num" w:pos="6480"/>
+        </w:tabs>
+        <w:ind w:left="6480" w:hanging="360"/>
+      </w:pPr>
+      <w:rPr>
+        <w:rFonts w:ascii="Wingdings" w:hAnsi="Wingdings" w:hint="default"/>
+        <w:sz w:val="20"/>
+      </w:rPr>
+    </w:lvl>
+  </w:abstractNum>
   <w:num w:numId="1" w16cid:durableId="1883010152">
     <w:abstractNumId w:val="8"/>
   </w:num>
@@ -7444,6 +11282,45 @@
   </w:num>
   <w:num w:numId="9" w16cid:durableId="1107847854">
     <w:abstractNumId w:val="0"/>
+  </w:num>
+  <w:num w:numId="10" w16cid:durableId="1225608282">
+    <w:abstractNumId w:val="17"/>
+  </w:num>
+  <w:num w:numId="11" w16cid:durableId="886527080">
+    <w:abstractNumId w:val="14"/>
+  </w:num>
+  <w:num w:numId="12" w16cid:durableId="425463555">
+    <w:abstractNumId w:val="18"/>
+  </w:num>
+  <w:num w:numId="13" w16cid:durableId="314339261">
+    <w:abstractNumId w:val="10"/>
+  </w:num>
+  <w:num w:numId="14" w16cid:durableId="136728784">
+    <w:abstractNumId w:val="19"/>
+  </w:num>
+  <w:num w:numId="15" w16cid:durableId="342828185">
+    <w:abstractNumId w:val="20"/>
+  </w:num>
+  <w:num w:numId="16" w16cid:durableId="312372695">
+    <w:abstractNumId w:val="13"/>
+  </w:num>
+  <w:num w:numId="17" w16cid:durableId="1230767334">
+    <w:abstractNumId w:val="12"/>
+  </w:num>
+  <w:num w:numId="18" w16cid:durableId="372310768">
+    <w:abstractNumId w:val="11"/>
+  </w:num>
+  <w:num w:numId="19" w16cid:durableId="1793982993">
+    <w:abstractNumId w:val="15"/>
+  </w:num>
+  <w:num w:numId="20" w16cid:durableId="1817067163">
+    <w:abstractNumId w:val="21"/>
+  </w:num>
+  <w:num w:numId="21" w16cid:durableId="432290678">
+    <w:abstractNumId w:val="9"/>
+  </w:num>
+  <w:num w:numId="22" w16cid:durableId="1716587120">
+    <w:abstractNumId w:val="16"/>
   </w:num>
 </w:numbering>
 </file>
@@ -7837,7 +11714,7 @@
   <w:style w:type="paragraph" w:default="1" w:styleId="Normal">
     <w:name w:val="Normal"/>
     <w:qFormat/>
-    <w:rsid w:val="00FC693F"/>
+    <w:rsid w:val="007037DF"/>
     <w:pPr>
       <w:spacing w:after="0" w:line="360" w:lineRule="auto"/>
       <w:jc w:val="both"/>
@@ -18849,7 +22726,6 @@
     <w:name w:val="Normal (Web)"/>
     <w:basedOn w:val="Normal"/>
     <w:uiPriority w:val="99"/>
-    <w:semiHidden/>
     <w:unhideWhenUsed/>
     <w:rsid w:val="004630F5"/>
     <w:rPr>
@@ -18864,6 +22740,120 @@
     <w:semiHidden/>
     <w:unhideWhenUsed/>
     <w:rsid w:val="004630F5"/>
+  </w:style>
+  <w:style w:type="character" w:customStyle="1" w:styleId="mord">
+    <w:name w:val="mord"/>
+    <w:basedOn w:val="DefaultParagraphFont"/>
+    <w:rsid w:val="00FE4AE7"/>
+  </w:style>
+  <w:style w:type="character" w:customStyle="1" w:styleId="mopen">
+    <w:name w:val="mopen"/>
+    <w:basedOn w:val="DefaultParagraphFont"/>
+    <w:rsid w:val="00FE4AE7"/>
+  </w:style>
+  <w:style w:type="character" w:customStyle="1" w:styleId="delimsizing">
+    <w:name w:val="delimsizing"/>
+    <w:basedOn w:val="DefaultParagraphFont"/>
+    <w:rsid w:val="00FE4AE7"/>
+  </w:style>
+  <w:style w:type="character" w:customStyle="1" w:styleId="mclose">
+    <w:name w:val="mclose"/>
+    <w:basedOn w:val="DefaultParagraphFont"/>
+    <w:rsid w:val="00FE4AE7"/>
+  </w:style>
+  <w:style w:type="character" w:customStyle="1" w:styleId="vlist-s">
+    <w:name w:val="vlist-s"/>
+    <w:basedOn w:val="DefaultParagraphFont"/>
+    <w:rsid w:val="00FE4AE7"/>
+  </w:style>
+  <w:style w:type="character" w:customStyle="1" w:styleId="mbin">
+    <w:name w:val="mbin"/>
+    <w:basedOn w:val="DefaultParagraphFont"/>
+    <w:rsid w:val="00FE4AE7"/>
+  </w:style>
+  <w:style w:type="character" w:styleId="HTMLCode">
+    <w:name w:val="HTML Code"/>
+    <w:basedOn w:val="DefaultParagraphFont"/>
+    <w:uiPriority w:val="99"/>
+    <w:semiHidden/>
+    <w:unhideWhenUsed/>
+    <w:rsid w:val="00A164F0"/>
+    <w:rPr>
+      <w:rFonts w:ascii="Courier New" w:eastAsia="Times New Roman" w:hAnsi="Courier New" w:cs="Courier New"/>
+      <w:sz w:val="20"/>
+      <w:szCs w:val="20"/>
+    </w:rPr>
+  </w:style>
+  <w:style w:type="character" w:customStyle="1" w:styleId="mrel">
+    <w:name w:val="mrel"/>
+    <w:basedOn w:val="DefaultParagraphFont"/>
+    <w:rsid w:val="00A164F0"/>
+  </w:style>
+  <w:style w:type="character" w:customStyle="1" w:styleId="mpunct">
+    <w:name w:val="mpunct"/>
+    <w:basedOn w:val="DefaultParagraphFont"/>
+    <w:rsid w:val="00A164F0"/>
+  </w:style>
+  <w:style w:type="character" w:customStyle="1" w:styleId="minner">
+    <w:name w:val="minner"/>
+    <w:basedOn w:val="DefaultParagraphFont"/>
+    <w:rsid w:val="00A164F0"/>
+  </w:style>
+  <w:style w:type="paragraph" w:styleId="FootnoteText">
+    <w:name w:val="footnote text"/>
+    <w:basedOn w:val="Normal"/>
+    <w:link w:val="FootnoteTextChar"/>
+    <w:uiPriority w:val="99"/>
+    <w:semiHidden/>
+    <w:unhideWhenUsed/>
+    <w:rsid w:val="00381FDF"/>
+    <w:pPr>
+      <w:spacing w:line="240" w:lineRule="auto"/>
+    </w:pPr>
+    <w:rPr>
+      <w:sz w:val="20"/>
+      <w:szCs w:val="20"/>
+    </w:rPr>
+  </w:style>
+  <w:style w:type="character" w:customStyle="1" w:styleId="FootnoteTextChar">
+    <w:name w:val="Footnote Text Char"/>
+    <w:basedOn w:val="DefaultParagraphFont"/>
+    <w:link w:val="FootnoteText"/>
+    <w:uiPriority w:val="99"/>
+    <w:semiHidden/>
+    <w:rsid w:val="00381FDF"/>
+    <w:rPr>
+      <w:rFonts w:ascii="Times New Roman" w:hAnsi="Times New Roman"/>
+      <w:color w:val="000000"/>
+      <w:sz w:val="20"/>
+      <w:szCs w:val="20"/>
+    </w:rPr>
+  </w:style>
+  <w:style w:type="character" w:styleId="FootnoteReference">
+    <w:name w:val="footnote reference"/>
+    <w:basedOn w:val="DefaultParagraphFont"/>
+    <w:uiPriority w:val="99"/>
+    <w:semiHidden/>
+    <w:unhideWhenUsed/>
+    <w:rsid w:val="00381FDF"/>
+    <w:rPr>
+      <w:vertAlign w:val="superscript"/>
+    </w:rPr>
+  </w:style>
+  <w:style w:type="paragraph" w:customStyle="1" w:styleId="p1">
+    <w:name w:val="p1"/>
+    <w:basedOn w:val="Normal"/>
+    <w:rsid w:val="001A25F2"/>
+    <w:pPr>
+      <w:spacing w:line="240" w:lineRule="auto"/>
+      <w:jc w:val="left"/>
+    </w:pPr>
+    <w:rPr>
+      <w:rFonts w:eastAsia="Times New Roman" w:cs="Times New Roman"/>
+      <w:sz w:val="18"/>
+      <w:szCs w:val="18"/>
+      <w:lang w:val="en-TR"/>
+    </w:rPr>
   </w:style>
 </w:styles>
 </file>

--- a/thesis-iam-writing.docx
+++ b/thesis-iam-writing.docx
@@ -210,14 +210,7 @@
           <w:sz w:val="28"/>
         </w:rPr>
         <w:lastRenderedPageBreak/>
-        <w:t>C</w:t>
-      </w:r>
-      <w:r>
-        <w:rPr>
-          <w:b/>
-          <w:sz w:val="28"/>
-        </w:rPr>
-        <w:t>HAPTER ONE</w:t>
+        <w:t>CHAPTER ONE</w:t>
       </w:r>
     </w:p>
     <w:p>
@@ -1346,7 +1339,7 @@
           <w:color w:val="000000" w:themeColor="text1"/>
           <w:shd w:val="clear" w:color="auto" w:fill="FFFFFF"/>
         </w:rPr>
-        <w:t xml:space="preserve">The demand for computation--which can be called computing per person has increased much faster than </w:t>
+        <w:t xml:space="preserve">The demand for </w:t>
       </w:r>
       <w:r>
         <w:rPr>
@@ -1354,7 +1347,7 @@
           <w:color w:val="000000" w:themeColor="text1"/>
           <w:shd w:val="clear" w:color="auto" w:fill="FFFFFF"/>
         </w:rPr>
-        <w:t>(</w:t>
+        <w:t>computation — which can be called computing per person — has increased lately, so that computational tasks require solving multiple algorithms with vastly different performance profiles across varying input domains, leaving a single default choice on</w:t>
       </w:r>
       <w:r>
         <w:rPr>
@@ -1362,7 +1355,7 @@
           <w:color w:val="000000" w:themeColor="text1"/>
           <w:shd w:val="clear" w:color="auto" w:fill="FFFFFF"/>
         </w:rPr>
-        <w:t>Moore's law</w:t>
+        <w:t xml:space="preserve"> the table. Rather than </w:t>
       </w:r>
       <w:r>
         <w:rPr>
@@ -1370,7 +1363,7 @@
           <w:color w:val="000000" w:themeColor="text1"/>
           <w:shd w:val="clear" w:color="auto" w:fill="FFFFFF"/>
         </w:rPr>
-        <w:t xml:space="preserve">, </w:t>
+        <w:t xml:space="preserve">being adaptable </w:t>
       </w:r>
       <w:r>
         <w:rPr>
@@ -1378,7 +1371,7 @@
           <w:color w:val="000000" w:themeColor="text1"/>
           <w:shd w:val="clear" w:color="auto" w:fill="FFFFFF"/>
         </w:rPr>
-        <w:t>1965</w:t>
+        <w:t>everywhere</w:t>
       </w:r>
       <w:r>
         <w:rPr>
@@ -1386,7 +1379,7 @@
           <w:color w:val="000000" w:themeColor="text1"/>
           <w:shd w:val="clear" w:color="auto" w:fill="FFFFFF"/>
         </w:rPr>
-        <w:t>), so that</w:t>
+        <w:t xml:space="preserve">, </w:t>
       </w:r>
       <w:r>
         <w:rPr>
@@ -1394,7 +1387,7 @@
           <w:color w:val="000000" w:themeColor="text1"/>
           <w:shd w:val="clear" w:color="auto" w:fill="FFFFFF"/>
         </w:rPr>
-        <w:t xml:space="preserve"> computational task </w:t>
+        <w:t xml:space="preserve">a selector could predict which algorithm to run for each specific input, trading a small overhead for larger gains. Yet this trade-off </w:t>
       </w:r>
       <w:r>
         <w:rPr>
@@ -1402,7 +1395,7 @@
           <w:color w:val="000000" w:themeColor="text1"/>
           <w:shd w:val="clear" w:color="auto" w:fill="FFFFFF"/>
         </w:rPr>
-        <w:t>to solve</w:t>
+        <w:t xml:space="preserve">has factors. Factor one </w:t>
       </w:r>
       <w:r>
         <w:rPr>
@@ -1410,7 +1403,7 @@
           <w:color w:val="000000" w:themeColor="text1"/>
           <w:shd w:val="clear" w:color="auto" w:fill="FFFFFF"/>
         </w:rPr>
-        <w:t xml:space="preserve"> multiple algorithms with vastly different performance profiles across varying input domains, a single default choice leaves performance on the table. Rather than </w:t>
+        <w:t xml:space="preserve">is computational efficiency: the cost of computing features and making predictions must be lower than the </w:t>
       </w:r>
       <w:r>
         <w:rPr>
@@ -1418,7 +1411,7 @@
           <w:color w:val="000000" w:themeColor="text1"/>
           <w:shd w:val="clear" w:color="auto" w:fill="FFFFFF"/>
         </w:rPr>
-        <w:t xml:space="preserve">being adaptable </w:t>
+        <w:t>speed of sorting achi</w:t>
       </w:r>
       <w:r>
         <w:rPr>
@@ -1426,7 +1419,7 @@
           <w:color w:val="000000" w:themeColor="text1"/>
           <w:shd w:val="clear" w:color="auto" w:fill="FFFFFF"/>
         </w:rPr>
-        <w:t>everywhere</w:t>
+        <w:t xml:space="preserve">eved; there is no room for offline retraining or expensive feature extraction—the selector must be lightweight and work </w:t>
       </w:r>
       <w:r>
         <w:rPr>
@@ -1434,7 +1427,7 @@
           <w:color w:val="000000" w:themeColor="text1"/>
           <w:shd w:val="clear" w:color="auto" w:fill="FFFFFF"/>
         </w:rPr>
-        <w:t xml:space="preserve">, </w:t>
+        <w:t xml:space="preserve">parallel to the </w:t>
       </w:r>
       <w:r>
         <w:rPr>
@@ -1442,7 +1435,7 @@
           <w:color w:val="000000" w:themeColor="text1"/>
           <w:shd w:val="clear" w:color="auto" w:fill="FFFFFF"/>
         </w:rPr>
-        <w:t xml:space="preserve">a selector could predict which algorithm to run for each specific input, trading a small overhead for larger gains. Yet this trade-off </w:t>
+        <w:t>interpreter</w:t>
       </w:r>
       <w:r>
         <w:rPr>
@@ -1450,7 +1443,7 @@
           <w:color w:val="000000" w:themeColor="text1"/>
           <w:shd w:val="clear" w:color="auto" w:fill="FFFFFF"/>
         </w:rPr>
-        <w:t xml:space="preserve">has factors. Factor one </w:t>
+        <w:t xml:space="preserve"> </w:t>
       </w:r>
       <w:r>
         <w:rPr>
@@ -1458,7 +1451,7 @@
           <w:color w:val="000000" w:themeColor="text1"/>
           <w:shd w:val="clear" w:color="auto" w:fill="FFFFFF"/>
         </w:rPr>
-        <w:t xml:space="preserve">is computational efficiency: the cost of computing features and making predictions must be lower than the </w:t>
+        <w:t xml:space="preserve">The second is resilience without retraining: </w:t>
       </w:r>
       <w:r>
         <w:rPr>
@@ -1466,7 +1459,7 @@
           <w:color w:val="000000" w:themeColor="text1"/>
           <w:shd w:val="clear" w:color="auto" w:fill="FFFFFF"/>
         </w:rPr>
-        <w:t>speed of sorting achi</w:t>
+        <w:t>Data distributions diversity</w:t>
       </w:r>
       <w:r>
         <w:rPr>
@@ -1474,7 +1467,7 @@
           <w:color w:val="000000" w:themeColor="text1"/>
           <w:shd w:val="clear" w:color="auto" w:fill="FFFFFF"/>
         </w:rPr>
-        <w:t xml:space="preserve">eved; there is no room for offline retraining or expensive feature extraction—the selector must be lightweight and work </w:t>
+        <w:t xml:space="preserve"> is high</w:t>
       </w:r>
       <w:r>
         <w:rPr>
@@ -1482,7 +1475,7 @@
           <w:color w:val="000000" w:themeColor="text1"/>
           <w:shd w:val="clear" w:color="auto" w:fill="FFFFFF"/>
         </w:rPr>
-        <w:t xml:space="preserve">parallel to the </w:t>
+        <w:t>; no way to know</w:t>
       </w:r>
       <w:r>
         <w:rPr>
@@ -1490,7 +1483,7 @@
           <w:color w:val="000000" w:themeColor="text1"/>
           <w:shd w:val="clear" w:color="auto" w:fill="FFFFFF"/>
         </w:rPr>
-        <w:t>interpreter</w:t>
+        <w:t xml:space="preserve"> </w:t>
       </w:r>
       <w:r>
         <w:rPr>
@@ -1498,7 +1491,7 @@
           <w:color w:val="000000" w:themeColor="text1"/>
           <w:shd w:val="clear" w:color="auto" w:fill="FFFFFF"/>
         </w:rPr>
-        <w:t xml:space="preserve"> </w:t>
+        <w:t xml:space="preserve">what patterns will arrive, yet the selector must adapt or at least not collapse catastrophically. </w:t>
       </w:r>
       <w:r>
         <w:rPr>
@@ -1506,7 +1499,7 @@
           <w:color w:val="000000" w:themeColor="text1"/>
           <w:shd w:val="clear" w:color="auto" w:fill="FFFFFF"/>
         </w:rPr>
-        <w:t xml:space="preserve">The second is resilience without retraining: </w:t>
+        <w:t xml:space="preserve">Last factor </w:t>
       </w:r>
       <w:r>
         <w:rPr>
@@ -1514,7 +1507,7 @@
           <w:color w:val="000000" w:themeColor="text1"/>
           <w:shd w:val="clear" w:color="auto" w:fill="FFFFFF"/>
         </w:rPr>
-        <w:t>Data distributions diversity</w:t>
+        <w:t xml:space="preserve">is latency—predictions must be instantaneous. In practice, these three constraints pull against each other: more sophisticated models have higher computational cost, they tend </w:t>
       </w:r>
       <w:r>
         <w:rPr>
@@ -1522,7 +1515,8 @@
           <w:color w:val="000000" w:themeColor="text1"/>
           <w:shd w:val="clear" w:color="auto" w:fill="FFFFFF"/>
         </w:rPr>
-        <w:t xml:space="preserve"> is high</w:t>
+        <w:lastRenderedPageBreak/>
+        <w:t xml:space="preserve">to overfit to specific domains, and they have longer inference times. The problem, then, is not just to predict which algorithm is fastest, </w:t>
       </w:r>
       <w:r>
         <w:rPr>
@@ -1530,7 +1524,7 @@
           <w:color w:val="000000" w:themeColor="text1"/>
           <w:shd w:val="clear" w:color="auto" w:fill="FFFFFF"/>
         </w:rPr>
-        <w:t>; no way to know</w:t>
+        <w:t>but what is the least tradeoff</w:t>
       </w:r>
       <w:r>
         <w:rPr>
@@ -1538,6 +1532,9 @@
           <w:color w:val="000000" w:themeColor="text1"/>
           <w:shd w:val="clear" w:color="auto" w:fill="FFFFFF"/>
         </w:rPr>
+        <w:t>.</w:t>
+      </w:r>
+      <w:r>
         <w:t xml:space="preserve"> </w:t>
       </w:r>
       <w:r>
@@ -1546,83 +1543,51 @@
           <w:color w:val="000000" w:themeColor="text1"/>
           <w:shd w:val="clear" w:color="auto" w:fill="FFFFFF"/>
         </w:rPr>
-        <w:t xml:space="preserve">what patterns will arrive, yet the selector must adapt or at least not collapse catastrophically. </w:t>
-      </w:r>
-      <w:r>
-        <w:rPr>
-          <w:rFonts w:asciiTheme="majorBidi" w:hAnsiTheme="majorBidi" w:cstheme="majorBidi"/>
-          <w:color w:val="000000" w:themeColor="text1"/>
-          <w:shd w:val="clear" w:color="auto" w:fill="FFFFFF"/>
-        </w:rPr>
-        <w:t xml:space="preserve">Last factor </w:t>
-      </w:r>
-      <w:r>
-        <w:rPr>
-          <w:rFonts w:asciiTheme="majorBidi" w:hAnsiTheme="majorBidi" w:cstheme="majorBidi"/>
-          <w:color w:val="000000" w:themeColor="text1"/>
-          <w:shd w:val="clear" w:color="auto" w:fill="FFFFFF"/>
-        </w:rPr>
-        <w:t xml:space="preserve">is latency—predictions must be instantaneous. In practice, these three constraints pull against each other: more sophisticated models have </w:t>
-      </w:r>
-      <w:r>
-        <w:rPr>
-          <w:rFonts w:asciiTheme="majorBidi" w:hAnsiTheme="majorBidi" w:cstheme="majorBidi"/>
-          <w:color w:val="000000" w:themeColor="text1"/>
-          <w:shd w:val="clear" w:color="auto" w:fill="FFFFFF"/>
-        </w:rPr>
-        <w:lastRenderedPageBreak/>
-        <w:t xml:space="preserve">higher computational cost, they tend to overfit to specific domains, and they have longer inference times. The problem, then, is not just to predict which algorithm is fastest, </w:t>
-      </w:r>
-      <w:r>
-        <w:rPr>
-          <w:rFonts w:asciiTheme="majorBidi" w:hAnsiTheme="majorBidi" w:cstheme="majorBidi"/>
-          <w:color w:val="000000" w:themeColor="text1"/>
-          <w:shd w:val="clear" w:color="auto" w:fill="FFFFFF"/>
-        </w:rPr>
-        <w:t>but what is the least tradeoff</w:t>
-      </w:r>
-      <w:r>
-        <w:rPr>
-          <w:rFonts w:asciiTheme="majorBidi" w:hAnsiTheme="majorBidi" w:cstheme="majorBidi"/>
-          <w:color w:val="000000" w:themeColor="text1"/>
-          <w:shd w:val="clear" w:color="auto" w:fill="FFFFFF"/>
-        </w:rPr>
-        <w:t>.</w:t>
-      </w:r>
-      <w:r>
-        <w:t xml:space="preserve"> </w:t>
-      </w:r>
-      <w:r>
-        <w:rPr>
-          <w:rFonts w:asciiTheme="majorBidi" w:hAnsiTheme="majorBidi" w:cstheme="majorBidi"/>
-          <w:color w:val="000000" w:themeColor="text1"/>
-          <w:shd w:val="clear" w:color="auto" w:fill="FFFFFF"/>
-        </w:rPr>
         <w:t xml:space="preserve">Formally, the selection problem can be stated as follows. Given a set of inputs X and a portfolio of algorithms </w:t>
       </w:r>
       <w:r>
         <w:rPr>
           <w:rStyle w:val="mord"/>
         </w:rPr>
-        <w:t>A</w:t>
+        <w:t xml:space="preserve">A = </w:t>
+      </w:r>
+      <w:r>
+        <w:rPr>
+          <w:rStyle w:val="mopen"/>
+        </w:rPr>
+        <w:t>{</w:t>
       </w:r>
       <w:r>
         <w:rPr>
           <w:rStyle w:val="mord"/>
         </w:rPr>
-        <w:t xml:space="preserve"> = </w:t>
-      </w:r>
-      <w:r>
-        <w:rPr>
-          <w:rStyle w:val="mopen"/>
-        </w:rPr>
-        <w:t>{</w:t>
+        <w:t>a1</w:t>
+      </w:r>
+      <w:proofErr w:type="gramStart"/>
+      <w:r>
+        <w:rPr>
+          <w:rStyle w:val="vlist-s"/>
+        </w:rPr>
+        <w:t>​</w:t>
+      </w:r>
+      <w:r>
+        <w:rPr>
+          <w:rStyle w:val="mpunct"/>
+        </w:rPr>
+        <w:t>,</w:t>
       </w:r>
       <w:r>
         <w:rPr>
           <w:rStyle w:val="mord"/>
         </w:rPr>
-        <w:t>a1</w:t>
+        <w:t>a</w:t>
+      </w:r>
+      <w:proofErr w:type="gramEnd"/>
+      <w:r>
+        <w:rPr>
+          <w:rStyle w:val="mord"/>
+        </w:rPr>
+        <w:t>2</w:t>
       </w:r>
       <w:proofErr w:type="gramStart"/>
       <w:r>
@@ -1639,18 +1604,25 @@
       </w:r>
       <w:r>
         <w:rPr>
+          <w:rStyle w:val="minner"/>
+        </w:rPr>
+        <w:t>…</w:t>
+      </w:r>
+      <w:proofErr w:type="gramEnd"/>
+      <w:r>
+        <w:rPr>
+          <w:rStyle w:val="mpunct"/>
+        </w:rPr>
+        <w:t>,</w:t>
+      </w:r>
+      <w:proofErr w:type="spellStart"/>
+      <w:r>
+        <w:rPr>
           <w:rStyle w:val="mord"/>
         </w:rPr>
-        <w:t>a</w:t>
-      </w:r>
-      <w:proofErr w:type="gramEnd"/>
-      <w:r>
-        <w:rPr>
-          <w:rStyle w:val="mord"/>
-        </w:rPr>
-        <w:t>2</w:t>
-      </w:r>
-      <w:proofErr w:type="gramStart"/>
+        <w:t>ak</w:t>
+      </w:r>
+      <w:proofErr w:type="spellEnd"/>
       <w:r>
         <w:rPr>
           <w:rStyle w:val="vlist-s"/>
@@ -1659,48 +1631,9 @@
       </w:r>
       <w:r>
         <w:rPr>
-          <w:rStyle w:val="mpunct"/>
-        </w:rPr>
-        <w:t>,</w:t>
-      </w:r>
-      <w:r>
-        <w:rPr>
-          <w:rStyle w:val="minner"/>
-        </w:rPr>
-        <w:t>…</w:t>
-      </w:r>
-      <w:proofErr w:type="gramEnd"/>
-      <w:r>
-        <w:rPr>
-          <w:rStyle w:val="mpunct"/>
-        </w:rPr>
-        <w:t>,</w:t>
-      </w:r>
-      <w:proofErr w:type="spellStart"/>
-      <w:r>
-        <w:rPr>
-          <w:rStyle w:val="mord"/>
-        </w:rPr>
-        <w:t>ak</w:t>
-      </w:r>
-      <w:proofErr w:type="spellEnd"/>
-      <w:r>
-        <w:rPr>
-          <w:rStyle w:val="vlist-s"/>
-        </w:rPr>
-        <w:t>​</w:t>
-      </w:r>
-      <w:r>
-        <w:rPr>
           <w:rStyle w:val="mclose"/>
         </w:rPr>
-        <w:t>}</w:t>
-      </w:r>
-      <w:r>
-        <w:rPr>
-          <w:rStyle w:val="mclose"/>
-        </w:rPr>
-        <w:t xml:space="preserve">, </w:t>
+        <w:t xml:space="preserve">}, </w:t>
       </w:r>
       <w:r>
         <w:rPr>
@@ -2630,18 +2563,12 @@
       <w:pPr>
         <w:spacing w:before="360" w:after="120"/>
         <w:rPr>
-          <w:rFonts w:asciiTheme="majorBidi" w:hAnsiTheme="majorBidi" w:cstheme="majorBidi"/>
           <w:b/>
-          <w:bCs/>
-          <w:szCs w:val="24"/>
-        </w:rPr>
-      </w:pPr>
-      <w:r>
-        <w:rPr>
-          <w:rFonts w:asciiTheme="majorBidi" w:hAnsiTheme="majorBidi" w:cstheme="majorBidi"/>
+        </w:rPr>
+      </w:pPr>
+      <w:r>
+        <w:rPr>
           <w:b/>
-          <w:bCs/>
-          <w:szCs w:val="24"/>
         </w:rPr>
         <w:t>1.3 Research Objectives</w:t>
       </w:r>
@@ -2649,194 +2576,153 @@
     <w:p>
       <w:pPr>
         <w:spacing w:before="360" w:after="120"/>
-        <w:jc w:val="left"/>
         <w:rPr>
           <w:b/>
-          <w:lang w:val="en-TR"/>
-        </w:rPr>
-      </w:pPr>
-      <w:r>
-        <w:rPr>
-          <w:b/>
-          <w:lang w:val="en-TR"/>
-        </w:rPr>
-        <w:t>his thesis pursues six concrete objectives, each building on the previous one.</w:t>
+        </w:rPr>
+      </w:pPr>
+      <w:r>
+        <w:rPr>
+          <w:bCs/>
+        </w:rPr>
+        <w:t>The main aim of this research project is to design, implement, and validate a system for intelligent runtime sorting algorithm selection using machine learning and online adaptation. The specific objectives include</w:t>
+      </w:r>
+      <w:r>
+        <w:rPr>
+          <w:bCs/>
+        </w:rPr>
+        <w:t>:</w:t>
       </w:r>
     </w:p>
     <w:p>
       <w:pPr>
+        <w:pStyle w:val="ListParagraph"/>
+        <w:numPr>
+          <w:ilvl w:val="0"/>
+          <w:numId w:val="26"/>
+        </w:numPr>
         <w:spacing w:before="360" w:after="120"/>
-        <w:jc w:val="left"/>
-        <w:rPr>
-          <w:b/>
-          <w:lang w:val="en-TR"/>
-        </w:rPr>
-      </w:pPr>
-      <w:r>
+        <w:rPr>
+          <w:bCs/>
+        </w:rPr>
+      </w:pPr>
+      <w:r>
+        <w:rPr>
+          <w:bCs/>
+        </w:rPr>
+        <w:lastRenderedPageBreak/>
+        <w:t>D</w:t>
+      </w:r>
+      <w:r>
+        <w:rPr>
+          <w:bCs/>
+        </w:rPr>
+        <w:t>esign and validate 16 structural features that can predict sorting algorithm performance from input arrays.</w:t>
+      </w:r>
+    </w:p>
+    <w:p>
+      <w:pPr>
+        <w:pStyle w:val="ListParagraph"/>
+        <w:numPr>
+          <w:ilvl w:val="0"/>
+          <w:numId w:val="26"/>
+        </w:numPr>
+        <w:spacing w:before="360" w:after="120"/>
+        <w:rPr>
+          <w:bCs/>
+        </w:rPr>
+      </w:pPr>
+      <w:r>
+        <w:rPr>
+          <w:bCs/>
+        </w:rPr>
+        <w:t>D</w:t>
+      </w:r>
+      <w:r>
+        <w:rPr>
+          <w:bCs/>
+        </w:rPr>
+        <w:t xml:space="preserve">evelop and train an offline </w:t>
+      </w:r>
+      <w:proofErr w:type="spellStart"/>
+      <w:r>
+        <w:rPr>
+          <w:bCs/>
+        </w:rPr>
+        <w:t>XGBoost</w:t>
+      </w:r>
+      <w:proofErr w:type="spellEnd"/>
+      <w:r>
+        <w:rPr>
+          <w:bCs/>
+        </w:rPr>
+        <w:t xml:space="preserve"> classifier for selecting the fastest sorting algorithm.</w:t>
+      </w:r>
+    </w:p>
+    <w:p>
+      <w:pPr>
+        <w:pStyle w:val="ListParagraph"/>
+        <w:numPr>
+          <w:ilvl w:val="0"/>
+          <w:numId w:val="26"/>
+        </w:numPr>
+        <w:spacing w:before="360" w:after="120"/>
+        <w:rPr>
+          <w:bCs/>
+        </w:rPr>
+      </w:pPr>
+      <w:r>
+        <w:rPr>
+          <w:bCs/>
+        </w:rPr>
+        <w:t>To measure the theoretical ceiling on classification accuracy and explain performance limitations.</w:t>
+      </w:r>
+    </w:p>
+    <w:p>
+      <w:pPr>
+        <w:pStyle w:val="ListParagraph"/>
+        <w:numPr>
+          <w:ilvl w:val="0"/>
+          <w:numId w:val="26"/>
+        </w:numPr>
+        <w:spacing w:before="360" w:after="120"/>
+        <w:rPr>
+          <w:bCs/>
+        </w:rPr>
+      </w:pPr>
+      <w:r>
+        <w:rPr>
+          <w:bCs/>
+        </w:rPr>
+        <w:t>To implement an online contextual bandit for adapting algorithm selections to distribution drift.</w:t>
+      </w:r>
+    </w:p>
+    <w:p>
+      <w:pPr>
+        <w:pStyle w:val="ListParagraph"/>
+        <w:numPr>
+          <w:ilvl w:val="0"/>
+          <w:numId w:val="26"/>
+        </w:numPr>
+        <w:spacing w:before="360" w:after="120"/>
+        <w:rPr>
+          <w:bCs/>
+        </w:rPr>
+      </w:pPr>
+      <w:r>
+        <w:rPr>
+          <w:bCs/>
+        </w:rPr>
+        <w:t>To package the complete system as a deployable Python library for practical use.</w:t>
+      </w:r>
+    </w:p>
+    <w:p>
+      <w:pPr>
+        <w:spacing w:before="360" w:after="120"/>
         <w:rPr>
           <w:b/>
           <w:bCs/>
           <w:lang w:val="en-TR"/>
         </w:rPr>
-        <w:t>Objective 1: Design 16 Fast, Predictive Features</w:t>
-      </w:r>
-    </w:p>
-    <w:p>
-      <w:pPr>
-        <w:numPr>
-          <w:ilvl w:val="0"/>
-          <w:numId w:val="17"/>
-        </w:numPr>
-        <w:spacing w:before="360" w:after="120"/>
-        <w:jc w:val="left"/>
-        <w:rPr>
-          <w:b/>
-          <w:lang w:val="en-TR"/>
-        </w:rPr>
-      </w:pPr>
-      <w:r>
-        <w:rPr>
-          <w:b/>
-          <w:lang w:val="en-TR"/>
-        </w:rPr>
-        <w:lastRenderedPageBreak/>
-        <w:t>Create 16 structural features computable in a single O(n) scan</w:t>
-      </w:r>
-    </w:p>
-    <w:p>
-      <w:pPr>
-        <w:numPr>
-          <w:ilvl w:val="0"/>
-          <w:numId w:val="17"/>
-        </w:numPr>
-        <w:spacing w:before="360" w:after="120"/>
-        <w:jc w:val="left"/>
-        <w:rPr>
-          <w:b/>
-          <w:lang w:val="en-TR"/>
-        </w:rPr>
-      </w:pPr>
-      <w:r>
-        <w:rPr>
-          <w:b/>
-          <w:lang w:val="en-TR"/>
-        </w:rPr>
-        <w:t>Scale group: array size and value range</w:t>
-      </w:r>
-    </w:p>
-    <w:p>
-      <w:pPr>
-        <w:numPr>
-          <w:ilvl w:val="0"/>
-          <w:numId w:val="17"/>
-        </w:numPr>
-        <w:spacing w:before="360" w:after="120"/>
-        <w:jc w:val="left"/>
-        <w:rPr>
-          <w:b/>
-          <w:lang w:val="en-TR"/>
-        </w:rPr>
-      </w:pPr>
-      <w:r>
-        <w:rPr>
-          <w:b/>
-          <w:lang w:val="en-TR"/>
-        </w:rPr>
-        <w:t>Sortedness group: adjacent-sorted ratio, runs, inversions</w:t>
-      </w:r>
-    </w:p>
-    <w:p>
-      <w:pPr>
-        <w:numPr>
-          <w:ilvl w:val="0"/>
-          <w:numId w:val="17"/>
-        </w:numPr>
-        <w:spacing w:before="360" w:after="120"/>
-        <w:jc w:val="left"/>
-        <w:rPr>
-          <w:b/>
-          <w:lang w:val="en-TR"/>
-        </w:rPr>
-      </w:pPr>
-      <w:r>
-        <w:rPr>
-          <w:b/>
-          <w:lang w:val="en-TR"/>
-        </w:rPr>
-        <w:t>Duplicates group: top-1 and top-5 value frequencies</w:t>
-      </w:r>
-    </w:p>
-    <w:p>
-      <w:pPr>
-        <w:numPr>
-          <w:ilvl w:val="0"/>
-          <w:numId w:val="17"/>
-        </w:numPr>
-        <w:spacing w:before="360" w:after="120"/>
-        <w:jc w:val="left"/>
-        <w:rPr>
-          <w:b/>
-          <w:lang w:val="en-TR"/>
-        </w:rPr>
-      </w:pPr>
-      <w:r>
-        <w:rPr>
-          <w:b/>
-          <w:lang w:val="en-TR"/>
-        </w:rPr>
-        <w:t>Spread group: dispersion, IQR, median absolute deviation</w:t>
-      </w:r>
-    </w:p>
-    <w:p>
-      <w:pPr>
-        <w:numPr>
-          <w:ilvl w:val="0"/>
-          <w:numId w:val="17"/>
-        </w:numPr>
-        <w:spacing w:before="360" w:after="120"/>
-        <w:jc w:val="left"/>
-        <w:rPr>
-          <w:b/>
-          <w:lang w:val="en-TR"/>
-        </w:rPr>
-      </w:pPr>
-      <w:r>
-        <w:rPr>
-          <w:b/>
-          <w:lang w:val="en-TR"/>
-        </w:rPr>
-        <w:t>Shape group: skewness, kurtosis, outliers</w:t>
-      </w:r>
-    </w:p>
-    <w:p>
-      <w:pPr>
-        <w:numPr>
-          <w:ilvl w:val="0"/>
-          <w:numId w:val="17"/>
-        </w:numPr>
-        <w:spacing w:before="360" w:after="120"/>
-        <w:jc w:val="left"/>
-        <w:rPr>
-          <w:b/>
-          <w:lang w:val="en-TR"/>
-        </w:rPr>
-      </w:pPr>
-      <w:r>
-        <w:rPr>
-          <w:b/>
-          <w:lang w:val="en-TR"/>
-        </w:rPr>
-        <w:t>Validate that each feature correlates with algorithm performance on real data, not just synthetic benchmarks</w:t>
-      </w:r>
-    </w:p>
-    <w:p>
-      <w:pPr>
-        <w:spacing w:before="360" w:after="120"/>
-        <w:jc w:val="left"/>
-        <w:rPr>
-          <w:b/>
-          <w:lang w:val="en-TR"/>
-        </w:rPr>
       </w:pPr>
       <w:r>
         <w:rPr>
@@ -2844,204 +2730,243 @@
           <w:bCs/>
           <w:lang w:val="en-TR"/>
         </w:rPr>
-        <w:t>Objective 2: Assemble a Multi-Domain Dataset</w:t>
+        <w:t>1.4 Scope of the Research</w:t>
       </w:r>
     </w:p>
     <w:p>
       <w:pPr>
-        <w:numPr>
-          <w:ilvl w:val="0"/>
-          <w:numId w:val="18"/>
-        </w:numPr>
         <w:spacing w:before="360" w:after="120"/>
-        <w:jc w:val="left"/>
-        <w:rPr>
-          <w:b/>
+        <w:rPr>
+          <w:bCs/>
           <w:lang w:val="en-TR"/>
         </w:rPr>
       </w:pPr>
       <w:r>
         <w:rPr>
-          <w:b/>
+          <w:bCs/>
           <w:lang w:val="en-TR"/>
         </w:rPr>
-        <w:t>Collect arrays from nine distinct real-world sources: stock prices, stock returns, cryptocurrency volumes, seismic events, weather measurements, asteroid orbital parameters, Formula 1 telemetry, and ML benchmarks</w:t>
+        <w:t xml:space="preserve">This thesis focuses on sorting algorithm selection: building a system that </w:t>
+      </w:r>
+      <w:r>
+        <w:rPr>
+          <w:bCs/>
+          <w:lang w:val="en-TR"/>
+        </w:rPr>
+        <w:t>select</w:t>
+      </w:r>
+      <w:r>
+        <w:rPr>
+          <w:bCs/>
+          <w:lang w:val="en-TR"/>
+        </w:rPr>
+        <w:t xml:space="preserve">s introsort, heapsort, or timsort based on the array </w:t>
+      </w:r>
+      <w:r>
+        <w:rPr>
+          <w:bCs/>
+          <w:lang w:val="en-TR"/>
+        </w:rPr>
+        <w:t>to be</w:t>
+      </w:r>
+      <w:r>
+        <w:rPr>
+          <w:bCs/>
+          <w:lang w:val="en-TR"/>
+        </w:rPr>
+        <w:t xml:space="preserve"> sorted. </w:t>
+      </w:r>
+      <w:r>
+        <w:rPr>
+          <w:bCs/>
+          <w:lang w:val="en-TR"/>
+        </w:rPr>
+        <w:t xml:space="preserve">The </w:t>
+      </w:r>
+      <w:r>
+        <w:rPr>
+          <w:bCs/>
+          <w:lang w:val="en-TR"/>
+        </w:rPr>
+        <w:t>design</w:t>
+      </w:r>
+      <w:r>
+        <w:rPr>
+          <w:bCs/>
+          <w:lang w:val="en-TR"/>
+        </w:rPr>
+        <w:t>ed</w:t>
+      </w:r>
+      <w:r>
+        <w:rPr>
+          <w:bCs/>
+          <w:lang w:val="en-TR"/>
+        </w:rPr>
+        <w:t xml:space="preserve"> features characterize arrays, collect real data from nine different domains, and train both an offline model and an online learning system to make those picks.</w:t>
+      </w:r>
+      <w:r>
+        <w:rPr>
+          <w:bCs/>
+          <w:lang w:val="en-TR"/>
+        </w:rPr>
+        <w:t xml:space="preserve"> </w:t>
+      </w:r>
+      <w:r>
+        <w:rPr>
+          <w:bCs/>
+          <w:lang w:val="en-TR"/>
+        </w:rPr>
+        <w:t>The goal is straightforward</w:t>
+      </w:r>
+      <w:r>
+        <w:rPr>
+          <w:bCs/>
+          <w:lang w:val="en-TR"/>
+        </w:rPr>
+        <w:t xml:space="preserve">: to </w:t>
+      </w:r>
+      <w:r>
+        <w:rPr>
+          <w:bCs/>
+          <w:lang w:val="en-TR"/>
+        </w:rPr>
+        <w:t xml:space="preserve">show that </w:t>
+      </w:r>
+      <w:r>
+        <w:rPr>
+          <w:bCs/>
+          <w:lang w:val="en-TR"/>
+        </w:rPr>
+        <w:t>choos</w:t>
+      </w:r>
+      <w:r>
+        <w:rPr>
+          <w:bCs/>
+          <w:lang w:val="en-TR"/>
+        </w:rPr>
+        <w:t xml:space="preserve">ing the right algorithm </w:t>
+      </w:r>
+      <w:r>
+        <w:rPr>
+          <w:bCs/>
+          <w:lang w:val="en-TR"/>
+        </w:rPr>
+        <w:t>for each</w:t>
+      </w:r>
+      <w:r>
+        <w:rPr>
+          <w:bCs/>
+          <w:lang w:val="en-TR"/>
+        </w:rPr>
+        <w:t xml:space="preserve"> array actually saves time and that this </w:t>
+      </w:r>
+      <w:r>
+        <w:rPr>
+          <w:bCs/>
+          <w:lang w:val="en-TR"/>
+        </w:rPr>
+        <w:t>hold</w:t>
+      </w:r>
+      <w:r>
+        <w:rPr>
+          <w:bCs/>
+          <w:lang w:val="en-TR"/>
+        </w:rPr>
+        <w:t xml:space="preserve">s across different data sources, not just </w:t>
+      </w:r>
+      <w:r>
+        <w:rPr>
+          <w:bCs/>
+          <w:lang w:val="en-TR"/>
+        </w:rPr>
+        <w:t>during</w:t>
+      </w:r>
+      <w:r>
+        <w:rPr>
+          <w:bCs/>
+          <w:lang w:val="en-TR"/>
+        </w:rPr>
+        <w:t xml:space="preserve"> </w:t>
+      </w:r>
+      <w:r>
+        <w:rPr>
+          <w:bCs/>
+          <w:lang w:val="en-TR"/>
+        </w:rPr>
+        <w:t>training</w:t>
+      </w:r>
+      <w:r>
+        <w:rPr>
+          <w:bCs/>
+          <w:lang w:val="en-TR"/>
+        </w:rPr>
+        <w:t xml:space="preserve">. </w:t>
+      </w:r>
+      <w:r>
+        <w:rPr>
+          <w:bCs/>
+          <w:lang w:val="en-TR"/>
+        </w:rPr>
+        <w:t>The</w:t>
+      </w:r>
+      <w:r>
+        <w:rPr>
+          <w:bCs/>
+          <w:lang w:val="en-TR"/>
+        </w:rPr>
+        <w:t xml:space="preserve"> Python library </w:t>
+      </w:r>
+      <w:r>
+        <w:rPr>
+          <w:bCs/>
+          <w:lang w:val="en-TR"/>
+        </w:rPr>
+        <w:t>will be</w:t>
+      </w:r>
+      <w:r>
+        <w:rPr>
+          <w:bCs/>
+          <w:lang w:val="en-TR"/>
+        </w:rPr>
+        <w:t xml:space="preserve"> </w:t>
+      </w:r>
+      <w:r>
+        <w:rPr>
+          <w:bCs/>
+          <w:lang w:val="en-TR"/>
+        </w:rPr>
+        <w:t>used to mak</w:t>
+      </w:r>
+      <w:r>
+        <w:rPr>
+          <w:bCs/>
+          <w:lang w:val="en-TR"/>
+        </w:rPr>
+        <w:t>e the evaluation reproducible so others can verify it</w:t>
+      </w:r>
+      <w:r>
+        <w:rPr>
+          <w:bCs/>
+          <w:lang w:val="en-TR"/>
+        </w:rPr>
+        <w:t>, and the</w:t>
+      </w:r>
+      <w:r>
+        <w:rPr>
+          <w:bCs/>
+          <w:lang w:val="en-TR"/>
+        </w:rPr>
+        <w:t xml:space="preserve"> scope includes designing and validating features on real-world data from nine domains, demonstrating that algorithm selection works across different data sources, and handling production scenarios where data drifts over time.</w:t>
       </w:r>
     </w:p>
     <w:p>
       <w:pPr>
-        <w:numPr>
-          <w:ilvl w:val="0"/>
-          <w:numId w:val="18"/>
-        </w:numPr>
         <w:spacing w:before="360" w:after="120"/>
-        <w:jc w:val="left"/>
-        <w:rPr>
-          <w:b/>
-          <w:lang w:val="en-TR"/>
-        </w:rPr>
-      </w:pPr>
-      <w:r>
-        <w:rPr>
-          <w:b/>
-          <w:lang w:val="en-TR"/>
-        </w:rPr>
-        <w:t>Process all data consistently</w:t>
-      </w:r>
-    </w:p>
-    <w:p>
-      <w:pPr>
-        <w:numPr>
-          <w:ilvl w:val="0"/>
-          <w:numId w:val="18"/>
-        </w:numPr>
-        <w:spacing w:before="360" w:after="120"/>
-        <w:jc w:val="left"/>
-        <w:rPr>
-          <w:b/>
-          <w:lang w:val="en-TR"/>
-        </w:rPr>
-      </w:pPr>
-      <w:r>
-        <w:rPr>
-          <w:b/>
-          <w:lang w:val="en-TR"/>
-        </w:rPr>
-        <w:t>Enforce strict source-level separation: no data source appears in both training and test splits</w:t>
-      </w:r>
-    </w:p>
-    <w:p>
-      <w:pPr>
-        <w:numPr>
-          <w:ilvl w:val="0"/>
-          <w:numId w:val="18"/>
-        </w:numPr>
-        <w:spacing w:before="360" w:after="120"/>
-        <w:jc w:val="left"/>
-        <w:rPr>
-          <w:b/>
-          <w:lang w:val="en-TR"/>
-        </w:rPr>
-      </w:pPr>
-      <w:r>
-        <w:rPr>
-          <w:b/>
-          <w:lang w:val="en-TR"/>
-        </w:rPr>
-        <w:t>Prevent the model from learning source-specific noise instead of genuine algorithm-selection patterns</w:t>
-      </w:r>
-    </w:p>
-    <w:p>
-      <w:pPr>
-        <w:spacing w:before="360" w:after="120"/>
-        <w:jc w:val="left"/>
-        <w:rPr>
-          <w:b/>
-          <w:lang w:val="en-TR"/>
-        </w:rPr>
-      </w:pPr>
-      <w:r>
         <w:rPr>
           <w:b/>
           <w:bCs/>
           <w:lang w:val="en-TR"/>
         </w:rPr>
-        <w:t>Objective 3: Train an Offline XGBoost Classifier</w:t>
-      </w:r>
-    </w:p>
-    <w:p>
-      <w:pPr>
-        <w:numPr>
-          <w:ilvl w:val="0"/>
-          <w:numId w:val="19"/>
-        </w:numPr>
-        <w:spacing w:before="360" w:after="120"/>
-        <w:jc w:val="left"/>
-        <w:rPr>
-          <w:b/>
-          <w:lang w:val="en-TR"/>
-        </w:rPr>
-      </w:pPr>
-      <w:r>
-        <w:rPr>
-          <w:b/>
-          <w:lang w:val="en-TR"/>
-        </w:rPr>
-        <w:lastRenderedPageBreak/>
-        <w:t>Predict which algorithm (introsort, heapsort, or timsort) will be fastest for a given array</w:t>
-      </w:r>
-    </w:p>
-    <w:p>
-      <w:pPr>
-        <w:numPr>
-          <w:ilvl w:val="0"/>
-          <w:numId w:val="19"/>
-        </w:numPr>
-        <w:spacing w:before="360" w:after="120"/>
-        <w:jc w:val="left"/>
-        <w:rPr>
-          <w:b/>
-          <w:lang w:val="en-TR"/>
-        </w:rPr>
-      </w:pPr>
-      <w:r>
-        <w:rPr>
-          <w:b/>
-          <w:lang w:val="en-TR"/>
-        </w:rPr>
-        <w:t>Use stratified splits to balance all data types proportionally</w:t>
-      </w:r>
-    </w:p>
-    <w:p>
-      <w:pPr>
-        <w:numPr>
-          <w:ilvl w:val="0"/>
-          <w:numId w:val="19"/>
-        </w:numPr>
-        <w:spacing w:before="360" w:after="120"/>
-        <w:jc w:val="left"/>
-        <w:rPr>
-          <w:b/>
-          <w:lang w:val="en-TR"/>
-        </w:rPr>
-      </w:pPr>
-      <w:r>
-        <w:rPr>
-          <w:b/>
-          <w:lang w:val="en-TR"/>
-        </w:rPr>
-        <w:t>Apply early stopping to prevent overfitting</w:t>
-      </w:r>
-    </w:p>
-    <w:p>
-      <w:pPr>
-        <w:numPr>
-          <w:ilvl w:val="0"/>
-          <w:numId w:val="19"/>
-        </w:numPr>
-        <w:spacing w:before="360" w:after="120"/>
-        <w:jc w:val="left"/>
-        <w:rPr>
-          <w:b/>
-          <w:lang w:val="en-TR"/>
-        </w:rPr>
-      </w:pPr>
-      <w:r>
-        <w:rPr>
-          <w:b/>
-          <w:lang w:val="en-TR"/>
-        </w:rPr>
-        <w:t>Output calibrated probabilities, not hard predictions, for warm-starting the online learning system</w:t>
-      </w:r>
-    </w:p>
-    <w:p>
-      <w:pPr>
-        <w:spacing w:before="360" w:after="120"/>
-        <w:jc w:val="left"/>
-        <w:rPr>
-          <w:b/>
-          <w:lang w:val="en-TR"/>
-        </w:rPr>
       </w:pPr>
       <w:r>
         <w:rPr>
@@ -3049,78 +2974,120 @@
           <w:bCs/>
           <w:lang w:val="en-TR"/>
         </w:rPr>
-        <w:t>Objective 4: Measure the Theoretical Ceiling</w:t>
+        <w:t>1.5 Research Significance</w:t>
       </w:r>
     </w:p>
     <w:p>
       <w:pPr>
-        <w:numPr>
-          <w:ilvl w:val="0"/>
-          <w:numId w:val="20"/>
-        </w:numPr>
         <w:spacing w:before="360" w:after="120"/>
-        <w:jc w:val="left"/>
-        <w:rPr>
-          <w:b/>
+        <w:rPr>
           <w:lang w:val="en-TR"/>
         </w:rPr>
       </w:pPr>
       <w:r>
         <w:rPr>
-          <w:b/>
           <w:lang w:val="en-TR"/>
         </w:rPr>
-        <w:t>Compute how similar introsort and heapsort actually are on real data</w:t>
+        <w:t xml:space="preserve">Sorting is fundamental. Databases sort on nearly every query. Machine learning algorithms also rely on sorting as part of their methodology—for example, the K-Nearest Neighbors (KNN). </w:t>
+      </w:r>
+      <w:r>
+        <w:rPr>
+          <w:lang w:val="en-TR"/>
+        </w:rPr>
+        <w:t>S</w:t>
+      </w:r>
+      <w:r>
+        <w:rPr>
+          <w:lang w:val="en-TR"/>
+        </w:rPr>
+        <w:t xml:space="preserve">earch, feature ranking, and result aggregation. Search engines sort results. Data pipelines sort between stages. At scale, sorting executes billions of times </w:t>
+      </w:r>
+      <w:r>
+        <w:rPr>
+          <w:lang w:val="en-TR"/>
+        </w:rPr>
+        <w:lastRenderedPageBreak/>
+        <w:t>daily. Even 1% performance improvements compound into measurable cost and latency gains.</w:t>
+      </w:r>
+      <w:r>
+        <w:rPr>
+          <w:lang w:val="en-TR"/>
+        </w:rPr>
+        <w:t xml:space="preserve"> </w:t>
+      </w:r>
+      <w:r>
+        <w:rPr>
+          <w:lang w:val="en-TR"/>
+        </w:rPr>
+        <w:t>No single sorting algorithm wins everywhere. Timsort sorts nearly-sorted</w:t>
       </w:r>
     </w:p>
     <w:p>
       <w:pPr>
-        <w:numPr>
-          <w:ilvl w:val="0"/>
-          <w:numId w:val="20"/>
-        </w:numPr>
         <w:spacing w:before="360" w:after="120"/>
-        <w:jc w:val="left"/>
-        <w:rPr>
-          <w:b/>
+        <w:rPr>
           <w:lang w:val="en-TR"/>
         </w:rPr>
       </w:pPr>
       <w:r>
         <w:rPr>
-          <w:b/>
           <w:lang w:val="en-TR"/>
         </w:rPr>
-        <w:t>Determine why three-way classification peaks around 71%: median timing gap is only 0.8%, making them practically indistinguishable</w:t>
+        <w:t>data in O(n) but costs 30% more comparisons on random inputs. Heapsort guarantees O(n log n) but incurs 2-3x cache misses. Introsort performs consistently on random data but cannot exploit pre-existing order. Most systems choose one algorithm and never change. This leaves performance on the table.</w:t>
+      </w:r>
+      <w:r>
+        <w:rPr>
+          <w:lang w:val="en-TR"/>
+        </w:rPr>
+        <w:t xml:space="preserve"> </w:t>
+      </w:r>
+      <w:r>
+        <w:rPr>
+          <w:lang w:val="en-TR"/>
+        </w:rPr>
+        <w:t>Algorithm selection research exists in other fields. SAT solvers use per-instance selection. Combinatorial optimization and constraint solving use it successfully. Sorting selection research is sparse despite sorting being more fundamental and more deployed. Prior work evaluates incorrectly: train on Benchmark A, test on Benchmark A with different splits, report accuracy, then fail on new data. The model learned benchmark quirks, not transferable patterns</w:t>
+      </w:r>
+      <w:r>
+        <w:rPr>
+          <w:lang w:val="en-TR"/>
+        </w:rPr>
+        <w:t xml:space="preserve">. </w:t>
+      </w:r>
+      <w:r>
+        <w:rPr>
+          <w:lang w:val="en-TR"/>
+        </w:rPr>
+        <w:t>This thesis enforces source-level separation. Data comes from nine domains: stock prices, cryptocurrency, seismic events, weather, asteroid orbits, Formula 1 telemetry, and ML benchmarks. Five domains train the model. Four domains test it. No overlap. Accuracy on three-class classification: 71%. Why so low? Introsort and heapsort differ by 0.8% median execution time. Measurement noise and cache state make them practically identical. When collapsed into one class (timsort vs not-timsort), accuracy reaches 94.2%. This is a domain ceiling, not a model limitation.</w:t>
+      </w:r>
+      <w:r>
+        <w:rPr>
+          <w:lang w:val="en-TR"/>
+        </w:rPr>
+        <w:t xml:space="preserve"> </w:t>
+      </w:r>
+      <w:r>
+        <w:rPr>
+          <w:lang w:val="en-TR"/>
+        </w:rPr>
+        <w:t>Production data drifts. Retrained models require offline recompilation, which is expensive and complex. A contextual bandit (LinUCB) solves this. It starts from the offline classifier's predictions. As new arrays arrive, it observes actual execution times and adapts continuously. No retraining. The system converges to the new optimal algorithm choice as data patterns shift.</w:t>
+      </w:r>
+      <w:r>
+        <w:rPr>
+          <w:lang w:val="en-TR"/>
+        </w:rPr>
+        <w:t xml:space="preserve"> </w:t>
+      </w:r>
+      <w:r>
+        <w:rPr>
+          <w:lang w:val="en-TR"/>
+        </w:rPr>
+        <w:t>Deployment is simple. Pass an array to a Python library. Get back the recommended algorithm. Feature extraction, model loading, and online learning happen internally. Users see no complexity. Adoption depends on simplicity.</w:t>
       </w:r>
     </w:p>
     <w:p>
       <w:pPr>
-        <w:numPr>
-          <w:ilvl w:val="0"/>
-          <w:numId w:val="20"/>
-        </w:numPr>
         <w:spacing w:before="360" w:after="120"/>
-        <w:jc w:val="left"/>
-        <w:rPr>
-          <w:b/>
-          <w:lang w:val="en-TR"/>
-        </w:rPr>
-      </w:pPr>
-      <w:r>
-        <w:rPr>
-          <w:b/>
-          <w:lang w:val="en-TR"/>
-        </w:rPr>
-        <w:t>Show that binary classification (timsort versus not-timsort) achieves 94.2% accuracy—a more realistic target</w:t>
-      </w:r>
-    </w:p>
-    <w:p>
-      <w:pPr>
-        <w:spacing w:before="360" w:after="120"/>
-        <w:jc w:val="left"/>
-        <w:rPr>
-          <w:b/>
+        <w:rPr>
           <w:lang w:val="en-TR"/>
         </w:rPr>
       </w:pPr>
@@ -3130,452 +3097,463 @@
           <w:bCs/>
           <w:lang w:val="en-TR"/>
         </w:rPr>
-        <w:t>Objective 5: Implement Online Adaptation</w:t>
+        <w:t>1.6 Research Organization</w:t>
       </w:r>
     </w:p>
     <w:p>
       <w:pPr>
-        <w:numPr>
-          <w:ilvl w:val="0"/>
-          <w:numId w:val="21"/>
-        </w:numPr>
+        <w:spacing w:before="360" w:after="120"/>
+        <w:rPr>
+          <w:bCs/>
+          <w:lang w:val="en-TR"/>
+        </w:rPr>
+      </w:pPr>
+      <w:r>
+        <w:rPr>
+          <w:bCs/>
+          <w:lang w:val="en-TR"/>
+        </w:rPr>
+        <w:lastRenderedPageBreak/>
+        <w:t>The thesis has five chapters. This one introduces the problem and goals. Chapter 2 covers the background—sorting algorithms, algorithm selection as a framework, related work, and the specific methods we chose. Chapter 3 explains how we actually built it: feature design, data collection, training process, how we evaluated. Chapter 4 shows the numbers: accuracy, regret, comparisons to baselines, how the online system performs. The conclusion summarizes what we learned and what could come next.</w:t>
+      </w:r>
+    </w:p>
+    <w:p>
+      <w:pPr>
+        <w:spacing w:before="360" w:after="120"/>
+        <w:rPr>
+          <w:b/>
+          <w:lang w:val="en-TR"/>
+        </w:rPr>
+      </w:pPr>
+    </w:p>
+    <w:p>
+      <w:pPr>
+        <w:spacing w:before="360" w:after="120"/>
+        <w:rPr>
+          <w:b/>
+          <w:lang w:val="en-TR"/>
+        </w:rPr>
+      </w:pPr>
+    </w:p>
+    <w:p>
+      <w:pPr>
+        <w:spacing w:before="480" w:after="240"/>
+        <w:jc w:val="center"/>
+      </w:pPr>
+      <w:r>
+        <w:rPr>
+          <w:b/>
+          <w:sz w:val="28"/>
+        </w:rPr>
+        <w:t>CHAPTER TWO</w:t>
+      </w:r>
+    </w:p>
+    <w:p>
+      <w:pPr>
+        <w:spacing w:before="120" w:after="360"/>
+        <w:jc w:val="center"/>
+      </w:pPr>
+      <w:r>
+        <w:rPr>
+          <w:b/>
+          <w:sz w:val="28"/>
+        </w:rPr>
+        <w:t>BACKGROUND AND RELATED WORK</w:t>
+      </w:r>
+    </w:p>
+    <w:p>
+      <w:pPr>
         <w:spacing w:before="360" w:after="120"/>
         <w:jc w:val="left"/>
+      </w:pPr>
+      <w:r>
         <w:rPr>
           <w:b/>
-          <w:lang w:val="en-TR"/>
-        </w:rPr>
-      </w:pPr>
-      <w:r>
-        <w:rPr>
-          <w:b/>
-          <w:lang w:val="en-TR"/>
-        </w:rPr>
-        <w:t>Design a LinUCB contextual bandit that learns in real time</w:t>
+        </w:rPr>
+        <w:t>2.1 SORTING ALGORITHMS</w:t>
       </w:r>
     </w:p>
     <w:p>
       <w:pPr>
-        <w:numPr>
-          <w:ilvl w:val="0"/>
-          <w:numId w:val="21"/>
-        </w:numPr>
+        <w:spacing w:after="120"/>
+      </w:pPr>
+      <w:r>
+        <w:t>Sorting algorithms arrange elements of a sequence into a specified order. Comparison-based sorting algorithms, which determine order solely through pairwise comparisons, have a theoretical lower bound of O(n log n) comparisons in the worst case (Knuth, 1998). This thesis focuses on three comparison-based algorithms available as C-level implementations in NumPy: introsort, heapsort, and timsort.</w:t>
+      </w:r>
+    </w:p>
+    <w:p>
+      <w:pPr>
+        <w:spacing w:before="240" w:after="120"/>
+        <w:jc w:val="left"/>
+      </w:pPr>
+      <w:r>
+        <w:rPr>
+          <w:b/>
+        </w:rPr>
+        <w:t>2.1.1 INTROSORT</w:t>
+      </w:r>
+    </w:p>
+    <w:p>
+      <w:pPr>
+        <w:spacing w:after="120"/>
+      </w:pPr>
+      <w:r>
+        <w:t xml:space="preserve">Introsort, introduced by Musser (1997), is a hybrid sorting algorithm that begins with quicksort and switches to heapsort when the recursion depth exceeds a threshold proportional to log n. This guarantees O(n log n) worst-case time complexity while retaining quicksort's excellent average-case performance and cache locality. In NumPy, introsort is invoked via numpy.sort(kind='quicksort') and serves as the default sorting </w:t>
+      </w:r>
+      <w:r>
+        <w:lastRenderedPageBreak/>
+        <w:t>algorithm. Its average-case performance benefits from good cache behaviour during the quicksort partition phase, making it competitive on random data.</w:t>
+      </w:r>
+    </w:p>
+    <w:p>
+      <w:pPr>
+        <w:spacing w:before="240" w:after="120"/>
+        <w:jc w:val="left"/>
+      </w:pPr>
+      <w:r>
+        <w:rPr>
+          <w:b/>
+        </w:rPr>
+        <w:t>2.1.2 HEAPSORT</w:t>
+      </w:r>
+    </w:p>
+    <w:p>
+      <w:pPr>
+        <w:spacing w:after="120"/>
+      </w:pPr>
+      <w:r>
+        <w:t>Heapsort (Williams, 1964) operates by building a max-heap from the input and repeatedly extracting the maximum element. It runs in O(n log n) time in all cases and requires only O(1) auxiliary space, making it the most space-efficient of the three algorithms. However, its access pattern is inherently non-sequential, leading to poor cache utilisation on modern hardware. Heapsort is invoked in NumPy via numpy.sort(kind='heapsort'). Despite its cache disadvantage, heapsort performs well on data with high duplicate concentration, where quicksort-based algorithms may suffer from poor pivot selection.</w:t>
+      </w:r>
+    </w:p>
+    <w:p>
+      <w:pPr>
+        <w:spacing w:before="240" w:after="120"/>
+        <w:jc w:val="left"/>
+      </w:pPr>
+      <w:r>
+        <w:rPr>
+          <w:b/>
+        </w:rPr>
+        <w:t>2.1.3 TIMSORT</w:t>
+      </w:r>
+    </w:p>
+    <w:p>
+      <w:pPr>
+        <w:spacing w:after="120"/>
+      </w:pPr>
+      <w:r>
+        <w:t>Timsort, designed by Peters (2002) for Python and later adopted by Java, is an adaptive merge sort that exploits natural runs (ascending or descending subsequences) in the input. It identifies existing runs, extends short runs using binary insertion sort, and merges runs using a carefully designed merge policy that maintains a stack invariant. On already-sorted or nearly-sorted data, timsort achieves O(n) time complexity. On random data, it performs O(n log n) comparisons but with higher constant factors than introsort due to its run-detection overhead. In NumPy, timsort is accessible via numpy.sort(kind='stable').</w:t>
+      </w:r>
+    </w:p>
+    <w:p>
+      <w:pPr>
+        <w:spacing w:after="120"/>
+      </w:pPr>
+      <w:r>
+        <w:t>The performance characteristics of these three algorithms create a natural landscape for algorithm selection. Timsort excels on structured data (sorted, nearly sorted, or containing long runs), while introsort and heapsort are competitive on random or heavily duplicated data. The key challenge, as this thesis demonstrates, is that introsort and heapsort are nearly indistinguishable in performance on the majority of real-world inputs.</w:t>
+      </w:r>
+    </w:p>
+    <w:p>
+      <w:pPr>
+        <w:spacing w:before="240" w:after="120"/>
+        <w:jc w:val="left"/>
+      </w:pPr>
+      <w:r>
+        <w:rPr>
+          <w:b/>
+        </w:rPr>
+        <w:t>2.1.4 NON-COMPARISON SORTS</w:t>
+      </w:r>
+    </w:p>
+    <w:p>
+      <w:pPr>
+        <w:spacing w:after="120"/>
+      </w:pPr>
+      <w:r>
+        <w:t xml:space="preserve">Non-comparison sorts such as counting sort and radix sort were considered during the design phase but ultimately excluded from the portfolio. Counting sort achieved zero wins </w:t>
+      </w:r>
+      <w:r>
+        <w:lastRenderedPageBreak/>
+        <w:t>across 720 benchmark arrays because the value range of real-world floating-point data (up to 30 million) makes bincount allocation prohibitively expensive at practical array sizes. Radix sort, when applied to floating-point data through IEEE 754 bit-manipulation, was 20 times slower than introsort in pilot experiments due to the overhead of the bit-level conversion. Both algorithms would require Cython or C extensions to be competitive, violating the thesis constraint that all algorithms use pure NumPy C-level implementations to ensure a fair comparison of algorithm behaviour rather than implementation quality.</w:t>
+      </w:r>
+    </w:p>
+    <w:p>
+      <w:pPr>
         <w:spacing w:before="360" w:after="120"/>
         <w:jc w:val="left"/>
+      </w:pPr>
+      <w:r>
         <w:rPr>
           <w:b/>
-          <w:lang w:val="en-TR"/>
-        </w:rPr>
-      </w:pPr>
-      <w:r>
-        <w:rPr>
-          <w:b/>
-          <w:lang w:val="en-TR"/>
-        </w:rPr>
-        <w:t>Observe actual sort times as new arrays arrive</w:t>
+        </w:rPr>
+        <w:t>2.2 THE ALGORITHM SELECTION PROBLEM</w:t>
       </w:r>
     </w:p>
     <w:p>
       <w:pPr>
-        <w:numPr>
-          <w:ilvl w:val="0"/>
-          <w:numId w:val="21"/>
-        </w:numPr>
+        <w:spacing w:after="120"/>
+      </w:pPr>
+      <w:r>
+        <w:t>The Algorithm Selection Problem (ASP) was formalised by Rice (1976) as follows: given a problem space P, a feature space F, an algorithm space A, and a performance measure y, find a mapping S: F -&gt; A that optimises the expected performance. This abstract formulation has been instantiated in numerous domains over the past five decades.</w:t>
+      </w:r>
+    </w:p>
+    <w:p>
+      <w:pPr>
+        <w:spacing w:after="120"/>
+      </w:pPr>
+      <w:r>
+        <w:t>In the sorting context, the problem space P is the set of all possible input arrays, the feature space F is the 16-dimensional descriptor computed by the feature extraction function, the algorithm space A = {introsort, heapsort, timsort}, and the performance measure is wall-clock execution time. The mapping S is learned from labelled examples where each array is timed under all three algorithms and the label is the fastest.</w:t>
+      </w:r>
+    </w:p>
+    <w:p>
+      <w:pPr>
         <w:spacing w:before="360" w:after="120"/>
         <w:jc w:val="left"/>
+      </w:pPr>
+      <w:r>
         <w:rPr>
           <w:b/>
-          <w:lang w:val="en-TR"/>
-        </w:rPr>
-      </w:pPr>
-      <w:r>
-        <w:rPr>
-          <w:b/>
-          <w:lang w:val="en-TR"/>
-        </w:rPr>
-        <w:t>Update predictions and handle data distribution drift</w:t>
+        </w:rPr>
+        <w:t>2.3 PER-INSTANCE ALGORITHM SELECTION</w:t>
       </w:r>
     </w:p>
     <w:p>
       <w:pPr>
-        <w:numPr>
-          <w:ilvl w:val="0"/>
-          <w:numId w:val="21"/>
-        </w:numPr>
+        <w:spacing w:after="120"/>
+      </w:pPr>
+      <w:r>
+        <w:t>Per-instance algorithm selection extends the ASP by making the selection decision independently for each problem instance, rather than choosing a single algorithm for all instances. This approach has been highly successful in SAT solving, where SATzilla (Xu et al., 2008) uses a portfolio of solvers and runtime prediction models to select the best solver for each SAT instance. SATzilla established the methodology of extracting instance features, training regression or classification models on solver performance data, and evaluating against the VBS and SBS baselines.</w:t>
+      </w:r>
+    </w:p>
+    <w:p>
+      <w:pPr>
+        <w:spacing w:after="120"/>
+      </w:pPr>
+      <w:r>
+        <w:lastRenderedPageBreak/>
+        <w:t>AutoFolio (Lindauer et al., 2015) generalised the SATzilla approach into a configurable algorithm selection framework that automates feature selection, model choice, and hyperparameter tuning. It demonstrated that algorithm selection can be treated as a meta-learning problem, where the portfolio and selector are co-optimised.</w:t>
+      </w:r>
+    </w:p>
+    <w:p>
+      <w:pPr>
+        <w:spacing w:after="120"/>
+      </w:pPr>
+      <w:r>
+        <w:t>In the sorting domain, Li and Mao (2009) used decision trees to select between sorting algorithms based on array properties. Their work demonstrated that simple structural features could predict sorting algorithm performance, but was limited to synthetic data and a small algorithm portfolio. Learned Sort (Kristo et al., 2020) took a different approach by using machine learning to enhance the sorting algorithm itself rather than selecting among existing algorithms. This thesis occupies a complementary position: rather than designing a new sorting algorithm, it selects the best existing C-level implementation for each input.</w:t>
+      </w:r>
+    </w:p>
+    <w:p>
+      <w:pPr>
         <w:spacing w:before="360" w:after="120"/>
         <w:jc w:val="left"/>
+      </w:pPr>
+      <w:r>
         <w:rPr>
           <w:b/>
-          <w:lang w:val="en-TR"/>
-        </w:rPr>
-      </w:pPr>
-      <w:r>
-        <w:rPr>
-          <w:b/>
-          <w:lang w:val="en-TR"/>
-        </w:rPr>
-        <w:t>Adapt continuously without offline retraining</w:t>
+        </w:rPr>
+        <w:t>2.4 FEATURE ENGINEERING FOR ALGORITHM SELECTION</w:t>
       </w:r>
     </w:p>
     <w:p>
       <w:pPr>
+        <w:spacing w:after="120"/>
+      </w:pPr>
+      <w:r>
+        <w:t>The success of per-instance algorithm selection depends critically on the quality of instance features. Features must satisfy three properties: they must be informative (correlated with algorithm performance differences), cheap to compute (the extraction cost must not exceed the time saved by better selection), and robust (they must generalise across data domains).</w:t>
+      </w:r>
+    </w:p>
+    <w:p>
+      <w:pPr>
+        <w:spacing w:after="120"/>
+      </w:pPr>
+      <w:r>
+        <w:t>In SAT solving, features include clause-to-variable ratio, graph properties of the clause structure, and probing features from short solver runs (Xu et al., 2008). In algorithm configuration, features often include problem size, constraint density, and domain-specific structural properties (Hutter et al., 2011).</w:t>
+      </w:r>
+    </w:p>
+    <w:p>
+      <w:pPr>
+        <w:spacing w:after="120"/>
+      </w:pPr>
+      <w:r>
+        <w:t xml:space="preserve">For sorting, the relevant structural properties are well understood from algorithm theory. Timsort benefits from pre-existing order (Sortedness group: adjacent sorted ratio, inversion ratio, runs ratio, longest run ratio). Quicksort-based algorithms benefit from good pivot selection, which is facilitated by high dispersion and low duplication (Spread group: dispersion ratio, IQR normalised, MAD normalised). Array size determines the </w:t>
+      </w:r>
+      <w:r>
+        <w:lastRenderedPageBreak/>
+        <w:t>relative overhead of different algorithms (Scale group: length normalised). These theoretical insights guided the design of the 16-feature set used in this thesis, as detailed in Chapter 3.</w:t>
+      </w:r>
+    </w:p>
+    <w:p>
+      <w:pPr>
         <w:spacing w:before="360" w:after="120"/>
         <w:jc w:val="left"/>
+      </w:pPr>
+      <w:r>
         <w:rPr>
           <w:b/>
-          <w:lang w:val="en-TR"/>
-        </w:rPr>
-      </w:pPr>
-      <w:r>
-        <w:rPr>
-          <w:b/>
-          <w:bCs/>
-          <w:lang w:val="en-TR"/>
-        </w:rPr>
-        <w:t>Objective 6: Release as a Python Library</w:t>
+        </w:rPr>
+        <w:t>2.5 GRADIENT-BOOSTED TREES</w:t>
       </w:r>
     </w:p>
     <w:p>
       <w:pPr>
-        <w:numPr>
-          <w:ilvl w:val="0"/>
-          <w:numId w:val="22"/>
-        </w:numPr>
+        <w:spacing w:after="120"/>
+      </w:pPr>
+      <w:r>
+        <w:t>Gradient-boosted decision trees (GBDT) build an ensemble of weak learners (typically shallow decision trees) sequentially, where each new tree fits the residual errors of the ensemble so far. XGBoost (Chen and Guestrin, 2016) is a widely used implementation that introduces regularisation terms in the objective function and uses histogram-based splits for efficient training.</w:t>
+      </w:r>
+    </w:p>
+    <w:p>
+      <w:pPr>
+        <w:spacing w:after="120"/>
+      </w:pPr>
+      <w:r>
+        <w:t>The XGBoost objective for iteration t is:</w:t>
+      </w:r>
+    </w:p>
+    <w:p>
+      <w:pPr>
+        <w:spacing w:before="120" w:after="120"/>
+        <w:jc w:val="center"/>
+      </w:pPr>
+      <w:r>
+        <w:rPr>
+          <w:i/>
+        </w:rPr>
+        <w:t>L(t) = sum_i l(y_i, y_hat_i^(t-1) + f_t(x_i)) + Omega(f_t)</w:t>
+      </w:r>
+      <w:r>
+        <w:t xml:space="preserve">    (2.1)</w:t>
+      </w:r>
+    </w:p>
+    <w:p>
+      <w:pPr>
+        <w:spacing w:after="120"/>
+      </w:pPr>
+      <w:r>
+        <w:t>where l is the loss function, f_t is the new tree, and Omega(f_t) = gamma * T + 0.5 * lambda * ||w||^2 regularises the tree complexity (T is the number of leaves, w the leaf weights, gamma and lambda are hyperparameters). This regularisation is particularly important for algorithm selection, where overfitting to noisy labels (arising from near-tied algorithm performance) is a primary concern.</w:t>
+      </w:r>
+    </w:p>
+    <w:p>
+      <w:pPr>
+        <w:spacing w:after="120"/>
+      </w:pPr>
+      <w:r>
+        <w:t>For multi-class classification, XGBoost uses the softmax objective (multi:softprob), producing calibrated probability estimates for each class. The predicted class is the one with the highest probability. Early stopping on a validation set prevents overfitting by halting training when validation loss stops improving.</w:t>
+      </w:r>
+    </w:p>
+    <w:p>
+      <w:pPr>
+        <w:spacing w:after="120"/>
+      </w:pPr>
+      <w:r>
+        <w:t>GBDT models have several advantages for algorithm selection: they handle feature interactions naturally (e.g., the interaction between array size and sortedness), are robust to irrelevant features, provide feature importance rankings, and train efficiently on tabular datasets. These properties make XGBoost a standard choice in algorithm selection systems (Kotthoff, 2016).</w:t>
+      </w:r>
+    </w:p>
+    <w:p>
+      <w:pPr>
         <w:spacing w:before="360" w:after="120"/>
         <w:jc w:val="left"/>
+      </w:pPr>
+      <w:r>
         <w:rPr>
           <w:b/>
-          <w:lang w:val="en-TR"/>
-        </w:rPr>
-      </w:pPr>
-      <w:r>
-        <w:rPr>
-          <w:b/>
-          <w:lang w:val="en-TR"/>
-        </w:rPr>
-        <w:lastRenderedPageBreak/>
-        <w:t>Package the complete system with a minimal API</w:t>
+        </w:rPr>
+        <w:t>2.6 CONTEXTUAL BANDITS</w:t>
       </w:r>
     </w:p>
     <w:p>
       <w:pPr>
-        <w:numPr>
-          <w:ilvl w:val="0"/>
-          <w:numId w:val="22"/>
-        </w:numPr>
+        <w:spacing w:after="120"/>
+      </w:pPr>
+      <w:r>
+        <w:lastRenderedPageBreak/>
+        <w:t>Contextual bandits (Li et al., 2010) extend the multi-armed bandit framework by conditioning the action selection on a context vector. At each round t, the agent observes a context x_t (the feature vector of the current array), selects an action a_t (a sorting algorithm), observes a reward r_t (the negative runtime or a binary indicator of selecting the best algorithm), and updates its policy.</w:t>
+      </w:r>
+    </w:p>
+    <w:p>
+      <w:pPr>
+        <w:spacing w:after="120"/>
+      </w:pPr>
+      <w:r>
+        <w:t>LinUCB (Li et al., 2010) is a contextual bandit algorithm that assumes a linear relationship between the expected reward and the context-action features. For each action a, LinUCB maintains a ridge regression model:</w:t>
+      </w:r>
+    </w:p>
+    <w:p>
+      <w:pPr>
+        <w:spacing w:before="120" w:after="120"/>
+        <w:jc w:val="center"/>
+      </w:pPr>
+      <w:r>
+        <w:rPr>
+          <w:i/>
+        </w:rPr>
+        <w:t>E[r_t | x_t, a_t = a] = x_t^T * theta_a</w:t>
+      </w:r>
+      <w:r>
+        <w:t xml:space="preserve">    (2.2)</w:t>
+      </w:r>
+    </w:p>
+    <w:p>
+      <w:pPr>
+        <w:spacing w:after="120"/>
+      </w:pPr>
+      <w:r>
+        <w:t>where theta_a is the parameter vector for action a. The algorithm selects the action that maximises the upper confidence bound:</w:t>
+      </w:r>
+    </w:p>
+    <w:p>
+      <w:pPr>
+        <w:spacing w:before="120" w:after="120"/>
+        <w:jc w:val="center"/>
+      </w:pPr>
+      <w:r>
+        <w:rPr>
+          <w:i/>
+        </w:rPr>
+        <w:t>a_t = argmax_a (x_t^T * theta_hat_a + alpha * sqrt(x_t^T * A_a^{-1} * x_t))</w:t>
+      </w:r>
+      <w:r>
+        <w:t xml:space="preserve">    (2.3)</w:t>
+      </w:r>
+    </w:p>
+    <w:p>
+      <w:pPr>
+        <w:spacing w:after="120"/>
+      </w:pPr>
+      <w:r>
+        <w:t>where A_a = I + sum_{s: a_s=a} x_s * x_s^T is the design matrix, theta_hat_a = A_a^{-1} * b_a is the regularised least-squares estimate, and alpha controls the exploration-exploitation trade-off. The square root term provides an exploration bonus that decreases as more data is observed for each action, encouraging the agent to try under-explored algorithms.</w:t>
+      </w:r>
+    </w:p>
+    <w:p>
+      <w:pPr>
+        <w:spacing w:after="120"/>
+      </w:pPr>
+      <w:r>
+        <w:t>Contextual bandits are preferable to full reinforcement learning (RL) for algorithm selection because the problem is stateless: the choice of sorting algorithm for one array does not affect the distribution of future arrays. This eliminates the need for temporal credit assignment and makes the regret analysis tractable. LinUCB specifically is chosen for its closed-form updates (no gradient descent required), theoretical regret guarantees, and ability to start from a warm prior initialised from the offline XGBoost predictions.</w:t>
+      </w:r>
+    </w:p>
+    <w:p>
+      <w:pPr>
         <w:spacing w:before="360" w:after="120"/>
         <w:jc w:val="left"/>
+      </w:pPr>
+      <w:r>
         <w:rPr>
           <w:b/>
-          <w:lang w:val="en-TR"/>
-        </w:rPr>
-      </w:pPr>
-      <w:r>
-        <w:rPr>
-          <w:b/>
-          <w:lang w:val="en-TR"/>
-        </w:rPr>
-        <w:t>Users pass an array, receive the recommended algorithm</w:t>
+        </w:rPr>
+        <w:t>2.7 RELATED WORK IN ALGORITHM SELECTION</w:t>
       </w:r>
     </w:p>
     <w:p>
       <w:pPr>
-        <w:numPr>
-          <w:ilvl w:val="0"/>
-          <w:numId w:val="22"/>
-        </w:numPr>
-        <w:spacing w:before="360" w:after="120"/>
-        <w:jc w:val="left"/>
-        <w:rPr>
-          <w:b/>
-          <w:lang w:val="en-TR"/>
-        </w:rPr>
-      </w:pPr>
-      <w:r>
-        <w:rPr>
-          <w:b/>
-          <w:lang w:val="en-TR"/>
-        </w:rPr>
-        <w:t>Hide all internal complexity—feature extraction, model loading, adaptive learning</w:t>
+        <w:spacing w:after="120"/>
+      </w:pPr>
+      <w:r>
+        <w:t>Algorithm selection has a rich history spanning multiple computational domains. Table 2.1 summarises the key related work and positions this thesis within the landscape.</w:t>
       </w:r>
     </w:p>
     <w:p>
       <w:pPr>
-        <w:numPr>
-          <w:ilvl w:val="0"/>
-          <w:numId w:val="22"/>
-        </w:numPr>
-        <w:spacing w:before="360" w:after="120"/>
-        <w:jc w:val="left"/>
-        <w:rPr>
-          <w:b/>
-          <w:lang w:val="en-TR"/>
-        </w:rPr>
-      </w:pPr>
-      <w:r>
-        <w:rPr>
-          <w:b/>
-          <w:lang w:val="en-TR"/>
-        </w:rPr>
-        <w:t>Require no knowledge of XGBoost, bandits, or features</w:t>
-      </w:r>
-    </w:p>
-    <w:p>
-      <w:pPr>
-        <w:spacing w:before="360" w:after="120"/>
-        <w:jc w:val="left"/>
-      </w:pPr>
-      <w:r>
-        <w:rPr>
-          <w:b/>
-        </w:rPr>
-        <w:t>1.4 RESEARCH QUESTIONS</w:t>
-      </w:r>
-    </w:p>
-    <w:p>
-      <w:pPr>
-        <w:spacing w:after="120"/>
-      </w:pPr>
-      <w:r>
-        <w:t>This thesis addresses the following research questions:</w:t>
-      </w:r>
-    </w:p>
-    <w:p>
-      <w:pPr>
-        <w:spacing w:after="120"/>
-      </w:pPr>
-      <w:r>
-        <w:t>RQ1: Can a small set of O(n) structural features effectively characterise the performance landscape of sorting algorithms on real-world data?</w:t>
-      </w:r>
-    </w:p>
-    <w:p>
-      <w:pPr>
-        <w:spacing w:after="120"/>
-      </w:pPr>
-      <w:r>
-        <w:t>RQ2: What is the achievable accuracy for a machine learning classifier selecting among three C-level sorting algorithms (introsort, heapsort, timsort) on diverse real-world inputs?</w:t>
-      </w:r>
-    </w:p>
-    <w:p>
-      <w:pPr>
-        <w:spacing w:after="120"/>
-      </w:pPr>
-      <w:r>
-        <w:t>RQ3: To what extent is the algorithm selection problem for sorting fundamentally binary (timsort versus comparison-based sorts) rather than three-way?</w:t>
-      </w:r>
-    </w:p>
-    <w:p>
-      <w:pPr>
-        <w:spacing w:after="120"/>
-      </w:pPr>
-      <w:r>
-        <w:t>RQ4: Can a contextual bandit adapt the selection policy online when the input distribution shifts away from the training distribution?</w:t>
-      </w:r>
-    </w:p>
-    <w:p>
-      <w:pPr>
-        <w:spacing w:before="360" w:after="120"/>
-        <w:jc w:val="left"/>
-      </w:pPr>
-      <w:r>
-        <w:rPr>
-          <w:b/>
-        </w:rPr>
-        <w:t>1.5 OBJECTIVES</w:t>
-      </w:r>
-    </w:p>
-    <w:p>
-      <w:pPr>
-        <w:spacing w:after="120"/>
-      </w:pPr>
-      <w:r>
-        <w:t>The objectives of this thesis are:</w:t>
-      </w:r>
-    </w:p>
-    <w:p>
-      <w:pPr>
-        <w:spacing w:after="120"/>
-      </w:pPr>
-      <w:r>
-        <w:t>1. Design and validate a set of 16 O(n) structural features that capture the properties of input arrays relevant to sorting algorithm performance.</w:t>
-      </w:r>
-    </w:p>
-    <w:p>
-      <w:pPr>
-        <w:spacing w:after="120"/>
-      </w:pPr>
-      <w:r>
-        <w:t>2. Collect a diverse real-world dataset spanning multiple domains (finance, ecology, network traffic, medical, geospatial, text, and public machine learning benchmarks) with rigorous source-level separation to prevent data leakage.</w:t>
-      </w:r>
-    </w:p>
-    <w:p>
-      <w:pPr>
-        <w:spacing w:after="120"/>
-      </w:pPr>
-      <w:r>
-        <w:lastRenderedPageBreak/>
-        <w:t>3. Train and evaluate an XGBoost gradient-boosted tree classifier for offline algorithm selection, reporting honest metrics on held-out test data with zero source leakage.</w:t>
-      </w:r>
-    </w:p>
-    <w:p>
-      <w:pPr>
-        <w:spacing w:after="120"/>
-      </w:pPr>
-      <w:r>
-        <w:t>4. Diagnose the theoretical ceiling of 3-class classification by quantifying the timing similarity between introsort and heapsort on real-world data.</w:t>
-      </w:r>
-    </w:p>
-    <w:p>
-      <w:pPr>
-        <w:spacing w:after="120"/>
-      </w:pPr>
-      <w:r>
-        <w:t>5. Design and implement a LinUCB contextual bandit for online adaptation to distribution shift.</w:t>
-      </w:r>
-    </w:p>
-    <w:p>
-      <w:pPr>
-        <w:spacing w:after="120"/>
-      </w:pPr>
-      <w:r>
-        <w:t>6. Package the system as a deployable Python library with a simple API.</w:t>
-      </w:r>
-    </w:p>
-    <w:p>
-      <w:pPr>
-        <w:spacing w:before="360" w:after="120"/>
-        <w:jc w:val="left"/>
-      </w:pPr>
-      <w:r>
-        <w:rPr>
-          <w:b/>
-        </w:rPr>
-        <w:t>1.6 THESIS CONTRIBUTIONS</w:t>
-      </w:r>
-    </w:p>
-    <w:p>
-      <w:pPr>
-        <w:spacing w:after="120"/>
-      </w:pPr>
-      <w:r>
-        <w:t>This thesis makes the following contributions:</w:t>
-      </w:r>
-    </w:p>
-    <w:p>
-      <w:pPr>
-        <w:spacing w:after="120"/>
-      </w:pPr>
-      <w:r>
-        <w:t>1. Feature engineering for sorting: A set of 16 O(n) features capturing scale, sortedness, uniqueness, spread, structure, randomness, shape, outliers, and local order. Each feature is formally defined with mathematical notation and empirically validated on real-world data.</w:t>
-      </w:r>
-    </w:p>
-    <w:p>
-      <w:pPr>
-        <w:spacing w:after="120"/>
-      </w:pPr>
-      <w:r>
-        <w:t>2. Empirical performance map: A comprehensive benchmark of three C-level sorting algorithm implementations (via NumPy) across 37,976 real-world arrays from 9 domains, with honest evaluation methodology (GroupShuffleSplit by source, 5% tie filter, zero bootstrapping).</w:t>
-      </w:r>
-    </w:p>
-    <w:p>
-      <w:pPr>
-        <w:spacing w:after="120"/>
-      </w:pPr>
-      <w:r>
-        <w:t>3. Honest evaluation and ceiling analysis: A rigorous diagnostic showing that 3-class sorting algorithm selection is bounded at approximately 71% accuracy due to the fundamental timing similarity between introsort and heapsort (median margin 0.8%), while binary classification (timsort versus comparison-sort) achieves 94.2% accuracy.</w:t>
-      </w:r>
-    </w:p>
-    <w:p>
-      <w:pPr>
-        <w:spacing w:after="120"/>
-      </w:pPr>
-      <w:r>
-        <w:t>4. Two-layer adaptive selection system: An offline XGBoost classifier combined with an online LinUCB contextual bandit that adapts to distribution shift without retraining.</w:t>
-      </w:r>
-    </w:p>
-    <w:p>
-      <w:pPr>
-        <w:spacing w:after="120"/>
-      </w:pPr>
-      <w:r>
-        <w:t>5. Reproducible methodology: All code, data collection scripts, training notebooks, and evaluation results are published with full provenance tracking.</w:t>
-      </w:r>
-    </w:p>
-    <w:p>
-      <w:pPr>
-        <w:spacing w:before="360" w:after="120"/>
-        <w:jc w:val="left"/>
-      </w:pPr>
-      <w:r>
-        <w:rPr>
-          <w:b/>
-        </w:rPr>
-        <w:lastRenderedPageBreak/>
-        <w:t>1.7 THESIS OUTLINE</w:t>
-      </w:r>
-    </w:p>
-    <w:p>
-      <w:pPr>
-        <w:spacing w:after="120"/>
-      </w:pPr>
-      <w:r>
-        <w:t>The remainder of this thesis is organised as follows. Chapter 2 provides the theoretical background and reviews related work on sorting algorithms, the algorithm selection problem, feature-based algorithm selection systems, gradient-boosted trees, and contextual bandits. Chapter 3 describes the methodology, including the system architecture, feature engineering, data collection, model training, and evaluation protocol. Chapter 4 presents the experimental results for both the offline classifier and the online bandit. Chapter 5 concludes the thesis and discusses limitations and future work.</w:t>
-      </w:r>
-    </w:p>
-    <w:p>
-      <w:r>
-        <w:br w:type="page"/>
-      </w:r>
-    </w:p>
-    <w:p>
-      <w:pPr>
-        <w:spacing w:before="480" w:after="240"/>
-        <w:jc w:val="center"/>
-      </w:pPr>
-      <w:r>
-        <w:rPr>
-          <w:b/>
-          <w:sz w:val="28"/>
-        </w:rPr>
-        <w:lastRenderedPageBreak/>
-        <w:t>CHAPTER TWO</w:t>
-      </w:r>
-    </w:p>
-    <w:p>
-      <w:pPr>
-        <w:spacing w:before="120" w:after="360"/>
-        <w:jc w:val="center"/>
-      </w:pPr>
-      <w:r>
-        <w:rPr>
-          <w:b/>
-          <w:sz w:val="28"/>
-        </w:rPr>
-        <w:t>BACKGROUND AND RELATED WORK</w:t>
-      </w:r>
-    </w:p>
-    <w:p>
-      <w:pPr>
-        <w:spacing w:before="360" w:after="120"/>
-        <w:jc w:val="left"/>
-      </w:pPr>
-      <w:r>
-        <w:rPr>
-          <w:b/>
-        </w:rPr>
-        <w:t>2.1 SORTING ALGORITHMS</w:t>
-      </w:r>
-    </w:p>
-    <w:p>
-      <w:pPr>
-        <w:spacing w:after="120"/>
-      </w:pPr>
-      <w:r>
-        <w:t>Sorting algorithms arrange elements of a sequence into a specified order. Comparison-based sorting algorithms, which determine order solely through pairwise comparisons, have a theoretical lower bound of O(n log n) comparisons in the worst case (Knuth, 1998). This thesis focuses on three comparison-based algorithms available as C-level implementations in NumPy: introsort, heapsort, and timsort.</w:t>
-      </w:r>
-    </w:p>
-    <w:p>
-      <w:pPr>
         <w:spacing w:before="240" w:after="120"/>
         <w:jc w:val="left"/>
       </w:pPr>
@@ -3583,371 +3561,7 @@
         <w:rPr>
           <w:b/>
         </w:rPr>
-        <w:t>2.1.1 INTROSORT</w:t>
-      </w:r>
-    </w:p>
-    <w:p>
-      <w:pPr>
-        <w:spacing w:after="120"/>
-      </w:pPr>
-      <w:r>
-        <w:t>Introsort, introduced by Musser (1997), is a hybrid sorting algorithm that begins with quicksort and switches to heapsort when the recursion depth exceeds a threshold proportional to log n. This guarantees O(n log n) worst-case time complexity while retaining quicksort's excellent average-case performance and cache locality. In NumPy, introsort is invoked via numpy.sort(kind='quicksort') and serves as the default sorting algorithm. Its average-case performance benefits from good cache behaviour during the quicksort partition phase, making it competitive on random data.</w:t>
-      </w:r>
-    </w:p>
-    <w:p>
-      <w:pPr>
-        <w:spacing w:before="240" w:after="120"/>
-        <w:jc w:val="left"/>
-      </w:pPr>
-      <w:r>
-        <w:rPr>
-          <w:b/>
-        </w:rPr>
-        <w:t>2.1.2 HEAPSORT</w:t>
-      </w:r>
-    </w:p>
-    <w:p>
-      <w:pPr>
-        <w:spacing w:after="120"/>
-      </w:pPr>
-      <w:r>
-        <w:t>Heapsort (Williams, 1964) operates by building a max-heap from the input and repeatedly extracting the maximum element. It runs in O(n log n) time in all cases and requires only O(1) auxiliary space, making it the most space-efficient of the three algorithms. However, its access pattern is inherently non-sequential, leading to poor cache utilisation on modern hardware. Heapsort is invoked in NumPy via numpy.sort(kind='heapsort'). Despite its cache disadvantage, heapsort performs well on data with high duplicate concentration, where quicksort-based algorithms may suffer from poor pivot selection.</w:t>
-      </w:r>
-    </w:p>
-    <w:p>
-      <w:pPr>
-        <w:spacing w:before="240" w:after="120"/>
-        <w:jc w:val="left"/>
-      </w:pPr>
-      <w:r>
-        <w:rPr>
-          <w:b/>
-        </w:rPr>
-        <w:t>2.1.3 TIMSORT</w:t>
-      </w:r>
-    </w:p>
-    <w:p>
-      <w:pPr>
-        <w:spacing w:after="120"/>
-      </w:pPr>
-      <w:r>
         <w:lastRenderedPageBreak/>
-        <w:t>Timsort, designed by Peters (2002) for Python and later adopted by Java, is an adaptive merge sort that exploits natural runs (ascending or descending subsequences) in the input. It identifies existing runs, extends short runs using binary insertion sort, and merges runs using a carefully designed merge policy that maintains a stack invariant. On already-sorted or nearly-sorted data, timsort achieves O(n) time complexity. On random data, it performs O(n log n) comparisons but with higher constant factors than introsort due to its run-detection overhead. In NumPy, timsort is accessible via numpy.sort(kind='stable').</w:t>
-      </w:r>
-    </w:p>
-    <w:p>
-      <w:pPr>
-        <w:spacing w:after="120"/>
-      </w:pPr>
-      <w:r>
-        <w:t>The performance characteristics of these three algorithms create a natural landscape for algorithm selection. Timsort excels on structured data (sorted, nearly sorted, or containing long runs), while introsort and heapsort are competitive on random or heavily duplicated data. The key challenge, as this thesis demonstrates, is that introsort and heapsort are nearly indistinguishable in performance on the majority of real-world inputs.</w:t>
-      </w:r>
-    </w:p>
-    <w:p>
-      <w:pPr>
-        <w:spacing w:before="240" w:after="120"/>
-        <w:jc w:val="left"/>
-      </w:pPr>
-      <w:r>
-        <w:rPr>
-          <w:b/>
-        </w:rPr>
-        <w:t>2.1.4 NON-COMPARISON SORTS</w:t>
-      </w:r>
-    </w:p>
-    <w:p>
-      <w:pPr>
-        <w:spacing w:after="120"/>
-      </w:pPr>
-      <w:r>
-        <w:t>Non-comparison sorts such as counting sort and radix sort were considered during the design phase but ultimately excluded from the portfolio. Counting sort achieved zero wins across 720 benchmark arrays because the value range of real-world floating-point data (up to 30 million) makes bincount allocation prohibitively expensive at practical array sizes. Radix sort, when applied to floating-point data through IEEE 754 bit-manipulation, was 20 times slower than introsort in pilot experiments due to the overhead of the bit-level conversion. Both algorithms would require Cython or C extensions to be competitive, violating the thesis constraint that all algorithms use pure NumPy C-level implementations to ensure a fair comparison of algorithm behaviour rather than implementation quality.</w:t>
-      </w:r>
-    </w:p>
-    <w:p>
-      <w:pPr>
-        <w:spacing w:before="360" w:after="120"/>
-        <w:jc w:val="left"/>
-      </w:pPr>
-      <w:r>
-        <w:rPr>
-          <w:b/>
-        </w:rPr>
-        <w:t>2.2 THE ALGORITHM SELECTION PROBLEM</w:t>
-      </w:r>
-    </w:p>
-    <w:p>
-      <w:pPr>
-        <w:spacing w:after="120"/>
-      </w:pPr>
-      <w:r>
-        <w:t>The Algorithm Selection Problem (ASP) was formalised by Rice (1976) as follows: given a problem space P, a feature space F, an algorithm space A, and a performance measure y, find a mapping S: F -&gt; A that optimises the expected performance. This abstract formulation has been instantiated in numerous domains over the past five decades.</w:t>
-      </w:r>
-    </w:p>
-    <w:p>
-      <w:pPr>
-        <w:spacing w:after="120"/>
-      </w:pPr>
-      <w:r>
-        <w:lastRenderedPageBreak/>
-        <w:t>In the sorting context, the problem space P is the set of all possible input arrays, the feature space F is the 16-dimensional descriptor computed by the feature extraction function, the algorithm space A = {introsort, heapsort, timsort}, and the performance measure is wall-clock execution time. The mapping S is learned from labelled examples where each array is timed under all three algorithms and the label is the fastest.</w:t>
-      </w:r>
-    </w:p>
-    <w:p>
-      <w:pPr>
-        <w:spacing w:before="360" w:after="120"/>
-        <w:jc w:val="left"/>
-      </w:pPr>
-      <w:r>
-        <w:rPr>
-          <w:b/>
-        </w:rPr>
-        <w:t>2.3 PER-INSTANCE ALGORITHM SELECTION</w:t>
-      </w:r>
-    </w:p>
-    <w:p>
-      <w:pPr>
-        <w:spacing w:after="120"/>
-      </w:pPr>
-      <w:r>
-        <w:t>Per-instance algorithm selection extends the ASP by making the selection decision independently for each problem instance, rather than choosing a single algorithm for all instances. This approach has been highly successful in SAT solving, where SATzilla (Xu et al., 2008) uses a portfolio of solvers and runtime prediction models to select the best solver for each SAT instance. SATzilla established the methodology of extracting instance features, training regression or classification models on solver performance data, and evaluating against the VBS and SBS baselines.</w:t>
-      </w:r>
-    </w:p>
-    <w:p>
-      <w:pPr>
-        <w:spacing w:after="120"/>
-      </w:pPr>
-      <w:r>
-        <w:t>AutoFolio (Lindauer et al., 2015) generalised the SATzilla approach into a configurable algorithm selection framework that automates feature selection, model choice, and hyperparameter tuning. It demonstrated that algorithm selection can be treated as a meta-learning problem, where the portfolio and selector are co-optimised.</w:t>
-      </w:r>
-    </w:p>
-    <w:p>
-      <w:pPr>
-        <w:spacing w:after="120"/>
-      </w:pPr>
-      <w:r>
-        <w:t>In the sorting domain, Li and Mao (2009) used decision trees to select between sorting algorithms based on array properties. Their work demonstrated that simple structural features could predict sorting algorithm performance, but was limited to synthetic data and a small algorithm portfolio. Learned Sort (Kristo et al., 2020) took a different approach by using machine learning to enhance the sorting algorithm itself rather than selecting among existing algorithms. This thesis occupies a complementary position: rather than designing a new sorting algorithm, it selects the best existing C-level implementation for each input.</w:t>
-      </w:r>
-    </w:p>
-    <w:p>
-      <w:pPr>
-        <w:spacing w:before="360" w:after="120"/>
-        <w:jc w:val="left"/>
-      </w:pPr>
-      <w:r>
-        <w:rPr>
-          <w:b/>
-        </w:rPr>
-        <w:t>2.4 FEATURE ENGINEERING FOR ALGORITHM SELECTION</w:t>
-      </w:r>
-    </w:p>
-    <w:p>
-      <w:pPr>
-        <w:spacing w:after="120"/>
-      </w:pPr>
-      <w:r>
-        <w:lastRenderedPageBreak/>
-        <w:t>The success of per-instance algorithm selection depends critically on the quality of instance features. Features must satisfy three properties: they must be informative (correlated with algorithm performance differences), cheap to compute (the extraction cost must not exceed the time saved by better selection), and robust (they must generalise across data domains).</w:t>
-      </w:r>
-    </w:p>
-    <w:p>
-      <w:pPr>
-        <w:spacing w:after="120"/>
-      </w:pPr>
-      <w:r>
-        <w:t>In SAT solving, features include clause-to-variable ratio, graph properties of the clause structure, and probing features from short solver runs (Xu et al., 2008). In algorithm configuration, features often include problem size, constraint density, and domain-specific structural properties (Hutter et al., 2011).</w:t>
-      </w:r>
-    </w:p>
-    <w:p>
-      <w:pPr>
-        <w:spacing w:after="120"/>
-      </w:pPr>
-      <w:r>
-        <w:t>For sorting, the relevant structural properties are well understood from algorithm theory. Timsort benefits from pre-existing order (Sortedness group: adjacent sorted ratio, inversion ratio, runs ratio, longest run ratio). Quicksort-based algorithms benefit from good pivot selection, which is facilitated by high dispersion and low duplication (Spread group: dispersion ratio, IQR normalised, MAD normalised). Array size determines the relative overhead of different algorithms (Scale group: length normalised). These theoretical insights guided the design of the 16-feature set used in this thesis, as detailed in Chapter 3.</w:t>
-      </w:r>
-    </w:p>
-    <w:p>
-      <w:pPr>
-        <w:spacing w:before="360" w:after="120"/>
-        <w:jc w:val="left"/>
-      </w:pPr>
-      <w:r>
-        <w:rPr>
-          <w:b/>
-        </w:rPr>
-        <w:t>2.5 GRADIENT-BOOSTED TREES</w:t>
-      </w:r>
-    </w:p>
-    <w:p>
-      <w:pPr>
-        <w:spacing w:after="120"/>
-      </w:pPr>
-      <w:r>
-        <w:t>Gradient-boosted decision trees (GBDT) build an ensemble of weak learners (typically shallow decision trees) sequentially, where each new tree fits the residual errors of the ensemble so far. XGBoost (Chen and Guestrin, 2016) is a widely used implementation that introduces regularisation terms in the objective function and uses histogram-based splits for efficient training.</w:t>
-      </w:r>
-    </w:p>
-    <w:p>
-      <w:pPr>
-        <w:spacing w:after="120"/>
-      </w:pPr>
-      <w:r>
-        <w:t>The XGBoost objective for iteration t is:</w:t>
-      </w:r>
-    </w:p>
-    <w:p>
-      <w:pPr>
-        <w:spacing w:before="120" w:after="120"/>
-        <w:jc w:val="center"/>
-      </w:pPr>
-      <w:r>
-        <w:rPr>
-          <w:i/>
-        </w:rPr>
-        <w:t>L(t) = sum_i l(y_i, y_hat_i^(t-1) + f_t(x_i)) + Omega(f_t)</w:t>
-      </w:r>
-      <w:r>
-        <w:t xml:space="preserve">    (2.1)</w:t>
-      </w:r>
-    </w:p>
-    <w:p>
-      <w:pPr>
-        <w:spacing w:after="120"/>
-      </w:pPr>
-      <w:r>
-        <w:t xml:space="preserve">where l is the loss function, f_t is the new tree, and Omega(f_t) = gamma * T + 0.5 * lambda * ||w||^2 regularises the tree complexity (T is the number of leaves, w the leaf </w:t>
-      </w:r>
-      <w:r>
-        <w:lastRenderedPageBreak/>
-        <w:t>weights, gamma and lambda are hyperparameters). This regularisation is particularly important for algorithm selection, where overfitting to noisy labels (arising from near-tied algorithm performance) is a primary concern.</w:t>
-      </w:r>
-    </w:p>
-    <w:p>
-      <w:pPr>
-        <w:spacing w:after="120"/>
-      </w:pPr>
-      <w:r>
-        <w:t>For multi-class classification, XGBoost uses the softmax objective (multi:softprob), producing calibrated probability estimates for each class. The predicted class is the one with the highest probability. Early stopping on a validation set prevents overfitting by halting training when validation loss stops improving.</w:t>
-      </w:r>
-    </w:p>
-    <w:p>
-      <w:pPr>
-        <w:spacing w:after="120"/>
-      </w:pPr>
-      <w:r>
-        <w:t>GBDT models have several advantages for algorithm selection: they handle feature interactions naturally (e.g., the interaction between array size and sortedness), are robust to irrelevant features, provide feature importance rankings, and train efficiently on tabular datasets. These properties make XGBoost a standard choice in algorithm selection systems (Kotthoff, 2016).</w:t>
-      </w:r>
-    </w:p>
-    <w:p>
-      <w:pPr>
-        <w:spacing w:before="360" w:after="120"/>
-        <w:jc w:val="left"/>
-      </w:pPr>
-      <w:r>
-        <w:rPr>
-          <w:b/>
-        </w:rPr>
-        <w:t>2.6 CONTEXTUAL BANDITS</w:t>
-      </w:r>
-    </w:p>
-    <w:p>
-      <w:pPr>
-        <w:spacing w:after="120"/>
-      </w:pPr>
-      <w:r>
-        <w:t>Contextual bandits (Li et al., 2010) extend the multi-armed bandit framework by conditioning the action selection on a context vector. At each round t, the agent observes a context x_t (the feature vector of the current array), selects an action a_t (a sorting algorithm), observes a reward r_t (the negative runtime or a binary indicator of selecting the best algorithm), and updates its policy.</w:t>
-      </w:r>
-    </w:p>
-    <w:p>
-      <w:pPr>
-        <w:spacing w:after="120"/>
-      </w:pPr>
-      <w:r>
-        <w:t>LinUCB (Li et al., 2010) is a contextual bandit algorithm that assumes a linear relationship between the expected reward and the context-action features. For each action a, LinUCB maintains a ridge regression model:</w:t>
-      </w:r>
-    </w:p>
-    <w:p>
-      <w:pPr>
-        <w:spacing w:before="120" w:after="120"/>
-        <w:jc w:val="center"/>
-      </w:pPr>
-      <w:r>
-        <w:rPr>
-          <w:i/>
-        </w:rPr>
-        <w:t>E[r_t | x_t, a_t = a] = x_t^T * theta_a</w:t>
-      </w:r>
-      <w:r>
-        <w:t xml:space="preserve">    (2.2)</w:t>
-      </w:r>
-    </w:p>
-    <w:p>
-      <w:pPr>
-        <w:spacing w:after="120"/>
-      </w:pPr>
-      <w:r>
-        <w:t>where theta_a is the parameter vector for action a. The algorithm selects the action that maximises the upper confidence bound:</w:t>
-      </w:r>
-    </w:p>
-    <w:p>
-      <w:pPr>
-        <w:spacing w:before="120" w:after="120"/>
-        <w:jc w:val="center"/>
-      </w:pPr>
-      <w:r>
-        <w:rPr>
-          <w:i/>
-        </w:rPr>
-        <w:t>a_t = argmax_a (x_t^T * theta_hat_a + alpha * sqrt(x_t^T * A_a^{-1} * x_t))</w:t>
-      </w:r>
-      <w:r>
-        <w:t xml:space="preserve">    (2.3)</w:t>
-      </w:r>
-    </w:p>
-    <w:p>
-      <w:pPr>
-        <w:spacing w:after="120"/>
-      </w:pPr>
-      <w:r>
-        <w:lastRenderedPageBreak/>
-        <w:t>where A_a = I + sum_{s: a_s=a} x_s * x_s^T is the design matrix, theta_hat_a = A_a^{-1} * b_a is the regularised least-squares estimate, and alpha controls the exploration-exploitation trade-off. The square root term provides an exploration bonus that decreases as more data is observed for each action, encouraging the agent to try under-explored algorithms.</w:t>
-      </w:r>
-    </w:p>
-    <w:p>
-      <w:pPr>
-        <w:spacing w:after="120"/>
-      </w:pPr>
-      <w:r>
-        <w:t>Contextual bandits are preferable to full reinforcement learning (RL) for algorithm selection because the problem is stateless: the choice of sorting algorithm for one array does not affect the distribution of future arrays. This eliminates the need for temporal credit assignment and makes the regret analysis tractable. LinUCB specifically is chosen for its closed-form updates (no gradient descent required), theoretical regret guarantees, and ability to start from a warm prior initialised from the offline XGBoost predictions.</w:t>
-      </w:r>
-    </w:p>
-    <w:p>
-      <w:pPr>
-        <w:spacing w:before="360" w:after="120"/>
-        <w:jc w:val="left"/>
-      </w:pPr>
-      <w:r>
-        <w:rPr>
-          <w:b/>
-        </w:rPr>
-        <w:t>2.7 RELATED WORK IN ALGORITHM SELECTION</w:t>
-      </w:r>
-    </w:p>
-    <w:p>
-      <w:pPr>
-        <w:spacing w:after="120"/>
-      </w:pPr>
-      <w:r>
-        <w:t>Algorithm selection has a rich history spanning multiple computational domains. Table 2.1 summarises the key related work and positions this thesis within the landscape.</w:t>
-      </w:r>
-    </w:p>
-    <w:p>
-      <w:pPr>
-        <w:spacing w:before="240" w:after="120"/>
-        <w:jc w:val="left"/>
-      </w:pPr>
-      <w:r>
-        <w:rPr>
-          <w:b/>
-        </w:rPr>
         <w:t xml:space="preserve">Table 2.1: </w:t>
       </w:r>
       <w:r>
@@ -4464,7 +4078,6 @@
         <w:spacing w:after="120"/>
       </w:pPr>
       <w:r>
-        <w:lastRenderedPageBreak/>
         <w:t>The key differentiator of this thesis is the two-layer architecture. While prior sorting selection work uses static classifiers trained offline, this thesis adds an online contextual bandit layer that adapts to distribution shift. Additionally, the evaluation methodology is designed to be maximally honest: group-based train-test splits by data source prevent all forms of data leakage, and a 5% timing margin filter removes labels that are essentially random coin flips.</w:t>
       </w:r>
     </w:p>
@@ -4493,6 +4106,7 @@
         <w:spacing w:after="120"/>
       </w:pPr>
       <w:r>
+        <w:lastRenderedPageBreak/>
         <w:t>This chapter has reviewed the theoretical foundations of sorting algorithms, the algorithm selection problem, per-instance selection systems, feature engineering, gradient-boosted trees, and contextual bandits. The next chapter describes the methodology used to build and evaluate the adaptive sorting algorithm selector.</w:t>
       </w:r>
     </w:p>
@@ -9356,6 +8970,119 @@
     </w:lvl>
   </w:abstractNum>
   <w:abstractNum w:abstractNumId="9" w15:restartNumberingAfterBreak="0">
+    <w:nsid w:val="09A8308D"/>
+    <w:multiLevelType w:val="hybridMultilevel"/>
+    <w:tmpl w:val="B0E0F7C8"/>
+    <w:lvl w:ilvl="0" w:tplc="04090001">
+      <w:start w:val="1"/>
+      <w:numFmt w:val="bullet"/>
+      <w:lvlText w:val=""/>
+      <w:lvlJc w:val="left"/>
+      <w:pPr>
+        <w:ind w:left="720" w:hanging="360"/>
+      </w:pPr>
+      <w:rPr>
+        <w:rFonts w:ascii="Symbol" w:hAnsi="Symbol" w:hint="default"/>
+      </w:rPr>
+    </w:lvl>
+    <w:lvl w:ilvl="1" w:tplc="04090003" w:tentative="1">
+      <w:start w:val="1"/>
+      <w:numFmt w:val="bullet"/>
+      <w:lvlText w:val="o"/>
+      <w:lvlJc w:val="left"/>
+      <w:pPr>
+        <w:ind w:left="1440" w:hanging="360"/>
+      </w:pPr>
+      <w:rPr>
+        <w:rFonts w:ascii="Courier New" w:hAnsi="Courier New" w:cs="Courier New" w:hint="default"/>
+      </w:rPr>
+    </w:lvl>
+    <w:lvl w:ilvl="2" w:tplc="04090005" w:tentative="1">
+      <w:start w:val="1"/>
+      <w:numFmt w:val="bullet"/>
+      <w:lvlText w:val=""/>
+      <w:lvlJc w:val="left"/>
+      <w:pPr>
+        <w:ind w:left="2160" w:hanging="360"/>
+      </w:pPr>
+      <w:rPr>
+        <w:rFonts w:ascii="Wingdings" w:hAnsi="Wingdings" w:hint="default"/>
+      </w:rPr>
+    </w:lvl>
+    <w:lvl w:ilvl="3" w:tplc="04090001" w:tentative="1">
+      <w:start w:val="1"/>
+      <w:numFmt w:val="bullet"/>
+      <w:lvlText w:val=""/>
+      <w:lvlJc w:val="left"/>
+      <w:pPr>
+        <w:ind w:left="2880" w:hanging="360"/>
+      </w:pPr>
+      <w:rPr>
+        <w:rFonts w:ascii="Symbol" w:hAnsi="Symbol" w:hint="default"/>
+      </w:rPr>
+    </w:lvl>
+    <w:lvl w:ilvl="4" w:tplc="04090003" w:tentative="1">
+      <w:start w:val="1"/>
+      <w:numFmt w:val="bullet"/>
+      <w:lvlText w:val="o"/>
+      <w:lvlJc w:val="left"/>
+      <w:pPr>
+        <w:ind w:left="3600" w:hanging="360"/>
+      </w:pPr>
+      <w:rPr>
+        <w:rFonts w:ascii="Courier New" w:hAnsi="Courier New" w:cs="Courier New" w:hint="default"/>
+      </w:rPr>
+    </w:lvl>
+    <w:lvl w:ilvl="5" w:tplc="04090005" w:tentative="1">
+      <w:start w:val="1"/>
+      <w:numFmt w:val="bullet"/>
+      <w:lvlText w:val=""/>
+      <w:lvlJc w:val="left"/>
+      <w:pPr>
+        <w:ind w:left="4320" w:hanging="360"/>
+      </w:pPr>
+      <w:rPr>
+        <w:rFonts w:ascii="Wingdings" w:hAnsi="Wingdings" w:hint="default"/>
+      </w:rPr>
+    </w:lvl>
+    <w:lvl w:ilvl="6" w:tplc="04090001" w:tentative="1">
+      <w:start w:val="1"/>
+      <w:numFmt w:val="bullet"/>
+      <w:lvlText w:val=""/>
+      <w:lvlJc w:val="left"/>
+      <w:pPr>
+        <w:ind w:left="5040" w:hanging="360"/>
+      </w:pPr>
+      <w:rPr>
+        <w:rFonts w:ascii="Symbol" w:hAnsi="Symbol" w:hint="default"/>
+      </w:rPr>
+    </w:lvl>
+    <w:lvl w:ilvl="7" w:tplc="04090003" w:tentative="1">
+      <w:start w:val="1"/>
+      <w:numFmt w:val="bullet"/>
+      <w:lvlText w:val="o"/>
+      <w:lvlJc w:val="left"/>
+      <w:pPr>
+        <w:ind w:left="5760" w:hanging="360"/>
+      </w:pPr>
+      <w:rPr>
+        <w:rFonts w:ascii="Courier New" w:hAnsi="Courier New" w:cs="Courier New" w:hint="default"/>
+      </w:rPr>
+    </w:lvl>
+    <w:lvl w:ilvl="8" w:tplc="04090005" w:tentative="1">
+      <w:start w:val="1"/>
+      <w:numFmt w:val="bullet"/>
+      <w:lvlText w:val=""/>
+      <w:lvlJc w:val="left"/>
+      <w:pPr>
+        <w:ind w:left="6480" w:hanging="360"/>
+      </w:pPr>
+      <w:rPr>
+        <w:rFonts w:ascii="Wingdings" w:hAnsi="Wingdings" w:hint="default"/>
+      </w:rPr>
+    </w:lvl>
+  </w:abstractNum>
+  <w:abstractNum w:abstractNumId="10" w15:restartNumberingAfterBreak="0">
     <w:nsid w:val="11163698"/>
     <w:multiLevelType w:val="multilevel"/>
     <w:tmpl w:val="5E08EB86"/>
@@ -9504,7 +9231,120 @@
       </w:rPr>
     </w:lvl>
   </w:abstractNum>
-  <w:abstractNum w:abstractNumId="10" w15:restartNumberingAfterBreak="0">
+  <w:abstractNum w:abstractNumId="11" w15:restartNumberingAfterBreak="0">
+    <w:nsid w:val="196D299D"/>
+    <w:multiLevelType w:val="hybridMultilevel"/>
+    <w:tmpl w:val="2D520C8A"/>
+    <w:lvl w:ilvl="0" w:tplc="04090001">
+      <w:start w:val="1"/>
+      <w:numFmt w:val="bullet"/>
+      <w:lvlText w:val=""/>
+      <w:lvlJc w:val="left"/>
+      <w:pPr>
+        <w:ind w:left="720" w:hanging="360"/>
+      </w:pPr>
+      <w:rPr>
+        <w:rFonts w:ascii="Symbol" w:hAnsi="Symbol" w:hint="default"/>
+      </w:rPr>
+    </w:lvl>
+    <w:lvl w:ilvl="1" w:tplc="04090003" w:tentative="1">
+      <w:start w:val="1"/>
+      <w:numFmt w:val="bullet"/>
+      <w:lvlText w:val="o"/>
+      <w:lvlJc w:val="left"/>
+      <w:pPr>
+        <w:ind w:left="1440" w:hanging="360"/>
+      </w:pPr>
+      <w:rPr>
+        <w:rFonts w:ascii="Courier New" w:hAnsi="Courier New" w:cs="Courier New" w:hint="default"/>
+      </w:rPr>
+    </w:lvl>
+    <w:lvl w:ilvl="2" w:tplc="04090005" w:tentative="1">
+      <w:start w:val="1"/>
+      <w:numFmt w:val="bullet"/>
+      <w:lvlText w:val=""/>
+      <w:lvlJc w:val="left"/>
+      <w:pPr>
+        <w:ind w:left="2160" w:hanging="360"/>
+      </w:pPr>
+      <w:rPr>
+        <w:rFonts w:ascii="Wingdings" w:hAnsi="Wingdings" w:hint="default"/>
+      </w:rPr>
+    </w:lvl>
+    <w:lvl w:ilvl="3" w:tplc="04090001" w:tentative="1">
+      <w:start w:val="1"/>
+      <w:numFmt w:val="bullet"/>
+      <w:lvlText w:val=""/>
+      <w:lvlJc w:val="left"/>
+      <w:pPr>
+        <w:ind w:left="2880" w:hanging="360"/>
+      </w:pPr>
+      <w:rPr>
+        <w:rFonts w:ascii="Symbol" w:hAnsi="Symbol" w:hint="default"/>
+      </w:rPr>
+    </w:lvl>
+    <w:lvl w:ilvl="4" w:tplc="04090003" w:tentative="1">
+      <w:start w:val="1"/>
+      <w:numFmt w:val="bullet"/>
+      <w:lvlText w:val="o"/>
+      <w:lvlJc w:val="left"/>
+      <w:pPr>
+        <w:ind w:left="3600" w:hanging="360"/>
+      </w:pPr>
+      <w:rPr>
+        <w:rFonts w:ascii="Courier New" w:hAnsi="Courier New" w:cs="Courier New" w:hint="default"/>
+      </w:rPr>
+    </w:lvl>
+    <w:lvl w:ilvl="5" w:tplc="04090005" w:tentative="1">
+      <w:start w:val="1"/>
+      <w:numFmt w:val="bullet"/>
+      <w:lvlText w:val=""/>
+      <w:lvlJc w:val="left"/>
+      <w:pPr>
+        <w:ind w:left="4320" w:hanging="360"/>
+      </w:pPr>
+      <w:rPr>
+        <w:rFonts w:ascii="Wingdings" w:hAnsi="Wingdings" w:hint="default"/>
+      </w:rPr>
+    </w:lvl>
+    <w:lvl w:ilvl="6" w:tplc="04090001" w:tentative="1">
+      <w:start w:val="1"/>
+      <w:numFmt w:val="bullet"/>
+      <w:lvlText w:val=""/>
+      <w:lvlJc w:val="left"/>
+      <w:pPr>
+        <w:ind w:left="5040" w:hanging="360"/>
+      </w:pPr>
+      <w:rPr>
+        <w:rFonts w:ascii="Symbol" w:hAnsi="Symbol" w:hint="default"/>
+      </w:rPr>
+    </w:lvl>
+    <w:lvl w:ilvl="7" w:tplc="04090003" w:tentative="1">
+      <w:start w:val="1"/>
+      <w:numFmt w:val="bullet"/>
+      <w:lvlText w:val="o"/>
+      <w:lvlJc w:val="left"/>
+      <w:pPr>
+        <w:ind w:left="5760" w:hanging="360"/>
+      </w:pPr>
+      <w:rPr>
+        <w:rFonts w:ascii="Courier New" w:hAnsi="Courier New" w:cs="Courier New" w:hint="default"/>
+      </w:rPr>
+    </w:lvl>
+    <w:lvl w:ilvl="8" w:tplc="04090005" w:tentative="1">
+      <w:start w:val="1"/>
+      <w:numFmt w:val="bullet"/>
+      <w:lvlText w:val=""/>
+      <w:lvlJc w:val="left"/>
+      <w:pPr>
+        <w:ind w:left="6480" w:hanging="360"/>
+      </w:pPr>
+      <w:rPr>
+        <w:rFonts w:ascii="Wingdings" w:hAnsi="Wingdings" w:hint="default"/>
+      </w:rPr>
+    </w:lvl>
+  </w:abstractNum>
+  <w:abstractNum w:abstractNumId="12" w15:restartNumberingAfterBreak="0">
     <w:nsid w:val="1B8A3B2A"/>
     <w:multiLevelType w:val="multilevel"/>
     <w:tmpl w:val="D1F0A58A"/>
@@ -9653,7 +9493,7 @@
       </w:rPr>
     </w:lvl>
   </w:abstractNum>
-  <w:abstractNum w:abstractNumId="11" w15:restartNumberingAfterBreak="0">
+  <w:abstractNum w:abstractNumId="13" w15:restartNumberingAfterBreak="0">
     <w:nsid w:val="295D7CB8"/>
     <w:multiLevelType w:val="multilevel"/>
     <w:tmpl w:val="D3D2BE7C"/>
@@ -9802,7 +9642,7 @@
       </w:rPr>
     </w:lvl>
   </w:abstractNum>
-  <w:abstractNum w:abstractNumId="12" w15:restartNumberingAfterBreak="0">
+  <w:abstractNum w:abstractNumId="14" w15:restartNumberingAfterBreak="0">
     <w:nsid w:val="2F050FB1"/>
     <w:multiLevelType w:val="multilevel"/>
     <w:tmpl w:val="33C0CD54"/>
@@ -9951,7 +9791,7 @@
       </w:rPr>
     </w:lvl>
   </w:abstractNum>
-  <w:abstractNum w:abstractNumId="13" w15:restartNumberingAfterBreak="0">
+  <w:abstractNum w:abstractNumId="15" w15:restartNumberingAfterBreak="0">
     <w:nsid w:val="33E63BCB"/>
     <w:multiLevelType w:val="multilevel"/>
     <w:tmpl w:val="28B4ED5A"/>
@@ -10100,7 +9940,120 @@
       </w:rPr>
     </w:lvl>
   </w:abstractNum>
-  <w:abstractNum w:abstractNumId="14" w15:restartNumberingAfterBreak="0">
+  <w:abstractNum w:abstractNumId="16" w15:restartNumberingAfterBreak="0">
+    <w:nsid w:val="44FD540A"/>
+    <w:multiLevelType w:val="hybridMultilevel"/>
+    <w:tmpl w:val="B17E9A64"/>
+    <w:lvl w:ilvl="0" w:tplc="04090001">
+      <w:start w:val="1"/>
+      <w:numFmt w:val="bullet"/>
+      <w:lvlText w:val=""/>
+      <w:lvlJc w:val="left"/>
+      <w:pPr>
+        <w:ind w:left="720" w:hanging="360"/>
+      </w:pPr>
+      <w:rPr>
+        <w:rFonts w:ascii="Symbol" w:hAnsi="Symbol" w:hint="default"/>
+      </w:rPr>
+    </w:lvl>
+    <w:lvl w:ilvl="1" w:tplc="04090003" w:tentative="1">
+      <w:start w:val="1"/>
+      <w:numFmt w:val="bullet"/>
+      <w:lvlText w:val="o"/>
+      <w:lvlJc w:val="left"/>
+      <w:pPr>
+        <w:ind w:left="1440" w:hanging="360"/>
+      </w:pPr>
+      <w:rPr>
+        <w:rFonts w:ascii="Courier New" w:hAnsi="Courier New" w:cs="Courier New" w:hint="default"/>
+      </w:rPr>
+    </w:lvl>
+    <w:lvl w:ilvl="2" w:tplc="04090005" w:tentative="1">
+      <w:start w:val="1"/>
+      <w:numFmt w:val="bullet"/>
+      <w:lvlText w:val=""/>
+      <w:lvlJc w:val="left"/>
+      <w:pPr>
+        <w:ind w:left="2160" w:hanging="360"/>
+      </w:pPr>
+      <w:rPr>
+        <w:rFonts w:ascii="Wingdings" w:hAnsi="Wingdings" w:hint="default"/>
+      </w:rPr>
+    </w:lvl>
+    <w:lvl w:ilvl="3" w:tplc="04090001" w:tentative="1">
+      <w:start w:val="1"/>
+      <w:numFmt w:val="bullet"/>
+      <w:lvlText w:val=""/>
+      <w:lvlJc w:val="left"/>
+      <w:pPr>
+        <w:ind w:left="2880" w:hanging="360"/>
+      </w:pPr>
+      <w:rPr>
+        <w:rFonts w:ascii="Symbol" w:hAnsi="Symbol" w:hint="default"/>
+      </w:rPr>
+    </w:lvl>
+    <w:lvl w:ilvl="4" w:tplc="04090003" w:tentative="1">
+      <w:start w:val="1"/>
+      <w:numFmt w:val="bullet"/>
+      <w:lvlText w:val="o"/>
+      <w:lvlJc w:val="left"/>
+      <w:pPr>
+        <w:ind w:left="3600" w:hanging="360"/>
+      </w:pPr>
+      <w:rPr>
+        <w:rFonts w:ascii="Courier New" w:hAnsi="Courier New" w:cs="Courier New" w:hint="default"/>
+      </w:rPr>
+    </w:lvl>
+    <w:lvl w:ilvl="5" w:tplc="04090005" w:tentative="1">
+      <w:start w:val="1"/>
+      <w:numFmt w:val="bullet"/>
+      <w:lvlText w:val=""/>
+      <w:lvlJc w:val="left"/>
+      <w:pPr>
+        <w:ind w:left="4320" w:hanging="360"/>
+      </w:pPr>
+      <w:rPr>
+        <w:rFonts w:ascii="Wingdings" w:hAnsi="Wingdings" w:hint="default"/>
+      </w:rPr>
+    </w:lvl>
+    <w:lvl w:ilvl="6" w:tplc="04090001" w:tentative="1">
+      <w:start w:val="1"/>
+      <w:numFmt w:val="bullet"/>
+      <w:lvlText w:val=""/>
+      <w:lvlJc w:val="left"/>
+      <w:pPr>
+        <w:ind w:left="5040" w:hanging="360"/>
+      </w:pPr>
+      <w:rPr>
+        <w:rFonts w:ascii="Symbol" w:hAnsi="Symbol" w:hint="default"/>
+      </w:rPr>
+    </w:lvl>
+    <w:lvl w:ilvl="7" w:tplc="04090003" w:tentative="1">
+      <w:start w:val="1"/>
+      <w:numFmt w:val="bullet"/>
+      <w:lvlText w:val="o"/>
+      <w:lvlJc w:val="left"/>
+      <w:pPr>
+        <w:ind w:left="5760" w:hanging="360"/>
+      </w:pPr>
+      <w:rPr>
+        <w:rFonts w:ascii="Courier New" w:hAnsi="Courier New" w:cs="Courier New" w:hint="default"/>
+      </w:rPr>
+    </w:lvl>
+    <w:lvl w:ilvl="8" w:tplc="04090005" w:tentative="1">
+      <w:start w:val="1"/>
+      <w:numFmt w:val="bullet"/>
+      <w:lvlText w:val=""/>
+      <w:lvlJc w:val="left"/>
+      <w:pPr>
+        <w:ind w:left="6480" w:hanging="360"/>
+      </w:pPr>
+      <w:rPr>
+        <w:rFonts w:ascii="Wingdings" w:hAnsi="Wingdings" w:hint="default"/>
+      </w:rPr>
+    </w:lvl>
+  </w:abstractNum>
+  <w:abstractNum w:abstractNumId="17" w15:restartNumberingAfterBreak="0">
     <w:nsid w:val="49145B31"/>
     <w:multiLevelType w:val="multilevel"/>
     <w:tmpl w:val="554CA870"/>
@@ -10249,7 +10202,120 @@
       </w:rPr>
     </w:lvl>
   </w:abstractNum>
-  <w:abstractNum w:abstractNumId="15" w15:restartNumberingAfterBreak="0">
+  <w:abstractNum w:abstractNumId="18" w15:restartNumberingAfterBreak="0">
+    <w:nsid w:val="4C28547B"/>
+    <w:multiLevelType w:val="hybridMultilevel"/>
+    <w:tmpl w:val="777C7314"/>
+    <w:lvl w:ilvl="0" w:tplc="04090001">
+      <w:start w:val="1"/>
+      <w:numFmt w:val="bullet"/>
+      <w:lvlText w:val=""/>
+      <w:lvlJc w:val="left"/>
+      <w:pPr>
+        <w:ind w:left="720" w:hanging="360"/>
+      </w:pPr>
+      <w:rPr>
+        <w:rFonts w:ascii="Symbol" w:hAnsi="Symbol" w:hint="default"/>
+      </w:rPr>
+    </w:lvl>
+    <w:lvl w:ilvl="1" w:tplc="04090003" w:tentative="1">
+      <w:start w:val="1"/>
+      <w:numFmt w:val="bullet"/>
+      <w:lvlText w:val="o"/>
+      <w:lvlJc w:val="left"/>
+      <w:pPr>
+        <w:ind w:left="1440" w:hanging="360"/>
+      </w:pPr>
+      <w:rPr>
+        <w:rFonts w:ascii="Courier New" w:hAnsi="Courier New" w:cs="Courier New" w:hint="default"/>
+      </w:rPr>
+    </w:lvl>
+    <w:lvl w:ilvl="2" w:tplc="04090005" w:tentative="1">
+      <w:start w:val="1"/>
+      <w:numFmt w:val="bullet"/>
+      <w:lvlText w:val=""/>
+      <w:lvlJc w:val="left"/>
+      <w:pPr>
+        <w:ind w:left="2160" w:hanging="360"/>
+      </w:pPr>
+      <w:rPr>
+        <w:rFonts w:ascii="Wingdings" w:hAnsi="Wingdings" w:hint="default"/>
+      </w:rPr>
+    </w:lvl>
+    <w:lvl w:ilvl="3" w:tplc="04090001" w:tentative="1">
+      <w:start w:val="1"/>
+      <w:numFmt w:val="bullet"/>
+      <w:lvlText w:val=""/>
+      <w:lvlJc w:val="left"/>
+      <w:pPr>
+        <w:ind w:left="2880" w:hanging="360"/>
+      </w:pPr>
+      <w:rPr>
+        <w:rFonts w:ascii="Symbol" w:hAnsi="Symbol" w:hint="default"/>
+      </w:rPr>
+    </w:lvl>
+    <w:lvl w:ilvl="4" w:tplc="04090003" w:tentative="1">
+      <w:start w:val="1"/>
+      <w:numFmt w:val="bullet"/>
+      <w:lvlText w:val="o"/>
+      <w:lvlJc w:val="left"/>
+      <w:pPr>
+        <w:ind w:left="3600" w:hanging="360"/>
+      </w:pPr>
+      <w:rPr>
+        <w:rFonts w:ascii="Courier New" w:hAnsi="Courier New" w:cs="Courier New" w:hint="default"/>
+      </w:rPr>
+    </w:lvl>
+    <w:lvl w:ilvl="5" w:tplc="04090005" w:tentative="1">
+      <w:start w:val="1"/>
+      <w:numFmt w:val="bullet"/>
+      <w:lvlText w:val=""/>
+      <w:lvlJc w:val="left"/>
+      <w:pPr>
+        <w:ind w:left="4320" w:hanging="360"/>
+      </w:pPr>
+      <w:rPr>
+        <w:rFonts w:ascii="Wingdings" w:hAnsi="Wingdings" w:hint="default"/>
+      </w:rPr>
+    </w:lvl>
+    <w:lvl w:ilvl="6" w:tplc="04090001" w:tentative="1">
+      <w:start w:val="1"/>
+      <w:numFmt w:val="bullet"/>
+      <w:lvlText w:val=""/>
+      <w:lvlJc w:val="left"/>
+      <w:pPr>
+        <w:ind w:left="5040" w:hanging="360"/>
+      </w:pPr>
+      <w:rPr>
+        <w:rFonts w:ascii="Symbol" w:hAnsi="Symbol" w:hint="default"/>
+      </w:rPr>
+    </w:lvl>
+    <w:lvl w:ilvl="7" w:tplc="04090003" w:tentative="1">
+      <w:start w:val="1"/>
+      <w:numFmt w:val="bullet"/>
+      <w:lvlText w:val="o"/>
+      <w:lvlJc w:val="left"/>
+      <w:pPr>
+        <w:ind w:left="5760" w:hanging="360"/>
+      </w:pPr>
+      <w:rPr>
+        <w:rFonts w:ascii="Courier New" w:hAnsi="Courier New" w:cs="Courier New" w:hint="default"/>
+      </w:rPr>
+    </w:lvl>
+    <w:lvl w:ilvl="8" w:tplc="04090005" w:tentative="1">
+      <w:start w:val="1"/>
+      <w:numFmt w:val="bullet"/>
+      <w:lvlText w:val=""/>
+      <w:lvlJc w:val="left"/>
+      <w:pPr>
+        <w:ind w:left="6480" w:hanging="360"/>
+      </w:pPr>
+      <w:rPr>
+        <w:rFonts w:ascii="Wingdings" w:hAnsi="Wingdings" w:hint="default"/>
+      </w:rPr>
+    </w:lvl>
+  </w:abstractNum>
+  <w:abstractNum w:abstractNumId="19" w15:restartNumberingAfterBreak="0">
     <w:nsid w:val="55DB09E6"/>
     <w:multiLevelType w:val="multilevel"/>
     <w:tmpl w:val="F252EADE"/>
@@ -10398,7 +10464,7 @@
       </w:rPr>
     </w:lvl>
   </w:abstractNum>
-  <w:abstractNum w:abstractNumId="16" w15:restartNumberingAfterBreak="0">
+  <w:abstractNum w:abstractNumId="20" w15:restartNumberingAfterBreak="0">
     <w:nsid w:val="5A7802BB"/>
     <w:multiLevelType w:val="multilevel"/>
     <w:tmpl w:val="E0361638"/>
@@ -10547,7 +10613,7 @@
       </w:rPr>
     </w:lvl>
   </w:abstractNum>
-  <w:abstractNum w:abstractNumId="17" w15:restartNumberingAfterBreak="0">
+  <w:abstractNum w:abstractNumId="21" w15:restartNumberingAfterBreak="0">
     <w:nsid w:val="5D001E3D"/>
     <w:multiLevelType w:val="hybridMultilevel"/>
     <w:tmpl w:val="8498649E"/>
@@ -10660,7 +10726,7 @@
       </w:rPr>
     </w:lvl>
   </w:abstractNum>
-  <w:abstractNum w:abstractNumId="18" w15:restartNumberingAfterBreak="0">
+  <w:abstractNum w:abstractNumId="22" w15:restartNumberingAfterBreak="0">
     <w:nsid w:val="6A755845"/>
     <w:multiLevelType w:val="multilevel"/>
     <w:tmpl w:val="3D22B35A"/>
@@ -10809,7 +10875,7 @@
       </w:rPr>
     </w:lvl>
   </w:abstractNum>
-  <w:abstractNum w:abstractNumId="19" w15:restartNumberingAfterBreak="0">
+  <w:abstractNum w:abstractNumId="23" w15:restartNumberingAfterBreak="0">
     <w:nsid w:val="7B2639CE"/>
     <w:multiLevelType w:val="multilevel"/>
     <w:tmpl w:val="A5949CD4"/>
@@ -10958,7 +11024,7 @@
       </w:rPr>
     </w:lvl>
   </w:abstractNum>
-  <w:abstractNum w:abstractNumId="20" w15:restartNumberingAfterBreak="0">
+  <w:abstractNum w:abstractNumId="24" w15:restartNumberingAfterBreak="0">
     <w:nsid w:val="7E1F36B6"/>
     <w:multiLevelType w:val="multilevel"/>
     <w:tmpl w:val="5BD43484"/>
@@ -11107,7 +11173,7 @@
       </w:rPr>
     </w:lvl>
   </w:abstractNum>
-  <w:abstractNum w:abstractNumId="21" w15:restartNumberingAfterBreak="0">
+  <w:abstractNum w:abstractNumId="25" w15:restartNumberingAfterBreak="0">
     <w:nsid w:val="7EFE2EDA"/>
     <w:multiLevelType w:val="multilevel"/>
     <w:tmpl w:val="592E962E"/>
@@ -11284,42 +11350,54 @@
     <w:abstractNumId w:val="0"/>
   </w:num>
   <w:num w:numId="10" w16cid:durableId="1225608282">
+    <w:abstractNumId w:val="21"/>
+  </w:num>
+  <w:num w:numId="11" w16cid:durableId="886527080">
     <w:abstractNumId w:val="17"/>
   </w:num>
-  <w:num w:numId="11" w16cid:durableId="886527080">
+  <w:num w:numId="12" w16cid:durableId="425463555">
+    <w:abstractNumId w:val="22"/>
+  </w:num>
+  <w:num w:numId="13" w16cid:durableId="314339261">
+    <w:abstractNumId w:val="12"/>
+  </w:num>
+  <w:num w:numId="14" w16cid:durableId="136728784">
+    <w:abstractNumId w:val="23"/>
+  </w:num>
+  <w:num w:numId="15" w16cid:durableId="342828185">
+    <w:abstractNumId w:val="24"/>
+  </w:num>
+  <w:num w:numId="16" w16cid:durableId="312372695">
+    <w:abstractNumId w:val="15"/>
+  </w:num>
+  <w:num w:numId="17" w16cid:durableId="1230767334">
     <w:abstractNumId w:val="14"/>
   </w:num>
-  <w:num w:numId="12" w16cid:durableId="425463555">
+  <w:num w:numId="18" w16cid:durableId="372310768">
+    <w:abstractNumId w:val="13"/>
+  </w:num>
+  <w:num w:numId="19" w16cid:durableId="1793982993">
+    <w:abstractNumId w:val="19"/>
+  </w:num>
+  <w:num w:numId="20" w16cid:durableId="1817067163">
+    <w:abstractNumId w:val="25"/>
+  </w:num>
+  <w:num w:numId="21" w16cid:durableId="432290678">
+    <w:abstractNumId w:val="10"/>
+  </w:num>
+  <w:num w:numId="22" w16cid:durableId="1716587120">
+    <w:abstractNumId w:val="20"/>
+  </w:num>
+  <w:num w:numId="23" w16cid:durableId="903219460">
+    <w:abstractNumId w:val="9"/>
+  </w:num>
+  <w:num w:numId="24" w16cid:durableId="953484982">
+    <w:abstractNumId w:val="11"/>
+  </w:num>
+  <w:num w:numId="25" w16cid:durableId="696151636">
     <w:abstractNumId w:val="18"/>
   </w:num>
-  <w:num w:numId="13" w16cid:durableId="314339261">
-    <w:abstractNumId w:val="10"/>
-  </w:num>
-  <w:num w:numId="14" w16cid:durableId="136728784">
-    <w:abstractNumId w:val="19"/>
-  </w:num>
-  <w:num w:numId="15" w16cid:durableId="342828185">
-    <w:abstractNumId w:val="20"/>
-  </w:num>
-  <w:num w:numId="16" w16cid:durableId="312372695">
-    <w:abstractNumId w:val="13"/>
-  </w:num>
-  <w:num w:numId="17" w16cid:durableId="1230767334">
-    <w:abstractNumId w:val="12"/>
-  </w:num>
-  <w:num w:numId="18" w16cid:durableId="372310768">
-    <w:abstractNumId w:val="11"/>
-  </w:num>
-  <w:num w:numId="19" w16cid:durableId="1793982993">
-    <w:abstractNumId w:val="15"/>
-  </w:num>
-  <w:num w:numId="20" w16cid:durableId="1817067163">
-    <w:abstractNumId w:val="21"/>
-  </w:num>
-  <w:num w:numId="21" w16cid:durableId="432290678">
-    <w:abstractNumId w:val="9"/>
-  </w:num>
-  <w:num w:numId="22" w16cid:durableId="1716587120">
+  <w:num w:numId="26" w16cid:durableId="165025537">
     <w:abstractNumId w:val="16"/>
   </w:num>
 </w:numbering>
